--- a/public/kak-translok-biasa.docx
+++ b/public/kak-translok-biasa.docx
@@ -49,7 +49,6 @@
           <w:szCs w:val="24"/>
         </w:rPr>
       </w:pPr>
-      <w:proofErr w:type="gramStart"/>
       <w:r>
         <w:rPr>
           <w:rFonts w:ascii="Arial" w:eastAsia="Arial" w:hAnsi="Arial" w:cs="Arial"/>
@@ -58,18 +57,7 @@
           <w:sz w:val="24"/>
           <w:szCs w:val="24"/>
         </w:rPr>
-        <w:t>PEKERJAAN :</w:t>
-      </w:r>
-      <w:proofErr w:type="gramEnd"/>
-      <w:r>
-        <w:rPr>
-          <w:rFonts w:ascii="Arial" w:eastAsia="Arial" w:hAnsi="Arial" w:cs="Arial"/>
-          <w:b/>
-          <w:bCs/>
-          <w:sz w:val="24"/>
-          <w:szCs w:val="24"/>
-        </w:rPr>
-        <w:t xml:space="preserve"> </w:t>
+        <w:t xml:space="preserve">PEKERJAAN : </w:t>
       </w:r>
     </w:p>
     <w:p>
@@ -282,133 +270,7 @@
                 <w:sz w:val="22"/>
                 <w:szCs w:val="22"/>
               </w:rPr>
-              <w:t xml:space="preserve">Maksud </w:t>
-            </w:r>
-            <w:proofErr w:type="spellStart"/>
-            <w:r>
-              <w:rPr>
-                <w:rFonts w:ascii="Arial" w:eastAsia="Arial" w:hAnsi="Arial" w:cs="Arial"/>
-                <w:sz w:val="22"/>
-                <w:szCs w:val="22"/>
-              </w:rPr>
-              <w:t>dari</w:t>
-            </w:r>
-            <w:proofErr w:type="spellEnd"/>
-            <w:r>
-              <w:rPr>
-                <w:rFonts w:ascii="Arial" w:eastAsia="Arial" w:hAnsi="Arial" w:cs="Arial"/>
-                <w:sz w:val="22"/>
-                <w:szCs w:val="22"/>
-              </w:rPr>
-              <w:t xml:space="preserve"> </w:t>
-            </w:r>
-            <w:proofErr w:type="spellStart"/>
-            <w:r>
-              <w:rPr>
-                <w:rFonts w:ascii="Arial" w:eastAsia="Arial" w:hAnsi="Arial" w:cs="Arial"/>
-                <w:sz w:val="22"/>
-                <w:szCs w:val="22"/>
-              </w:rPr>
-              <w:t>pengadaan</w:t>
-            </w:r>
-            <w:proofErr w:type="spellEnd"/>
-            <w:r>
-              <w:rPr>
-                <w:rFonts w:ascii="Arial" w:eastAsia="Arial" w:hAnsi="Arial" w:cs="Arial"/>
-                <w:sz w:val="22"/>
-                <w:szCs w:val="22"/>
-              </w:rPr>
-              <w:t xml:space="preserve"> </w:t>
-            </w:r>
-            <w:proofErr w:type="spellStart"/>
-            <w:r>
-              <w:rPr>
-                <w:rFonts w:ascii="Arial" w:eastAsia="Arial" w:hAnsi="Arial" w:cs="Arial"/>
-                <w:sz w:val="22"/>
-                <w:szCs w:val="22"/>
-              </w:rPr>
-              <w:t>ini</w:t>
-            </w:r>
-            <w:proofErr w:type="spellEnd"/>
-            <w:r>
-              <w:rPr>
-                <w:rFonts w:ascii="Arial" w:eastAsia="Arial" w:hAnsi="Arial" w:cs="Arial"/>
-                <w:sz w:val="22"/>
-                <w:szCs w:val="22"/>
-              </w:rPr>
-              <w:t xml:space="preserve"> </w:t>
-            </w:r>
-            <w:proofErr w:type="spellStart"/>
-            <w:r>
-              <w:rPr>
-                <w:rFonts w:ascii="Arial" w:eastAsia="Arial" w:hAnsi="Arial" w:cs="Arial"/>
-                <w:sz w:val="22"/>
-                <w:szCs w:val="22"/>
-              </w:rPr>
-              <w:t>adalah</w:t>
-            </w:r>
-            <w:proofErr w:type="spellEnd"/>
-            <w:r>
-              <w:rPr>
-                <w:rFonts w:ascii="Arial" w:eastAsia="Arial" w:hAnsi="Arial" w:cs="Arial"/>
-                <w:sz w:val="22"/>
-                <w:szCs w:val="22"/>
-              </w:rPr>
-              <w:t xml:space="preserve"> </w:t>
-            </w:r>
-            <w:proofErr w:type="spellStart"/>
-            <w:r>
-              <w:rPr>
-                <w:rFonts w:ascii="Arial" w:eastAsia="Arial" w:hAnsi="Arial" w:cs="Arial"/>
-                <w:sz w:val="22"/>
-                <w:szCs w:val="22"/>
-              </w:rPr>
-              <w:t>untuk</w:t>
-            </w:r>
-            <w:proofErr w:type="spellEnd"/>
-            <w:r>
-              <w:rPr>
-                <w:rFonts w:ascii="Arial" w:eastAsia="Arial" w:hAnsi="Arial" w:cs="Arial"/>
-                <w:sz w:val="22"/>
-                <w:szCs w:val="22"/>
-              </w:rPr>
-              <w:t xml:space="preserve"> </w:t>
-            </w:r>
-            <w:proofErr w:type="spellStart"/>
-            <w:r>
-              <w:rPr>
-                <w:rFonts w:ascii="Arial" w:eastAsia="Arial" w:hAnsi="Arial" w:cs="Arial"/>
-                <w:sz w:val="22"/>
-                <w:szCs w:val="22"/>
-              </w:rPr>
-              <w:t>pembayaran</w:t>
-            </w:r>
-            <w:proofErr w:type="spellEnd"/>
-            <w:r>
-              <w:rPr>
-                <w:rFonts w:ascii="Arial" w:eastAsia="Arial" w:hAnsi="Arial" w:cs="Arial"/>
-                <w:sz w:val="22"/>
-                <w:szCs w:val="22"/>
-              </w:rPr>
-              <w:t xml:space="preserve"> transport </w:t>
-            </w:r>
-            <w:proofErr w:type="spellStart"/>
-            <w:r>
-              <w:rPr>
-                <w:rFonts w:ascii="Arial" w:eastAsia="Arial" w:hAnsi="Arial" w:cs="Arial"/>
-                <w:sz w:val="22"/>
-                <w:szCs w:val="22"/>
-              </w:rPr>
-              <w:t>lokal</w:t>
-            </w:r>
-            <w:proofErr w:type="spellEnd"/>
-            <w:r>
-              <w:rPr>
-                <w:rFonts w:ascii="Arial" w:eastAsia="Arial" w:hAnsi="Arial" w:cs="Arial"/>
-                <w:sz w:val="22"/>
-                <w:szCs w:val="22"/>
-              </w:rPr>
-              <w:t xml:space="preserve"> </w:t>
+              <w:t xml:space="preserve">Maksud dari pengadaan ini adalah untuk pembayaran transport lokal </w:t>
             </w:r>
             <w:r>
               <w:rPr>
@@ -418,121 +280,21 @@
               </w:rPr>
               <w:t xml:space="preserve">${kak2_maksud} </w:t>
             </w:r>
-            <w:proofErr w:type="spellStart"/>
-            <w:r>
-              <w:rPr>
-                <w:rFonts w:ascii="Arial" w:eastAsia="Arial" w:hAnsi="Arial" w:cs="Arial"/>
-                <w:sz w:val="22"/>
-                <w:szCs w:val="22"/>
-              </w:rPr>
-              <w:t>kabupaten</w:t>
-            </w:r>
-            <w:proofErr w:type="spellEnd"/>
-            <w:r>
-              <w:rPr>
-                <w:rFonts w:ascii="Arial" w:eastAsia="Arial" w:hAnsi="Arial" w:cs="Arial"/>
-                <w:sz w:val="22"/>
-                <w:szCs w:val="22"/>
-              </w:rPr>
-              <w:t xml:space="preserve"> </w:t>
-            </w:r>
-            <w:proofErr w:type="spellStart"/>
-            <w:r>
-              <w:rPr>
-                <w:rFonts w:ascii="Arial" w:eastAsia="Arial" w:hAnsi="Arial" w:cs="Arial"/>
-                <w:sz w:val="22"/>
-                <w:szCs w:val="22"/>
-              </w:rPr>
-              <w:t>ke</w:t>
-            </w:r>
-            <w:proofErr w:type="spellEnd"/>
-            <w:r>
-              <w:rPr>
-                <w:rFonts w:ascii="Arial" w:eastAsia="Arial" w:hAnsi="Arial" w:cs="Arial"/>
-                <w:sz w:val="22"/>
-                <w:szCs w:val="22"/>
-              </w:rPr>
-              <w:t xml:space="preserve"> </w:t>
-            </w:r>
-            <w:proofErr w:type="spellStart"/>
-            <w:r>
-              <w:rPr>
-                <w:rFonts w:ascii="Arial" w:eastAsia="Arial" w:hAnsi="Arial" w:cs="Arial"/>
-                <w:sz w:val="22"/>
-                <w:szCs w:val="22"/>
-              </w:rPr>
-              <w:t>kecamatan</w:t>
-            </w:r>
-            <w:proofErr w:type="spellEnd"/>
-            <w:r>
-              <w:rPr>
-                <w:rFonts w:ascii="Arial" w:eastAsia="Arial" w:hAnsi="Arial" w:cs="Arial"/>
-                <w:sz w:val="22"/>
-                <w:szCs w:val="22"/>
-              </w:rPr>
-              <w:t xml:space="preserve"> </w:t>
-            </w:r>
-            <w:proofErr w:type="spellStart"/>
-            <w:r>
-              <w:rPr>
-                <w:rFonts w:ascii="Arial" w:eastAsia="Arial" w:hAnsi="Arial" w:cs="Arial"/>
-                <w:sz w:val="22"/>
-                <w:szCs w:val="22"/>
-              </w:rPr>
-              <w:t>untuk</w:t>
-            </w:r>
-            <w:proofErr w:type="spellEnd"/>
-            <w:r>
-              <w:rPr>
-                <w:rFonts w:ascii="Arial" w:eastAsia="Arial" w:hAnsi="Arial" w:cs="Arial"/>
-                <w:sz w:val="22"/>
-                <w:szCs w:val="22"/>
-              </w:rPr>
-              <w:t xml:space="preserve"> </w:t>
-            </w:r>
-            <w:proofErr w:type="spellStart"/>
-            <w:r>
-              <w:rPr>
-                <w:rFonts w:ascii="Arial" w:eastAsia="Arial" w:hAnsi="Arial" w:cs="Arial"/>
-                <w:sz w:val="22"/>
-                <w:szCs w:val="22"/>
-              </w:rPr>
-              <w:t>kegiatan</w:t>
-            </w:r>
-            <w:proofErr w:type="spellEnd"/>
-            <w:r>
-              <w:rPr>
-                <w:rFonts w:ascii="Arial" w:eastAsia="Arial" w:hAnsi="Arial" w:cs="Arial"/>
-                <w:sz w:val="22"/>
-                <w:szCs w:val="22"/>
-              </w:rPr>
-              <w:t xml:space="preserve"> </w:t>
-            </w:r>
-            <w:r>
-              <w:rPr>
-                <w:rFonts w:ascii="Arial" w:eastAsia="Arial" w:hAnsi="Arial" w:cs="Arial"/>
-                <w:sz w:val="22"/>
-                <w:szCs w:val="22"/>
-              </w:rPr>
-              <w:t>${</w:t>
-            </w:r>
-            <w:proofErr w:type="spellStart"/>
-            <w:r>
-              <w:rPr>
-                <w:rFonts w:ascii="Arial" w:eastAsia="Arial" w:hAnsi="Arial" w:cs="Arial"/>
-                <w:sz w:val="22"/>
-                <w:szCs w:val="22"/>
-              </w:rPr>
-              <w:t>singkatan_resmi</w:t>
-            </w:r>
-            <w:proofErr w:type="spellEnd"/>
-            <w:r>
-              <w:rPr>
-                <w:rFonts w:ascii="Arial" w:eastAsia="Arial" w:hAnsi="Arial" w:cs="Arial"/>
-                <w:sz w:val="22"/>
-                <w:szCs w:val="22"/>
-              </w:rPr>
-              <w:t>}</w:t>
+            <w:r>
+              <w:rPr>
+                <w:rFonts w:ascii="Arial" w:eastAsia="Arial" w:hAnsi="Arial" w:cs="Arial"/>
+                <w:sz w:val="22"/>
+                <w:szCs w:val="22"/>
+              </w:rPr>
+              <w:t xml:space="preserve">kabupaten ke kecamatan untuk kegiatan </w:t>
+            </w:r>
+            <w:r>
+              <w:rPr>
+                <w:rFonts w:ascii="Arial" w:eastAsia="Arial" w:hAnsi="Arial" w:cs="Arial"/>
+                <w:sz w:val="22"/>
+                <w:szCs w:val="22"/>
+              </w:rPr>
+              <w:t>${singkatan_resmi}</w:t>
             </w:r>
           </w:p>
           <w:p>
@@ -584,151 +346,7 @@
                 <w:sz w:val="22"/>
                 <w:szCs w:val="22"/>
               </w:rPr>
-              <w:t xml:space="preserve">Tujuan </w:t>
-            </w:r>
-            <w:proofErr w:type="spellStart"/>
-            <w:r>
-              <w:rPr>
-                <w:rFonts w:ascii="Arial" w:eastAsia="Arial" w:hAnsi="Arial" w:cs="Arial"/>
-                <w:sz w:val="22"/>
-                <w:szCs w:val="22"/>
-              </w:rPr>
-              <w:t>pengadaan</w:t>
-            </w:r>
-            <w:proofErr w:type="spellEnd"/>
-            <w:r>
-              <w:rPr>
-                <w:rFonts w:ascii="Arial" w:eastAsia="Arial" w:hAnsi="Arial" w:cs="Arial"/>
-                <w:sz w:val="22"/>
-                <w:szCs w:val="22"/>
-              </w:rPr>
-              <w:t xml:space="preserve"> </w:t>
-            </w:r>
-            <w:proofErr w:type="spellStart"/>
-            <w:r>
-              <w:rPr>
-                <w:rFonts w:ascii="Arial" w:eastAsia="Arial" w:hAnsi="Arial" w:cs="Arial"/>
-                <w:sz w:val="22"/>
-                <w:szCs w:val="22"/>
-              </w:rPr>
-              <w:t>ini</w:t>
-            </w:r>
-            <w:proofErr w:type="spellEnd"/>
-            <w:r>
-              <w:rPr>
-                <w:rFonts w:ascii="Arial" w:eastAsia="Arial" w:hAnsi="Arial" w:cs="Arial"/>
-                <w:sz w:val="22"/>
-                <w:szCs w:val="22"/>
-              </w:rPr>
-              <w:t xml:space="preserve"> </w:t>
-            </w:r>
-            <w:proofErr w:type="spellStart"/>
-            <w:r>
-              <w:rPr>
-                <w:rFonts w:ascii="Arial" w:eastAsia="Arial" w:hAnsi="Arial" w:cs="Arial"/>
-                <w:sz w:val="22"/>
-                <w:szCs w:val="22"/>
-              </w:rPr>
-              <w:t>adalah</w:t>
-            </w:r>
-            <w:proofErr w:type="spellEnd"/>
-            <w:r>
-              <w:rPr>
-                <w:rFonts w:ascii="Arial" w:eastAsia="Arial" w:hAnsi="Arial" w:cs="Arial"/>
-                <w:sz w:val="22"/>
-                <w:szCs w:val="22"/>
-              </w:rPr>
-              <w:t xml:space="preserve"> </w:t>
-            </w:r>
-            <w:proofErr w:type="spellStart"/>
-            <w:r>
-              <w:rPr>
-                <w:rFonts w:ascii="Arial" w:eastAsia="Arial" w:hAnsi="Arial" w:cs="Arial"/>
-                <w:sz w:val="22"/>
-                <w:szCs w:val="22"/>
-              </w:rPr>
-              <w:t>untuk</w:t>
-            </w:r>
-            <w:proofErr w:type="spellEnd"/>
-            <w:r>
-              <w:rPr>
-                <w:rFonts w:ascii="Arial" w:eastAsia="Arial" w:hAnsi="Arial" w:cs="Arial"/>
-                <w:sz w:val="22"/>
-                <w:szCs w:val="22"/>
-              </w:rPr>
-              <w:t xml:space="preserve"> </w:t>
-            </w:r>
-            <w:proofErr w:type="spellStart"/>
-            <w:r>
-              <w:rPr>
-                <w:rFonts w:ascii="Arial" w:eastAsia="Arial" w:hAnsi="Arial" w:cs="Arial"/>
-                <w:sz w:val="22"/>
-                <w:szCs w:val="22"/>
-              </w:rPr>
-              <w:t>pembayaran</w:t>
-            </w:r>
-            <w:proofErr w:type="spellEnd"/>
-            <w:r>
-              <w:rPr>
-                <w:rFonts w:ascii="Arial" w:eastAsia="Arial" w:hAnsi="Arial" w:cs="Arial"/>
-                <w:sz w:val="22"/>
-                <w:szCs w:val="22"/>
-              </w:rPr>
-              <w:t xml:space="preserve"> </w:t>
-            </w:r>
-            <w:proofErr w:type="spellStart"/>
-            <w:r>
-              <w:rPr>
-                <w:rFonts w:ascii="Arial" w:eastAsia="Arial" w:hAnsi="Arial" w:cs="Arial"/>
-                <w:sz w:val="22"/>
-                <w:szCs w:val="22"/>
-              </w:rPr>
-              <w:t>trasnport</w:t>
-            </w:r>
-            <w:proofErr w:type="spellEnd"/>
-            <w:r>
-              <w:rPr>
-                <w:rFonts w:ascii="Arial" w:eastAsia="Arial" w:hAnsi="Arial" w:cs="Arial"/>
-                <w:sz w:val="22"/>
-                <w:szCs w:val="22"/>
-              </w:rPr>
-              <w:t xml:space="preserve"> </w:t>
-            </w:r>
-            <w:proofErr w:type="spellStart"/>
-            <w:r>
-              <w:rPr>
-                <w:rFonts w:ascii="Arial" w:eastAsia="Arial" w:hAnsi="Arial" w:cs="Arial"/>
-                <w:sz w:val="22"/>
-                <w:szCs w:val="22"/>
-              </w:rPr>
-              <w:t>lokal</w:t>
-            </w:r>
-            <w:proofErr w:type="spellEnd"/>
-            <w:r>
-              <w:rPr>
-                <w:rFonts w:ascii="Arial" w:eastAsia="Arial" w:hAnsi="Arial" w:cs="Arial"/>
-                <w:sz w:val="22"/>
-                <w:szCs w:val="22"/>
-              </w:rPr>
-              <w:t xml:space="preserve"> yang </w:t>
-            </w:r>
-            <w:proofErr w:type="spellStart"/>
-            <w:r>
-              <w:rPr>
-                <w:rFonts w:ascii="Arial" w:eastAsia="Arial" w:hAnsi="Arial" w:cs="Arial"/>
-                <w:sz w:val="22"/>
-                <w:szCs w:val="22"/>
-              </w:rPr>
-              <w:t>dilakukan</w:t>
-            </w:r>
-            <w:proofErr w:type="spellEnd"/>
-            <w:r>
-              <w:rPr>
-                <w:rFonts w:ascii="Arial" w:eastAsia="Arial" w:hAnsi="Arial" w:cs="Arial"/>
-                <w:sz w:val="22"/>
-                <w:szCs w:val="22"/>
-              </w:rPr>
-              <w:t xml:space="preserve"> </w:t>
+              <w:t xml:space="preserve">Tujuan pengadaan ini adalah untuk pembayaran trasnport lokal yang dilakukan </w:t>
             </w:r>
             <w:r>
               <w:rPr>
@@ -744,25 +362,7 @@
                 <w:sz w:val="22"/>
                 <w:szCs w:val="22"/>
               </w:rPr>
-              <w:t xml:space="preserve">BPS </w:t>
-            </w:r>
-            <w:proofErr w:type="spellStart"/>
-            <w:r>
-              <w:rPr>
-                <w:rFonts w:ascii="Arial" w:eastAsia="Arial" w:hAnsi="Arial" w:cs="Arial"/>
-                <w:sz w:val="22"/>
-                <w:szCs w:val="22"/>
-              </w:rPr>
-              <w:t>Kabupaten</w:t>
-            </w:r>
-            <w:proofErr w:type="spellEnd"/>
-            <w:r>
-              <w:rPr>
-                <w:rFonts w:ascii="Arial" w:eastAsia="Arial" w:hAnsi="Arial" w:cs="Arial"/>
-                <w:sz w:val="22"/>
-                <w:szCs w:val="22"/>
-              </w:rPr>
-              <w:t xml:space="preserve"> Simeulue  </w:t>
+              <w:t xml:space="preserve">BPS Kabupaten Simeulue  </w:t>
             </w:r>
           </w:p>
         </w:tc>
@@ -814,131 +414,13 @@
                 <w:szCs w:val="22"/>
               </w:rPr>
             </w:pPr>
-            <w:proofErr w:type="spellStart"/>
-            <w:r>
-              <w:rPr>
-                <w:rFonts w:ascii="Arial" w:eastAsia="Arial" w:hAnsi="Arial" w:cs="Arial"/>
-                <w:sz w:val="22"/>
-                <w:szCs w:val="22"/>
-              </w:rPr>
-              <w:t>Kegiatan</w:t>
-            </w:r>
-            <w:proofErr w:type="spellEnd"/>
-            <w:r>
-              <w:rPr>
-                <w:rFonts w:ascii="Arial" w:eastAsia="Arial" w:hAnsi="Arial" w:cs="Arial"/>
-                <w:sz w:val="22"/>
-                <w:szCs w:val="22"/>
-              </w:rPr>
-              <w:t xml:space="preserve"> </w:t>
-            </w:r>
-            <w:proofErr w:type="spellStart"/>
-            <w:r>
-              <w:rPr>
-                <w:rFonts w:ascii="Arial" w:eastAsia="Arial" w:hAnsi="Arial" w:cs="Arial"/>
-                <w:sz w:val="22"/>
-                <w:szCs w:val="22"/>
-              </w:rPr>
-              <w:t>penyediaan</w:t>
-            </w:r>
-            <w:proofErr w:type="spellEnd"/>
-            <w:r>
-              <w:rPr>
-                <w:rFonts w:ascii="Arial" w:eastAsia="Arial" w:hAnsi="Arial" w:cs="Arial"/>
-                <w:sz w:val="22"/>
-                <w:szCs w:val="22"/>
-              </w:rPr>
-              <w:t xml:space="preserve"> </w:t>
-            </w:r>
-            <w:proofErr w:type="spellStart"/>
-            <w:r>
-              <w:rPr>
-                <w:rFonts w:ascii="Arial" w:eastAsia="Arial" w:hAnsi="Arial" w:cs="Arial"/>
-                <w:sz w:val="22"/>
-                <w:szCs w:val="22"/>
-              </w:rPr>
-              <w:t>pengadaan</w:t>
-            </w:r>
-            <w:proofErr w:type="spellEnd"/>
-            <w:r>
-              <w:rPr>
-                <w:rFonts w:ascii="Arial" w:eastAsia="Arial" w:hAnsi="Arial" w:cs="Arial"/>
-                <w:sz w:val="22"/>
-                <w:szCs w:val="22"/>
-              </w:rPr>
-              <w:t xml:space="preserve"> </w:t>
-            </w:r>
-            <w:proofErr w:type="spellStart"/>
-            <w:r>
-              <w:rPr>
-                <w:rFonts w:ascii="Arial" w:eastAsia="Arial" w:hAnsi="Arial" w:cs="Arial"/>
-                <w:sz w:val="22"/>
-                <w:szCs w:val="22"/>
-              </w:rPr>
-              <w:t>ini</w:t>
-            </w:r>
-            <w:proofErr w:type="spellEnd"/>
-            <w:r>
-              <w:rPr>
-                <w:rFonts w:ascii="Arial" w:eastAsia="Arial" w:hAnsi="Arial" w:cs="Arial"/>
-                <w:sz w:val="22"/>
-                <w:szCs w:val="22"/>
-              </w:rPr>
-              <w:t xml:space="preserve"> </w:t>
-            </w:r>
-            <w:proofErr w:type="spellStart"/>
-            <w:r>
-              <w:rPr>
-                <w:rFonts w:ascii="Arial" w:eastAsia="Arial" w:hAnsi="Arial" w:cs="Arial"/>
-                <w:sz w:val="22"/>
-                <w:szCs w:val="22"/>
-              </w:rPr>
-              <w:t>adalah</w:t>
-            </w:r>
-            <w:proofErr w:type="spellEnd"/>
-            <w:r>
-              <w:rPr>
-                <w:rFonts w:ascii="Arial" w:eastAsia="Arial" w:hAnsi="Arial" w:cs="Arial"/>
-                <w:sz w:val="22"/>
-                <w:szCs w:val="22"/>
-              </w:rPr>
-              <w:t xml:space="preserve"> </w:t>
-            </w:r>
-            <w:proofErr w:type="spellStart"/>
-            <w:r>
-              <w:rPr>
-                <w:rFonts w:ascii="Arial" w:eastAsia="Arial" w:hAnsi="Arial" w:cs="Arial"/>
-                <w:sz w:val="22"/>
-                <w:szCs w:val="22"/>
-              </w:rPr>
-              <w:t>untuk</w:t>
-            </w:r>
-            <w:proofErr w:type="spellEnd"/>
-            <w:r>
-              <w:rPr>
-                <w:rFonts w:ascii="Arial" w:eastAsia="Arial" w:hAnsi="Arial" w:cs="Arial"/>
-                <w:sz w:val="22"/>
-                <w:szCs w:val="22"/>
-              </w:rPr>
-              <w:t xml:space="preserve"> </w:t>
-            </w:r>
-            <w:proofErr w:type="spellStart"/>
-            <w:r>
-              <w:rPr>
-                <w:rFonts w:ascii="Arial" w:eastAsia="Arial" w:hAnsi="Arial" w:cs="Arial"/>
-                <w:sz w:val="22"/>
-                <w:szCs w:val="22"/>
-              </w:rPr>
-              <w:t>melakukan</w:t>
-            </w:r>
-            <w:proofErr w:type="spellEnd"/>
-            <w:r>
-              <w:rPr>
-                <w:rFonts w:ascii="Arial" w:eastAsia="Arial" w:hAnsi="Arial" w:cs="Arial"/>
-                <w:sz w:val="22"/>
-                <w:szCs w:val="22"/>
-              </w:rPr>
-              <w:t xml:space="preserve"> </w:t>
+            <w:r>
+              <w:rPr>
+                <w:rFonts w:ascii="Arial" w:eastAsia="Arial" w:hAnsi="Arial" w:cs="Arial"/>
+                <w:sz w:val="22"/>
+                <w:szCs w:val="22"/>
+              </w:rPr>
+              <w:t xml:space="preserve">Kegiatan penyediaan pengadaan ini adalah untuk melakukan </w:t>
             </w:r>
             <w:r>
               <w:rPr>
@@ -948,237 +430,29 @@
               </w:rPr>
               <w:t xml:space="preserve">${kak2_maksud} </w:t>
             </w:r>
-            <w:proofErr w:type="spellStart"/>
-            <w:r>
-              <w:rPr>
-                <w:rFonts w:ascii="Arial" w:eastAsia="Arial" w:hAnsi="Arial" w:cs="Arial"/>
-                <w:sz w:val="22"/>
-                <w:szCs w:val="22"/>
-              </w:rPr>
-              <w:t>kepada</w:t>
-            </w:r>
-            <w:proofErr w:type="spellEnd"/>
-            <w:r>
-              <w:rPr>
-                <w:rFonts w:ascii="Arial" w:eastAsia="Arial" w:hAnsi="Arial" w:cs="Arial"/>
-                <w:sz w:val="22"/>
-                <w:szCs w:val="22"/>
-              </w:rPr>
-              <w:t xml:space="preserve"> </w:t>
-            </w:r>
-            <w:proofErr w:type="spellStart"/>
-            <w:r>
-              <w:rPr>
-                <w:rFonts w:ascii="Arial" w:eastAsia="Arial" w:hAnsi="Arial" w:cs="Arial"/>
-                <w:sz w:val="22"/>
-                <w:szCs w:val="22"/>
-              </w:rPr>
-              <w:t>mitra</w:t>
-            </w:r>
-            <w:proofErr w:type="spellEnd"/>
-            <w:r>
-              <w:rPr>
-                <w:rFonts w:ascii="Arial" w:eastAsia="Arial" w:hAnsi="Arial" w:cs="Arial"/>
-                <w:sz w:val="22"/>
-                <w:szCs w:val="22"/>
-              </w:rPr>
-              <w:t xml:space="preserve"> </w:t>
-            </w:r>
-            <w:proofErr w:type="spellStart"/>
-            <w:r>
-              <w:rPr>
-                <w:rFonts w:ascii="Arial" w:eastAsia="Arial" w:hAnsi="Arial" w:cs="Arial"/>
-                <w:sz w:val="22"/>
-                <w:szCs w:val="22"/>
-              </w:rPr>
-              <w:t>statistik</w:t>
-            </w:r>
-            <w:proofErr w:type="spellEnd"/>
-            <w:r>
-              <w:rPr>
-                <w:rFonts w:ascii="Arial" w:eastAsia="Arial" w:hAnsi="Arial" w:cs="Arial"/>
-                <w:sz w:val="22"/>
-                <w:szCs w:val="22"/>
-              </w:rPr>
-              <w:t xml:space="preserve"> </w:t>
-            </w:r>
-            <w:proofErr w:type="spellStart"/>
-            <w:r>
-              <w:rPr>
-                <w:rFonts w:ascii="Arial" w:eastAsia="Arial" w:hAnsi="Arial" w:cs="Arial"/>
-                <w:sz w:val="22"/>
-                <w:szCs w:val="22"/>
-              </w:rPr>
-              <w:t>kabupaten</w:t>
-            </w:r>
-            <w:proofErr w:type="spellEnd"/>
-            <w:r>
-              <w:rPr>
-                <w:rFonts w:ascii="Arial" w:eastAsia="Arial" w:hAnsi="Arial" w:cs="Arial"/>
-                <w:sz w:val="22"/>
-                <w:szCs w:val="22"/>
-              </w:rPr>
-              <w:t xml:space="preserve"> </w:t>
-            </w:r>
-            <w:proofErr w:type="spellStart"/>
-            <w:r>
-              <w:rPr>
-                <w:rFonts w:ascii="Arial" w:eastAsia="Arial" w:hAnsi="Arial" w:cs="Arial"/>
-                <w:sz w:val="22"/>
-                <w:szCs w:val="22"/>
-              </w:rPr>
-              <w:t>simeulue</w:t>
-            </w:r>
-            <w:proofErr w:type="spellEnd"/>
-            <w:r>
-              <w:rPr>
-                <w:rFonts w:ascii="Arial" w:eastAsia="Arial" w:hAnsi="Arial" w:cs="Arial"/>
-                <w:sz w:val="22"/>
-                <w:szCs w:val="22"/>
-              </w:rPr>
-              <w:t xml:space="preserve"> yang </w:t>
-            </w:r>
-            <w:proofErr w:type="spellStart"/>
-            <w:r>
-              <w:rPr>
-                <w:rFonts w:ascii="Arial" w:eastAsia="Arial" w:hAnsi="Arial" w:cs="Arial"/>
-                <w:sz w:val="22"/>
-                <w:szCs w:val="22"/>
-              </w:rPr>
-              <w:t>sedang</w:t>
-            </w:r>
-            <w:proofErr w:type="spellEnd"/>
-            <w:r>
-              <w:rPr>
-                <w:rFonts w:ascii="Arial" w:eastAsia="Arial" w:hAnsi="Arial" w:cs="Arial"/>
-                <w:sz w:val="22"/>
-                <w:szCs w:val="22"/>
-              </w:rPr>
-              <w:t xml:space="preserve"> </w:t>
-            </w:r>
-            <w:proofErr w:type="spellStart"/>
-            <w:r>
-              <w:rPr>
-                <w:rFonts w:ascii="Arial" w:eastAsia="Arial" w:hAnsi="Arial" w:cs="Arial"/>
-                <w:sz w:val="22"/>
-                <w:szCs w:val="22"/>
-              </w:rPr>
-              <w:t>melaksanakan</w:t>
-            </w:r>
-            <w:proofErr w:type="spellEnd"/>
-            <w:r>
-              <w:rPr>
-                <w:rFonts w:ascii="Arial" w:eastAsia="Arial" w:hAnsi="Arial" w:cs="Arial"/>
-                <w:sz w:val="22"/>
-                <w:szCs w:val="22"/>
-              </w:rPr>
-              <w:t xml:space="preserve"> </w:t>
-            </w:r>
-            <w:proofErr w:type="spellStart"/>
-            <w:r>
-              <w:rPr>
-                <w:rFonts w:ascii="Arial" w:eastAsia="Arial" w:hAnsi="Arial" w:cs="Arial"/>
-                <w:sz w:val="22"/>
-                <w:szCs w:val="22"/>
-              </w:rPr>
-              <w:t>pemutakhiran</w:t>
-            </w:r>
-            <w:proofErr w:type="spellEnd"/>
-            <w:r>
-              <w:rPr>
-                <w:rFonts w:ascii="Arial" w:eastAsia="Arial" w:hAnsi="Arial" w:cs="Arial"/>
-                <w:sz w:val="22"/>
-                <w:szCs w:val="22"/>
-              </w:rPr>
-              <w:t xml:space="preserve"> dan </w:t>
-            </w:r>
-            <w:proofErr w:type="spellStart"/>
-            <w:r>
-              <w:rPr>
-                <w:rFonts w:ascii="Arial" w:eastAsia="Arial" w:hAnsi="Arial" w:cs="Arial"/>
-                <w:sz w:val="22"/>
-                <w:szCs w:val="22"/>
-              </w:rPr>
-              <w:t>pendataan</w:t>
-            </w:r>
-            <w:proofErr w:type="spellEnd"/>
-            <w:r>
-              <w:rPr>
-                <w:rFonts w:ascii="Arial" w:eastAsia="Arial" w:hAnsi="Arial" w:cs="Arial"/>
-                <w:sz w:val="22"/>
-                <w:szCs w:val="22"/>
-              </w:rPr>
-              <w:t xml:space="preserve"> </w:t>
-            </w:r>
-            <w:r>
-              <w:rPr>
-                <w:rFonts w:ascii="Arial" w:eastAsia="Arial" w:hAnsi="Arial" w:cs="Arial"/>
-                <w:sz w:val="22"/>
-                <w:szCs w:val="22"/>
-              </w:rPr>
-              <w:t>${</w:t>
-            </w:r>
-            <w:proofErr w:type="spellStart"/>
-            <w:r>
-              <w:rPr>
-                <w:rFonts w:ascii="Arial" w:eastAsia="Arial" w:hAnsi="Arial" w:cs="Arial"/>
-                <w:sz w:val="22"/>
-                <w:szCs w:val="22"/>
-              </w:rPr>
-              <w:t>singkatan_resmi</w:t>
-            </w:r>
-            <w:proofErr w:type="spellEnd"/>
-            <w:r>
-              <w:rPr>
-                <w:rFonts w:ascii="Arial" w:eastAsia="Arial" w:hAnsi="Arial" w:cs="Arial"/>
-                <w:sz w:val="22"/>
-                <w:szCs w:val="22"/>
-              </w:rPr>
-              <w:t>}</w:t>
-            </w:r>
-            <w:r>
-              <w:rPr>
-                <w:rFonts w:ascii="Arial" w:eastAsia="Arial" w:hAnsi="Arial" w:cs="Arial"/>
-                <w:sz w:val="22"/>
-                <w:szCs w:val="22"/>
-              </w:rPr>
-              <w:t xml:space="preserve">. Dimana Mitra yang di </w:t>
-            </w:r>
-            <w:proofErr w:type="spellStart"/>
-            <w:r>
-              <w:rPr>
-                <w:rFonts w:ascii="Arial" w:eastAsia="Arial" w:hAnsi="Arial" w:cs="Arial"/>
-                <w:sz w:val="22"/>
-                <w:szCs w:val="22"/>
-              </w:rPr>
-              <w:t>awasi</w:t>
-            </w:r>
-            <w:proofErr w:type="spellEnd"/>
-            <w:r>
-              <w:rPr>
-                <w:rFonts w:ascii="Arial" w:eastAsia="Arial" w:hAnsi="Arial" w:cs="Arial"/>
-                <w:sz w:val="22"/>
-                <w:szCs w:val="22"/>
-              </w:rPr>
-              <w:t xml:space="preserve"> </w:t>
-            </w:r>
-            <w:proofErr w:type="spellStart"/>
-            <w:r>
-              <w:rPr>
-                <w:rFonts w:ascii="Arial" w:eastAsia="Arial" w:hAnsi="Arial" w:cs="Arial"/>
-                <w:sz w:val="22"/>
-                <w:szCs w:val="22"/>
-              </w:rPr>
-              <w:t>sebanyak</w:t>
-            </w:r>
-            <w:proofErr w:type="spellEnd"/>
-            <w:r>
-              <w:rPr>
-                <w:rFonts w:ascii="Arial" w:eastAsia="Arial" w:hAnsi="Arial" w:cs="Arial"/>
-                <w:sz w:val="22"/>
-                <w:szCs w:val="22"/>
-              </w:rPr>
-              <w:t xml:space="preserve"> </w:t>
+            <w:r>
+              <w:rPr>
+                <w:rFonts w:ascii="Arial" w:eastAsia="Arial" w:hAnsi="Arial" w:cs="Arial"/>
+                <w:sz w:val="22"/>
+                <w:szCs w:val="22"/>
+              </w:rPr>
+              <w:t xml:space="preserve">kepada mitra statistik kabupaten simeulue yang sedang melaksanakan pemutakhiran dan pendataan </w:t>
+            </w:r>
+            <w:r>
+              <w:rPr>
+                <w:rFonts w:ascii="Arial" w:eastAsia="Arial" w:hAnsi="Arial" w:cs="Arial"/>
+                <w:sz w:val="22"/>
+                <w:szCs w:val="22"/>
+              </w:rPr>
+              <w:t>${singkatan_resmi}</w:t>
+            </w:r>
+            <w:r>
+              <w:rPr>
+                <w:rFonts w:ascii="Arial" w:eastAsia="Arial" w:hAnsi="Arial" w:cs="Arial"/>
+                <w:sz w:val="22"/>
+                <w:szCs w:val="22"/>
+              </w:rPr>
+              <w:t xml:space="preserve">. Dimana Mitra yang di awasi sebanyak </w:t>
             </w:r>
             <w:r>
               <w:rPr>
@@ -1194,43 +468,7 @@
                 <w:sz w:val="22"/>
                 <w:szCs w:val="22"/>
               </w:rPr>
-              <w:t xml:space="preserve"> orang </w:t>
-            </w:r>
-            <w:proofErr w:type="spellStart"/>
-            <w:r>
-              <w:rPr>
-                <w:rFonts w:ascii="Arial" w:eastAsia="Arial" w:hAnsi="Arial" w:cs="Arial"/>
-                <w:sz w:val="22"/>
-                <w:szCs w:val="22"/>
-              </w:rPr>
-              <w:t>mitra</w:t>
-            </w:r>
-            <w:proofErr w:type="spellEnd"/>
-            <w:r>
-              <w:rPr>
-                <w:rFonts w:ascii="Arial" w:eastAsia="Arial" w:hAnsi="Arial" w:cs="Arial"/>
-                <w:sz w:val="22"/>
-                <w:szCs w:val="22"/>
-              </w:rPr>
-              <w:t xml:space="preserve"> per masing-masing </w:t>
-            </w:r>
-            <w:proofErr w:type="spellStart"/>
-            <w:r>
-              <w:rPr>
-                <w:rFonts w:ascii="Arial" w:eastAsia="Arial" w:hAnsi="Arial" w:cs="Arial"/>
-                <w:sz w:val="22"/>
-                <w:szCs w:val="22"/>
-              </w:rPr>
-              <w:t>pengawas</w:t>
-            </w:r>
-            <w:proofErr w:type="spellEnd"/>
-            <w:r>
-              <w:rPr>
-                <w:rFonts w:ascii="Arial" w:eastAsia="Arial" w:hAnsi="Arial" w:cs="Arial"/>
-                <w:sz w:val="22"/>
-                <w:szCs w:val="22"/>
-              </w:rPr>
-              <w:t>.</w:t>
+              <w:t xml:space="preserve"> orang mitra per masing-masing pengawas.</w:t>
             </w:r>
           </w:p>
           <w:p>
@@ -1292,16 +530,22 @@
                 <w:szCs w:val="22"/>
               </w:rPr>
             </w:pPr>
-            <w:proofErr w:type="spellStart"/>
-            <w:r>
-              <w:rPr>
-                <w:rFonts w:ascii="Arial" w:eastAsia="Arial" w:hAnsi="Arial" w:cs="Arial"/>
-                <w:sz w:val="22"/>
-                <w:szCs w:val="22"/>
-              </w:rPr>
-              <w:t>Pelaksanaan</w:t>
-            </w:r>
-            <w:proofErr w:type="spellEnd"/>
+            <w:r>
+              <w:rPr>
+                <w:rFonts w:ascii="Arial" w:eastAsia="Arial" w:hAnsi="Arial" w:cs="Arial"/>
+                <w:sz w:val="22"/>
+                <w:szCs w:val="22"/>
+              </w:rPr>
+              <w:t xml:space="preserve">Pelaksanaan pengadaan kegiatan Transport </w:t>
+            </w:r>
+            <w:r>
+              <w:rPr>
+                <w:rFonts w:ascii="Arial" w:eastAsia="Arial" w:hAnsi="Arial" w:cs="Arial"/>
+                <w:sz w:val="22"/>
+                <w:szCs w:val="22"/>
+              </w:rPr>
+              <w:t xml:space="preserve">${kak2_maksud} ${singkatan_resmi} </w:t>
+            </w:r>
             <w:r>
               <w:rPr>
                 <w:rFonts w:ascii="Arial" w:eastAsia="Arial" w:hAnsi="Arial" w:cs="Arial"/>
@@ -1310,16 +554,54 @@
               </w:rPr>
               <w:t xml:space="preserve"> </w:t>
             </w:r>
-            <w:proofErr w:type="spellStart"/>
-            <w:r>
-              <w:rPr>
-                <w:rFonts w:ascii="Arial" w:eastAsia="Arial" w:hAnsi="Arial" w:cs="Arial"/>
-                <w:sz w:val="22"/>
-                <w:szCs w:val="22"/>
-              </w:rPr>
-              <w:t>pengadaan</w:t>
-            </w:r>
-            <w:proofErr w:type="spellEnd"/>
+            <w:r>
+              <w:rPr>
+                <w:rFonts w:ascii="Arial" w:eastAsia="Arial" w:hAnsi="Arial" w:cs="Arial"/>
+                <w:sz w:val="22"/>
+                <w:szCs w:val="22"/>
+              </w:rPr>
+              <w:t xml:space="preserve">ini dimulai dari tanggal </w:t>
+            </w:r>
+            <w:r>
+              <w:rPr>
+                <w:rFonts w:ascii="Arial" w:eastAsia="Arial" w:hAnsi="Arial" w:cs="Arial"/>
+                <w:sz w:val="22"/>
+                <w:szCs w:val="22"/>
+              </w:rPr>
+              <w:t>${kak4_tgl_mulai}</w:t>
+            </w:r>
+            <w:r>
+              <w:rPr>
+                <w:rFonts w:ascii="Arial" w:eastAsia="Arial" w:hAnsi="Arial" w:cs="Arial"/>
+                <w:sz w:val="22"/>
+                <w:szCs w:val="22"/>
+              </w:rPr>
+              <w:t xml:space="preserve"> – </w:t>
+            </w:r>
+            <w:r>
+              <w:rPr>
+                <w:rFonts w:ascii="Arial" w:eastAsia="Arial" w:hAnsi="Arial" w:cs="Arial"/>
+                <w:sz w:val="22"/>
+                <w:szCs w:val="22"/>
+              </w:rPr>
+              <w:t>${kak4_tgl_selesai}</w:t>
+            </w:r>
+            <w:r>
+              <w:rPr>
+                <w:rFonts w:ascii="Arial" w:eastAsia="Arial" w:hAnsi="Arial" w:cs="Arial"/>
+                <w:sz w:val="22"/>
+                <w:szCs w:val="22"/>
+              </w:rPr>
+              <w:t xml:space="preserve">. Penyelenggara  pengadaan  ini adalah Badan Pusat Statistik Satker BPS Kabupaten Simeulue dengan melibatkan PPK BPS  BPS Kabupaten Simeulue, Pejabat Pengadaan  BPS Kabupaten Simeulue dengan penanggung jawab kegiatan PJK </w:t>
+            </w:r>
+            <w:r>
+              <w:rPr>
+                <w:rFonts w:ascii="Arial" w:eastAsia="Arial" w:hAnsi="Arial" w:cs="Arial"/>
+                <w:sz w:val="22"/>
+                <w:szCs w:val="22"/>
+              </w:rPr>
+              <w:t>${pj}</w:t>
+            </w:r>
             <w:r>
               <w:rPr>
                 <w:rFonts w:ascii="Arial" w:eastAsia="Arial" w:hAnsi="Arial" w:cs="Arial"/>
@@ -1328,59 +610,6 @@
               </w:rPr>
               <w:t xml:space="preserve"> </w:t>
             </w:r>
-            <w:proofErr w:type="spellStart"/>
-            <w:r>
-              <w:rPr>
-                <w:rFonts w:ascii="Arial" w:eastAsia="Arial" w:hAnsi="Arial" w:cs="Arial"/>
-                <w:sz w:val="22"/>
-                <w:szCs w:val="22"/>
-              </w:rPr>
-              <w:t>kegiatan</w:t>
-            </w:r>
-            <w:proofErr w:type="spellEnd"/>
-            <w:r>
-              <w:rPr>
-                <w:rFonts w:ascii="Arial" w:eastAsia="Arial" w:hAnsi="Arial" w:cs="Arial"/>
-                <w:sz w:val="22"/>
-                <w:szCs w:val="22"/>
-              </w:rPr>
-              <w:t xml:space="preserve"> Transport </w:t>
-            </w:r>
-            <w:r>
-              <w:rPr>
-                <w:rFonts w:ascii="Arial" w:eastAsia="Arial" w:hAnsi="Arial" w:cs="Arial"/>
-                <w:sz w:val="22"/>
-                <w:szCs w:val="22"/>
-              </w:rPr>
-              <w:t>${kak2_maksud} ${</w:t>
-            </w:r>
-            <w:proofErr w:type="spellStart"/>
-            <w:r>
-              <w:rPr>
-                <w:rFonts w:ascii="Arial" w:eastAsia="Arial" w:hAnsi="Arial" w:cs="Arial"/>
-                <w:sz w:val="22"/>
-                <w:szCs w:val="22"/>
-              </w:rPr>
-              <w:t>singkatan_</w:t>
-            </w:r>
-            <w:proofErr w:type="gramStart"/>
-            <w:r>
-              <w:rPr>
-                <w:rFonts w:ascii="Arial" w:eastAsia="Arial" w:hAnsi="Arial" w:cs="Arial"/>
-                <w:sz w:val="22"/>
-                <w:szCs w:val="22"/>
-              </w:rPr>
-              <w:t>resmi</w:t>
-            </w:r>
-            <w:proofErr w:type="spellEnd"/>
-            <w:r>
-              <w:rPr>
-                <w:rFonts w:ascii="Arial" w:eastAsia="Arial" w:hAnsi="Arial" w:cs="Arial"/>
-                <w:sz w:val="22"/>
-                <w:szCs w:val="22"/>
-              </w:rPr>
-              <w:t xml:space="preserve">} </w:t>
-            </w:r>
             <w:r>
               <w:rPr>
                 <w:rFonts w:ascii="Arial" w:eastAsia="Arial" w:hAnsi="Arial" w:cs="Arial"/>
@@ -1389,534 +618,13 @@
               </w:rPr>
               <w:t xml:space="preserve"> </w:t>
             </w:r>
-            <w:proofErr w:type="spellStart"/>
-            <w:r>
-              <w:rPr>
-                <w:rFonts w:ascii="Arial" w:eastAsia="Arial" w:hAnsi="Arial" w:cs="Arial"/>
-                <w:sz w:val="22"/>
-                <w:szCs w:val="22"/>
-              </w:rPr>
-              <w:t>ini</w:t>
-            </w:r>
-            <w:proofErr w:type="spellEnd"/>
-            <w:proofErr w:type="gramEnd"/>
-            <w:r>
-              <w:rPr>
-                <w:rFonts w:ascii="Arial" w:eastAsia="Arial" w:hAnsi="Arial" w:cs="Arial"/>
-                <w:sz w:val="22"/>
-                <w:szCs w:val="22"/>
-              </w:rPr>
-              <w:t xml:space="preserve"> </w:t>
-            </w:r>
-            <w:proofErr w:type="spellStart"/>
-            <w:r>
-              <w:rPr>
-                <w:rFonts w:ascii="Arial" w:eastAsia="Arial" w:hAnsi="Arial" w:cs="Arial"/>
-                <w:sz w:val="22"/>
-                <w:szCs w:val="22"/>
-              </w:rPr>
-              <w:t>dimulai</w:t>
-            </w:r>
-            <w:proofErr w:type="spellEnd"/>
-            <w:r>
-              <w:rPr>
-                <w:rFonts w:ascii="Arial" w:eastAsia="Arial" w:hAnsi="Arial" w:cs="Arial"/>
-                <w:sz w:val="22"/>
-                <w:szCs w:val="22"/>
-              </w:rPr>
-              <w:t xml:space="preserve"> </w:t>
-            </w:r>
-            <w:proofErr w:type="spellStart"/>
-            <w:r>
-              <w:rPr>
-                <w:rFonts w:ascii="Arial" w:eastAsia="Arial" w:hAnsi="Arial" w:cs="Arial"/>
-                <w:sz w:val="22"/>
-                <w:szCs w:val="22"/>
-              </w:rPr>
-              <w:t>dari</w:t>
-            </w:r>
-            <w:proofErr w:type="spellEnd"/>
-            <w:r>
-              <w:rPr>
-                <w:rFonts w:ascii="Arial" w:eastAsia="Arial" w:hAnsi="Arial" w:cs="Arial"/>
-                <w:sz w:val="22"/>
-                <w:szCs w:val="22"/>
-              </w:rPr>
-              <w:t xml:space="preserve"> </w:t>
-            </w:r>
-            <w:proofErr w:type="spellStart"/>
-            <w:r>
-              <w:rPr>
-                <w:rFonts w:ascii="Arial" w:eastAsia="Arial" w:hAnsi="Arial" w:cs="Arial"/>
-                <w:sz w:val="22"/>
-                <w:szCs w:val="22"/>
-              </w:rPr>
-              <w:t>tanggal</w:t>
-            </w:r>
-            <w:proofErr w:type="spellEnd"/>
-            <w:r>
-              <w:rPr>
-                <w:rFonts w:ascii="Arial" w:eastAsia="Arial" w:hAnsi="Arial" w:cs="Arial"/>
-                <w:sz w:val="22"/>
-                <w:szCs w:val="22"/>
-              </w:rPr>
-              <w:t xml:space="preserve"> </w:t>
-            </w:r>
-            <w:r>
-              <w:rPr>
-                <w:rFonts w:ascii="Arial" w:eastAsia="Arial" w:hAnsi="Arial" w:cs="Arial"/>
-                <w:sz w:val="22"/>
-                <w:szCs w:val="22"/>
-              </w:rPr>
-              <w:t>${kak4_tgl_mulai}</w:t>
-            </w:r>
-            <w:r>
-              <w:rPr>
-                <w:rFonts w:ascii="Arial" w:eastAsia="Arial" w:hAnsi="Arial" w:cs="Arial"/>
-                <w:sz w:val="22"/>
-                <w:szCs w:val="22"/>
-              </w:rPr>
-              <w:t xml:space="preserve"> – </w:t>
-            </w:r>
-            <w:r>
-              <w:rPr>
-                <w:rFonts w:ascii="Arial" w:eastAsia="Arial" w:hAnsi="Arial" w:cs="Arial"/>
-                <w:sz w:val="22"/>
-                <w:szCs w:val="22"/>
-              </w:rPr>
-              <w:t>${kak4_tgl_selesai}</w:t>
-            </w:r>
-            <w:r>
-              <w:rPr>
-                <w:rFonts w:ascii="Arial" w:eastAsia="Arial" w:hAnsi="Arial" w:cs="Arial"/>
-                <w:sz w:val="22"/>
-                <w:szCs w:val="22"/>
-              </w:rPr>
-              <w:t xml:space="preserve">. </w:t>
-            </w:r>
-            <w:proofErr w:type="spellStart"/>
-            <w:proofErr w:type="gramStart"/>
-            <w:r>
-              <w:rPr>
-                <w:rFonts w:ascii="Arial" w:eastAsia="Arial" w:hAnsi="Arial" w:cs="Arial"/>
-                <w:sz w:val="22"/>
-                <w:szCs w:val="22"/>
-              </w:rPr>
-              <w:t>Penyelenggara</w:t>
-            </w:r>
-            <w:proofErr w:type="spellEnd"/>
-            <w:r>
-              <w:rPr>
-                <w:rFonts w:ascii="Arial" w:eastAsia="Arial" w:hAnsi="Arial" w:cs="Arial"/>
-                <w:sz w:val="22"/>
-                <w:szCs w:val="22"/>
-              </w:rPr>
-              <w:t xml:space="preserve">  </w:t>
-            </w:r>
-            <w:proofErr w:type="spellStart"/>
-            <w:r>
-              <w:rPr>
-                <w:rFonts w:ascii="Arial" w:eastAsia="Arial" w:hAnsi="Arial" w:cs="Arial"/>
-                <w:sz w:val="22"/>
-                <w:szCs w:val="22"/>
-              </w:rPr>
-              <w:t>pengadaan</w:t>
-            </w:r>
-            <w:proofErr w:type="spellEnd"/>
-            <w:proofErr w:type="gramEnd"/>
-            <w:r>
-              <w:rPr>
-                <w:rFonts w:ascii="Arial" w:eastAsia="Arial" w:hAnsi="Arial" w:cs="Arial"/>
-                <w:sz w:val="22"/>
-                <w:szCs w:val="22"/>
-              </w:rPr>
-              <w:t xml:space="preserve">  </w:t>
-            </w:r>
-            <w:proofErr w:type="spellStart"/>
-            <w:r>
-              <w:rPr>
-                <w:rFonts w:ascii="Arial" w:eastAsia="Arial" w:hAnsi="Arial" w:cs="Arial"/>
-                <w:sz w:val="22"/>
-                <w:szCs w:val="22"/>
-              </w:rPr>
-              <w:t>ini</w:t>
-            </w:r>
-            <w:proofErr w:type="spellEnd"/>
-            <w:r>
-              <w:rPr>
-                <w:rFonts w:ascii="Arial" w:eastAsia="Arial" w:hAnsi="Arial" w:cs="Arial"/>
-                <w:sz w:val="22"/>
-                <w:szCs w:val="22"/>
-              </w:rPr>
-              <w:t xml:space="preserve"> </w:t>
-            </w:r>
-            <w:proofErr w:type="spellStart"/>
-            <w:r>
-              <w:rPr>
-                <w:rFonts w:ascii="Arial" w:eastAsia="Arial" w:hAnsi="Arial" w:cs="Arial"/>
-                <w:sz w:val="22"/>
-                <w:szCs w:val="22"/>
-              </w:rPr>
-              <w:t>adalah</w:t>
-            </w:r>
-            <w:proofErr w:type="spellEnd"/>
-            <w:r>
-              <w:rPr>
-                <w:rFonts w:ascii="Arial" w:eastAsia="Arial" w:hAnsi="Arial" w:cs="Arial"/>
-                <w:sz w:val="22"/>
-                <w:szCs w:val="22"/>
-              </w:rPr>
-              <w:t xml:space="preserve"> Badan Pusat </w:t>
-            </w:r>
-            <w:proofErr w:type="spellStart"/>
-            <w:r>
-              <w:rPr>
-                <w:rFonts w:ascii="Arial" w:eastAsia="Arial" w:hAnsi="Arial" w:cs="Arial"/>
-                <w:sz w:val="22"/>
-                <w:szCs w:val="22"/>
-              </w:rPr>
-              <w:t>Statistik</w:t>
-            </w:r>
-            <w:proofErr w:type="spellEnd"/>
-            <w:r>
-              <w:rPr>
-                <w:rFonts w:ascii="Arial" w:eastAsia="Arial" w:hAnsi="Arial" w:cs="Arial"/>
-                <w:sz w:val="22"/>
-                <w:szCs w:val="22"/>
-              </w:rPr>
-              <w:t xml:space="preserve"> </w:t>
-            </w:r>
-            <w:proofErr w:type="spellStart"/>
-            <w:r>
-              <w:rPr>
-                <w:rFonts w:ascii="Arial" w:eastAsia="Arial" w:hAnsi="Arial" w:cs="Arial"/>
-                <w:sz w:val="22"/>
-                <w:szCs w:val="22"/>
-              </w:rPr>
-              <w:t>Satker</w:t>
-            </w:r>
-            <w:proofErr w:type="spellEnd"/>
-            <w:r>
-              <w:rPr>
-                <w:rFonts w:ascii="Arial" w:eastAsia="Arial" w:hAnsi="Arial" w:cs="Arial"/>
-                <w:sz w:val="22"/>
-                <w:szCs w:val="22"/>
-              </w:rPr>
-              <w:t xml:space="preserve"> BPS </w:t>
-            </w:r>
-            <w:proofErr w:type="spellStart"/>
-            <w:r>
-              <w:rPr>
-                <w:rFonts w:ascii="Arial" w:eastAsia="Arial" w:hAnsi="Arial" w:cs="Arial"/>
-                <w:sz w:val="22"/>
-                <w:szCs w:val="22"/>
-              </w:rPr>
-              <w:t>Kabupaten</w:t>
-            </w:r>
-            <w:proofErr w:type="spellEnd"/>
-            <w:r>
-              <w:rPr>
-                <w:rFonts w:ascii="Arial" w:eastAsia="Arial" w:hAnsi="Arial" w:cs="Arial"/>
-                <w:sz w:val="22"/>
-                <w:szCs w:val="22"/>
-              </w:rPr>
-              <w:t xml:space="preserve"> Simeulue </w:t>
-            </w:r>
-            <w:proofErr w:type="spellStart"/>
-            <w:r>
-              <w:rPr>
-                <w:rFonts w:ascii="Arial" w:eastAsia="Arial" w:hAnsi="Arial" w:cs="Arial"/>
-                <w:sz w:val="22"/>
-                <w:szCs w:val="22"/>
-              </w:rPr>
-              <w:t>dengan</w:t>
-            </w:r>
-            <w:proofErr w:type="spellEnd"/>
-            <w:r>
-              <w:rPr>
-                <w:rFonts w:ascii="Arial" w:eastAsia="Arial" w:hAnsi="Arial" w:cs="Arial"/>
-                <w:sz w:val="22"/>
-                <w:szCs w:val="22"/>
-              </w:rPr>
-              <w:t xml:space="preserve"> </w:t>
-            </w:r>
-            <w:proofErr w:type="spellStart"/>
-            <w:r>
-              <w:rPr>
-                <w:rFonts w:ascii="Arial" w:eastAsia="Arial" w:hAnsi="Arial" w:cs="Arial"/>
-                <w:sz w:val="22"/>
-                <w:szCs w:val="22"/>
-              </w:rPr>
-              <w:t>melibatkan</w:t>
-            </w:r>
-            <w:proofErr w:type="spellEnd"/>
-            <w:r>
-              <w:rPr>
-                <w:rFonts w:ascii="Arial" w:eastAsia="Arial" w:hAnsi="Arial" w:cs="Arial"/>
-                <w:sz w:val="22"/>
-                <w:szCs w:val="22"/>
-              </w:rPr>
-              <w:t xml:space="preserve"> PPK </w:t>
-            </w:r>
-            <w:proofErr w:type="gramStart"/>
-            <w:r>
-              <w:rPr>
-                <w:rFonts w:ascii="Arial" w:eastAsia="Arial" w:hAnsi="Arial" w:cs="Arial"/>
-                <w:sz w:val="22"/>
-                <w:szCs w:val="22"/>
-              </w:rPr>
-              <w:t xml:space="preserve">BPS  </w:t>
-            </w:r>
-            <w:proofErr w:type="spellStart"/>
-            <w:r>
-              <w:rPr>
-                <w:rFonts w:ascii="Arial" w:eastAsia="Arial" w:hAnsi="Arial" w:cs="Arial"/>
-                <w:sz w:val="22"/>
-                <w:szCs w:val="22"/>
-              </w:rPr>
-              <w:t>BPS</w:t>
-            </w:r>
-            <w:proofErr w:type="spellEnd"/>
-            <w:proofErr w:type="gramEnd"/>
-            <w:r>
-              <w:rPr>
-                <w:rFonts w:ascii="Arial" w:eastAsia="Arial" w:hAnsi="Arial" w:cs="Arial"/>
-                <w:sz w:val="22"/>
-                <w:szCs w:val="22"/>
-              </w:rPr>
-              <w:t xml:space="preserve"> </w:t>
-            </w:r>
-            <w:proofErr w:type="spellStart"/>
-            <w:r>
-              <w:rPr>
-                <w:rFonts w:ascii="Arial" w:eastAsia="Arial" w:hAnsi="Arial" w:cs="Arial"/>
-                <w:sz w:val="22"/>
-                <w:szCs w:val="22"/>
-              </w:rPr>
-              <w:t>Kabupaten</w:t>
-            </w:r>
-            <w:proofErr w:type="spellEnd"/>
-            <w:r>
-              <w:rPr>
-                <w:rFonts w:ascii="Arial" w:eastAsia="Arial" w:hAnsi="Arial" w:cs="Arial"/>
-                <w:sz w:val="22"/>
-                <w:szCs w:val="22"/>
-              </w:rPr>
-              <w:t xml:space="preserve"> Simeulue, </w:t>
-            </w:r>
-            <w:proofErr w:type="spellStart"/>
-            <w:r>
-              <w:rPr>
-                <w:rFonts w:ascii="Arial" w:eastAsia="Arial" w:hAnsi="Arial" w:cs="Arial"/>
-                <w:sz w:val="22"/>
-                <w:szCs w:val="22"/>
-              </w:rPr>
-              <w:t>Pejabat</w:t>
-            </w:r>
-            <w:proofErr w:type="spellEnd"/>
-            <w:r>
-              <w:rPr>
-                <w:rFonts w:ascii="Arial" w:eastAsia="Arial" w:hAnsi="Arial" w:cs="Arial"/>
-                <w:sz w:val="22"/>
-                <w:szCs w:val="22"/>
-              </w:rPr>
-              <w:t xml:space="preserve"> </w:t>
-            </w:r>
-            <w:proofErr w:type="spellStart"/>
-            <w:proofErr w:type="gramStart"/>
-            <w:r>
-              <w:rPr>
-                <w:rFonts w:ascii="Arial" w:eastAsia="Arial" w:hAnsi="Arial" w:cs="Arial"/>
-                <w:sz w:val="22"/>
-                <w:szCs w:val="22"/>
-              </w:rPr>
-              <w:t>Pengadaan</w:t>
-            </w:r>
-            <w:proofErr w:type="spellEnd"/>
-            <w:r>
-              <w:rPr>
-                <w:rFonts w:ascii="Arial" w:eastAsia="Arial" w:hAnsi="Arial" w:cs="Arial"/>
-                <w:sz w:val="22"/>
-                <w:szCs w:val="22"/>
-              </w:rPr>
-              <w:t xml:space="preserve">  BPS</w:t>
-            </w:r>
-            <w:proofErr w:type="gramEnd"/>
-            <w:r>
-              <w:rPr>
-                <w:rFonts w:ascii="Arial" w:eastAsia="Arial" w:hAnsi="Arial" w:cs="Arial"/>
-                <w:sz w:val="22"/>
-                <w:szCs w:val="22"/>
-              </w:rPr>
-              <w:t xml:space="preserve"> </w:t>
-            </w:r>
-            <w:proofErr w:type="spellStart"/>
-            <w:r>
-              <w:rPr>
-                <w:rFonts w:ascii="Arial" w:eastAsia="Arial" w:hAnsi="Arial" w:cs="Arial"/>
-                <w:sz w:val="22"/>
-                <w:szCs w:val="22"/>
-              </w:rPr>
-              <w:t>Kabupaten</w:t>
-            </w:r>
-            <w:proofErr w:type="spellEnd"/>
-            <w:r>
-              <w:rPr>
-                <w:rFonts w:ascii="Arial" w:eastAsia="Arial" w:hAnsi="Arial" w:cs="Arial"/>
-                <w:sz w:val="22"/>
-                <w:szCs w:val="22"/>
-              </w:rPr>
-              <w:t xml:space="preserve"> Simeulue </w:t>
-            </w:r>
-            <w:proofErr w:type="spellStart"/>
-            <w:r>
-              <w:rPr>
-                <w:rFonts w:ascii="Arial" w:eastAsia="Arial" w:hAnsi="Arial" w:cs="Arial"/>
-                <w:sz w:val="22"/>
-                <w:szCs w:val="22"/>
-              </w:rPr>
-              <w:t>dengan</w:t>
-            </w:r>
-            <w:proofErr w:type="spellEnd"/>
-            <w:r>
-              <w:rPr>
-                <w:rFonts w:ascii="Arial" w:eastAsia="Arial" w:hAnsi="Arial" w:cs="Arial"/>
-                <w:sz w:val="22"/>
-                <w:szCs w:val="22"/>
-              </w:rPr>
-              <w:t xml:space="preserve"> </w:t>
-            </w:r>
-            <w:proofErr w:type="spellStart"/>
-            <w:r>
-              <w:rPr>
-                <w:rFonts w:ascii="Arial" w:eastAsia="Arial" w:hAnsi="Arial" w:cs="Arial"/>
-                <w:sz w:val="22"/>
-                <w:szCs w:val="22"/>
-              </w:rPr>
-              <w:t>penanggung</w:t>
-            </w:r>
-            <w:proofErr w:type="spellEnd"/>
-            <w:r>
-              <w:rPr>
-                <w:rFonts w:ascii="Arial" w:eastAsia="Arial" w:hAnsi="Arial" w:cs="Arial"/>
-                <w:sz w:val="22"/>
-                <w:szCs w:val="22"/>
-              </w:rPr>
-              <w:t xml:space="preserve"> </w:t>
-            </w:r>
-            <w:proofErr w:type="spellStart"/>
-            <w:r>
-              <w:rPr>
-                <w:rFonts w:ascii="Arial" w:eastAsia="Arial" w:hAnsi="Arial" w:cs="Arial"/>
-                <w:sz w:val="22"/>
-                <w:szCs w:val="22"/>
-              </w:rPr>
-              <w:t>jawab</w:t>
-            </w:r>
-            <w:proofErr w:type="spellEnd"/>
-            <w:r>
-              <w:rPr>
-                <w:rFonts w:ascii="Arial" w:eastAsia="Arial" w:hAnsi="Arial" w:cs="Arial"/>
-                <w:sz w:val="22"/>
-                <w:szCs w:val="22"/>
-              </w:rPr>
-              <w:t xml:space="preserve"> </w:t>
-            </w:r>
-            <w:proofErr w:type="spellStart"/>
-            <w:r>
-              <w:rPr>
-                <w:rFonts w:ascii="Arial" w:eastAsia="Arial" w:hAnsi="Arial" w:cs="Arial"/>
-                <w:sz w:val="22"/>
-                <w:szCs w:val="22"/>
-              </w:rPr>
-              <w:t>kegiatan</w:t>
-            </w:r>
-            <w:proofErr w:type="spellEnd"/>
-            <w:r>
-              <w:rPr>
-                <w:rFonts w:ascii="Arial" w:eastAsia="Arial" w:hAnsi="Arial" w:cs="Arial"/>
-                <w:sz w:val="22"/>
-                <w:szCs w:val="22"/>
-              </w:rPr>
-              <w:t xml:space="preserve"> PJK </w:t>
-            </w:r>
-            <w:r>
-              <w:rPr>
-                <w:rFonts w:ascii="Arial" w:eastAsia="Arial" w:hAnsi="Arial" w:cs="Arial"/>
-                <w:sz w:val="22"/>
-                <w:szCs w:val="22"/>
-              </w:rPr>
-              <w:t>${</w:t>
-            </w:r>
-            <w:proofErr w:type="spellStart"/>
-            <w:proofErr w:type="gramStart"/>
-            <w:r>
-              <w:rPr>
-                <w:rFonts w:ascii="Arial" w:eastAsia="Arial" w:hAnsi="Arial" w:cs="Arial"/>
-                <w:sz w:val="22"/>
-                <w:szCs w:val="22"/>
-              </w:rPr>
-              <w:t>pj</w:t>
-            </w:r>
-            <w:proofErr w:type="spellEnd"/>
-            <w:r>
-              <w:rPr>
-                <w:rFonts w:ascii="Arial" w:eastAsia="Arial" w:hAnsi="Arial" w:cs="Arial"/>
-                <w:sz w:val="22"/>
-                <w:szCs w:val="22"/>
-              </w:rPr>
-              <w:t>}</w:t>
-            </w:r>
-            <w:r>
-              <w:rPr>
-                <w:rFonts w:ascii="Arial" w:eastAsia="Arial" w:hAnsi="Arial" w:cs="Arial"/>
-                <w:sz w:val="22"/>
-                <w:szCs w:val="22"/>
-              </w:rPr>
-              <w:t xml:space="preserve"> </w:t>
-            </w:r>
-            <w:r>
-              <w:rPr>
-                <w:rFonts w:ascii="Arial" w:eastAsia="Arial" w:hAnsi="Arial" w:cs="Arial"/>
-                <w:sz w:val="22"/>
-                <w:szCs w:val="22"/>
-              </w:rPr>
-              <w:t xml:space="preserve"> </w:t>
-            </w:r>
-            <w:r>
-              <w:rPr>
-                <w:rFonts w:ascii="Arial" w:eastAsia="Arial" w:hAnsi="Arial" w:cs="Arial"/>
-                <w:sz w:val="22"/>
-                <w:szCs w:val="22"/>
-              </w:rPr>
-              <w:t>BPS</w:t>
-            </w:r>
-            <w:proofErr w:type="gramEnd"/>
-            <w:r>
-              <w:rPr>
-                <w:rFonts w:ascii="Arial" w:eastAsia="Arial" w:hAnsi="Arial" w:cs="Arial"/>
-                <w:sz w:val="22"/>
-                <w:szCs w:val="22"/>
-              </w:rPr>
-              <w:t xml:space="preserve"> </w:t>
-            </w:r>
-            <w:proofErr w:type="spellStart"/>
-            <w:r>
-              <w:rPr>
-                <w:rFonts w:ascii="Arial" w:eastAsia="Arial" w:hAnsi="Arial" w:cs="Arial"/>
-                <w:sz w:val="22"/>
-                <w:szCs w:val="22"/>
-              </w:rPr>
-              <w:t>Kabupaten</w:t>
-            </w:r>
-            <w:proofErr w:type="spellEnd"/>
-            <w:r>
-              <w:rPr>
-                <w:rFonts w:ascii="Arial" w:eastAsia="Arial" w:hAnsi="Arial" w:cs="Arial"/>
-                <w:sz w:val="22"/>
-                <w:szCs w:val="22"/>
-              </w:rPr>
-              <w:t xml:space="preserve"> Simeulue.    </w:t>
+            <w:r>
+              <w:rPr>
+                <w:rFonts w:ascii="Arial" w:eastAsia="Arial" w:hAnsi="Arial" w:cs="Arial"/>
+                <w:sz w:val="22"/>
+                <w:szCs w:val="22"/>
+              </w:rPr>
+              <w:t xml:space="preserve">BPS Kabupaten Simeulue.    </w:t>
             </w:r>
           </w:p>
           <w:p>
@@ -1984,97 +692,7 @@
                 <w:sz w:val="22"/>
                 <w:szCs w:val="22"/>
               </w:rPr>
-              <w:t xml:space="preserve">Transport </w:t>
-            </w:r>
-            <w:proofErr w:type="spellStart"/>
-            <w:r>
-              <w:rPr>
-                <w:rFonts w:ascii="Arial" w:eastAsia="Arial" w:hAnsi="Arial" w:cs="Arial"/>
-                <w:sz w:val="22"/>
-                <w:szCs w:val="22"/>
-              </w:rPr>
-              <w:t>lokal</w:t>
-            </w:r>
-            <w:proofErr w:type="spellEnd"/>
-            <w:r>
-              <w:rPr>
-                <w:rFonts w:ascii="Arial" w:eastAsia="Arial" w:hAnsi="Arial" w:cs="Arial"/>
-                <w:sz w:val="22"/>
-                <w:szCs w:val="22"/>
-              </w:rPr>
-              <w:t xml:space="preserve"> </w:t>
-            </w:r>
-            <w:proofErr w:type="spellStart"/>
-            <w:r>
-              <w:rPr>
-                <w:rFonts w:ascii="Arial" w:eastAsia="Arial" w:hAnsi="Arial" w:cs="Arial"/>
-                <w:sz w:val="22"/>
-                <w:szCs w:val="22"/>
-              </w:rPr>
-              <w:t>sesuai</w:t>
-            </w:r>
-            <w:proofErr w:type="spellEnd"/>
-            <w:r>
-              <w:rPr>
-                <w:rFonts w:ascii="Arial" w:eastAsia="Arial" w:hAnsi="Arial" w:cs="Arial"/>
-                <w:sz w:val="22"/>
-                <w:szCs w:val="22"/>
-              </w:rPr>
-              <w:t xml:space="preserve"> SK </w:t>
-            </w:r>
-            <w:proofErr w:type="spellStart"/>
-            <w:r>
-              <w:rPr>
-                <w:rFonts w:ascii="Arial" w:eastAsia="Arial" w:hAnsi="Arial" w:cs="Arial"/>
-                <w:sz w:val="22"/>
-                <w:szCs w:val="22"/>
-              </w:rPr>
-              <w:t>Kepala</w:t>
-            </w:r>
-            <w:proofErr w:type="spellEnd"/>
-            <w:r>
-              <w:rPr>
-                <w:rFonts w:ascii="Arial" w:eastAsia="Arial" w:hAnsi="Arial" w:cs="Arial"/>
-                <w:sz w:val="22"/>
-                <w:szCs w:val="22"/>
-              </w:rPr>
-              <w:t xml:space="preserve"> BPS </w:t>
-            </w:r>
-            <w:proofErr w:type="spellStart"/>
-            <w:r>
-              <w:rPr>
-                <w:rFonts w:ascii="Arial" w:eastAsia="Arial" w:hAnsi="Arial" w:cs="Arial"/>
-                <w:sz w:val="22"/>
-                <w:szCs w:val="22"/>
-              </w:rPr>
-              <w:t>Kabupaten</w:t>
-            </w:r>
-            <w:proofErr w:type="spellEnd"/>
-            <w:r>
-              <w:rPr>
-                <w:rFonts w:ascii="Arial" w:eastAsia="Arial" w:hAnsi="Arial" w:cs="Arial"/>
-                <w:sz w:val="22"/>
-                <w:szCs w:val="22"/>
-              </w:rPr>
-              <w:t xml:space="preserve"> Simeulue </w:t>
-            </w:r>
-            <w:proofErr w:type="spellStart"/>
-            <w:r>
-              <w:rPr>
-                <w:rFonts w:ascii="Arial" w:eastAsia="Arial" w:hAnsi="Arial" w:cs="Arial"/>
-                <w:sz w:val="22"/>
-                <w:szCs w:val="22"/>
-              </w:rPr>
-              <w:t>nomor</w:t>
-            </w:r>
-            <w:proofErr w:type="spellEnd"/>
-            <w:r>
-              <w:rPr>
-                <w:rFonts w:ascii="Arial" w:eastAsia="Arial" w:hAnsi="Arial" w:cs="Arial"/>
-                <w:sz w:val="22"/>
-                <w:szCs w:val="22"/>
-              </w:rPr>
-              <w:t xml:space="preserve"> </w:t>
+              <w:t xml:space="preserve">Transport lokal sesuai SK Kepala BPS Kabupaten Simeulue nomor </w:t>
             </w:r>
             <w:r>
               <w:rPr>
@@ -2084,23 +702,13 @@
               </w:rPr>
               <w:t xml:space="preserve">01 </w:t>
             </w:r>
-            <w:proofErr w:type="spellStart"/>
-            <w:r>
-              <w:rPr>
-                <w:rFonts w:ascii="Arial" w:eastAsia="Arial" w:hAnsi="Arial" w:cs="Arial"/>
-                <w:sz w:val="22"/>
-                <w:szCs w:val="22"/>
-              </w:rPr>
-              <w:t>Tahun</w:t>
-            </w:r>
-            <w:proofErr w:type="spellEnd"/>
-            <w:r>
-              <w:rPr>
-                <w:rFonts w:ascii="Arial" w:eastAsia="Arial" w:hAnsi="Arial" w:cs="Arial"/>
-                <w:sz w:val="22"/>
-                <w:szCs w:val="22"/>
-              </w:rPr>
-              <w:t xml:space="preserve"> </w:t>
+            <w:r>
+              <w:rPr>
+                <w:rFonts w:ascii="Arial" w:eastAsia="Arial" w:hAnsi="Arial" w:cs="Arial"/>
+                <w:sz w:val="22"/>
+                <w:szCs w:val="22"/>
+              </w:rPr>
+              <w:t xml:space="preserve">Tahun </w:t>
             </w:r>
             <w:r>
               <w:rPr>
@@ -2110,149 +718,61 @@
               </w:rPr>
               <w:t xml:space="preserve">2026 </w:t>
             </w:r>
-            <w:proofErr w:type="spellStart"/>
-            <w:r>
-              <w:rPr>
-                <w:rFonts w:ascii="Arial" w:eastAsia="Arial" w:hAnsi="Arial" w:cs="Arial"/>
-                <w:sz w:val="22"/>
-                <w:szCs w:val="22"/>
-              </w:rPr>
-              <w:t>tanggal</w:t>
-            </w:r>
-            <w:proofErr w:type="spellEnd"/>
-            <w:r>
-              <w:rPr>
-                <w:rFonts w:ascii="Arial" w:eastAsia="Arial" w:hAnsi="Arial" w:cs="Arial"/>
-                <w:sz w:val="22"/>
-                <w:szCs w:val="22"/>
-              </w:rPr>
-              <w:t xml:space="preserve"> DD-MM-YYYY </w:t>
-            </w:r>
-            <w:proofErr w:type="spellStart"/>
-            <w:r>
-              <w:rPr>
-                <w:rFonts w:ascii="Arial" w:eastAsia="Arial" w:hAnsi="Arial" w:cs="Arial"/>
-                <w:sz w:val="22"/>
-                <w:szCs w:val="22"/>
-              </w:rPr>
-              <w:t>tentang</w:t>
-            </w:r>
-            <w:proofErr w:type="spellEnd"/>
-            <w:r>
-              <w:rPr>
-                <w:rFonts w:ascii="Arial" w:eastAsia="Arial" w:hAnsi="Arial" w:cs="Arial"/>
-                <w:sz w:val="22"/>
-                <w:szCs w:val="22"/>
-              </w:rPr>
-              <w:t xml:space="preserve"> </w:t>
-            </w:r>
-            <w:proofErr w:type="spellStart"/>
-            <w:r>
-              <w:rPr>
-                <w:rFonts w:ascii="Arial" w:eastAsia="Arial" w:hAnsi="Arial" w:cs="Arial"/>
-                <w:sz w:val="22"/>
-                <w:szCs w:val="22"/>
-              </w:rPr>
-              <w:t>Penetapan</w:t>
-            </w:r>
-            <w:proofErr w:type="spellEnd"/>
-            <w:r>
-              <w:rPr>
-                <w:rFonts w:ascii="Arial" w:eastAsia="Arial" w:hAnsi="Arial" w:cs="Arial"/>
-                <w:sz w:val="22"/>
-                <w:szCs w:val="22"/>
-              </w:rPr>
-              <w:t xml:space="preserve"> Rate </w:t>
-            </w:r>
-            <w:proofErr w:type="spellStart"/>
-            <w:r>
-              <w:rPr>
-                <w:rFonts w:ascii="Arial" w:eastAsia="Arial" w:hAnsi="Arial" w:cs="Arial"/>
-                <w:sz w:val="22"/>
-                <w:szCs w:val="22"/>
-              </w:rPr>
-              <w:t>Biaya</w:t>
-            </w:r>
-            <w:proofErr w:type="spellEnd"/>
-            <w:r>
-              <w:rPr>
-                <w:rFonts w:ascii="Arial" w:eastAsia="Arial" w:hAnsi="Arial" w:cs="Arial"/>
-                <w:sz w:val="22"/>
-                <w:szCs w:val="22"/>
-              </w:rPr>
-              <w:t xml:space="preserve"> Transport </w:t>
-            </w:r>
-            <w:proofErr w:type="spellStart"/>
-            <w:r>
-              <w:rPr>
-                <w:rFonts w:ascii="Arial" w:eastAsia="Arial" w:hAnsi="Arial" w:cs="Arial"/>
-                <w:sz w:val="22"/>
-                <w:szCs w:val="22"/>
-              </w:rPr>
-              <w:t>dari</w:t>
-            </w:r>
-            <w:proofErr w:type="spellEnd"/>
-            <w:r>
-              <w:rPr>
-                <w:rFonts w:ascii="Arial" w:eastAsia="Arial" w:hAnsi="Arial" w:cs="Arial"/>
-                <w:sz w:val="22"/>
-                <w:szCs w:val="22"/>
-              </w:rPr>
-              <w:t xml:space="preserve"> </w:t>
-            </w:r>
-            <w:proofErr w:type="spellStart"/>
-            <w:r>
-              <w:rPr>
-                <w:rFonts w:ascii="Arial" w:eastAsia="Arial" w:hAnsi="Arial" w:cs="Arial"/>
-                <w:sz w:val="22"/>
-                <w:szCs w:val="22"/>
-              </w:rPr>
-              <w:t>Kabupaten</w:t>
-            </w:r>
-            <w:proofErr w:type="spellEnd"/>
-            <w:r>
-              <w:rPr>
-                <w:rFonts w:ascii="Arial" w:eastAsia="Arial" w:hAnsi="Arial" w:cs="Arial"/>
-                <w:sz w:val="22"/>
-                <w:szCs w:val="22"/>
-              </w:rPr>
-              <w:t xml:space="preserve"> Simeulue Ke </w:t>
-            </w:r>
-            <w:proofErr w:type="spellStart"/>
-            <w:r>
-              <w:rPr>
-                <w:rFonts w:ascii="Arial" w:eastAsia="Arial" w:hAnsi="Arial" w:cs="Arial"/>
-                <w:sz w:val="22"/>
-                <w:szCs w:val="22"/>
-              </w:rPr>
-              <w:t>Kecamatan</w:t>
-            </w:r>
-            <w:proofErr w:type="spellEnd"/>
-            <w:r>
-              <w:rPr>
-                <w:rFonts w:ascii="Arial" w:eastAsia="Arial" w:hAnsi="Arial" w:cs="Arial"/>
-                <w:sz w:val="22"/>
-                <w:szCs w:val="22"/>
-              </w:rPr>
-              <w:t xml:space="preserve"> </w:t>
-            </w:r>
-            <w:proofErr w:type="spellStart"/>
-            <w:r>
-              <w:rPr>
-                <w:rFonts w:ascii="Arial" w:eastAsia="Arial" w:hAnsi="Arial" w:cs="Arial"/>
-                <w:sz w:val="22"/>
-                <w:szCs w:val="22"/>
-              </w:rPr>
-              <w:t>Tahun</w:t>
-            </w:r>
-            <w:proofErr w:type="spellEnd"/>
-            <w:r>
-              <w:rPr>
-                <w:rFonts w:ascii="Arial" w:eastAsia="Arial" w:hAnsi="Arial" w:cs="Arial"/>
-                <w:sz w:val="22"/>
-                <w:szCs w:val="22"/>
-              </w:rPr>
-              <w:t xml:space="preserve"> 2026</w:t>
+            <w:r>
+              <w:rPr>
+                <w:rFonts w:ascii="Arial" w:eastAsia="Arial" w:hAnsi="Arial" w:cs="Arial"/>
+                <w:sz w:val="22"/>
+                <w:szCs w:val="22"/>
+              </w:rPr>
+              <w:t xml:space="preserve">tanggal </w:t>
+            </w:r>
+            <w:r>
+              <w:rPr>
+                <w:rFonts w:ascii="Arial" w:eastAsia="Arial" w:hAnsi="Arial" w:cs="Arial"/>
+                <w:sz w:val="22"/>
+                <w:szCs w:val="22"/>
+              </w:rPr>
+              <w:t>05</w:t>
+            </w:r>
+            <w:r>
+              <w:rPr>
+                <w:rFonts w:ascii="Arial" w:eastAsia="Arial" w:hAnsi="Arial" w:cs="Arial"/>
+                <w:sz w:val="22"/>
+                <w:szCs w:val="22"/>
+              </w:rPr>
+              <w:t>-</w:t>
+            </w:r>
+            <w:r>
+              <w:rPr>
+                <w:rFonts w:ascii="Arial" w:eastAsia="Arial" w:hAnsi="Arial" w:cs="Arial"/>
+                <w:sz w:val="22"/>
+                <w:szCs w:val="22"/>
+              </w:rPr>
+              <w:t>01</w:t>
+            </w:r>
+            <w:r>
+              <w:rPr>
+                <w:rFonts w:ascii="Arial" w:eastAsia="Arial" w:hAnsi="Arial" w:cs="Arial"/>
+                <w:sz w:val="22"/>
+                <w:szCs w:val="22"/>
+              </w:rPr>
+              <w:t>-</w:t>
+            </w:r>
+            <w:r>
+              <w:rPr>
+                <w:rFonts w:ascii="Arial" w:eastAsia="Arial" w:hAnsi="Arial" w:cs="Arial"/>
+                <w:sz w:val="22"/>
+                <w:szCs w:val="22"/>
+              </w:rPr>
+              <w:t xml:space="preserve">2026 </w:t>
+            </w:r>
+            <w:r>
+              <w:rPr>
+                <w:rFonts w:ascii="Arial" w:eastAsia="Arial" w:hAnsi="Arial" w:cs="Arial"/>
+                <w:sz w:val="22"/>
+                <w:szCs w:val="22"/>
+              </w:rPr>
+              <w:t>tentang Penetapan Rate Biaya Transport dari Kabupaten Simeulue Ke Kecamatan Tahun 2026</w:t>
             </w:r>
           </w:p>
         </w:tc>
@@ -2324,115 +844,13 @@
                 <w:szCs w:val="22"/>
               </w:rPr>
             </w:pPr>
-            <w:proofErr w:type="spellStart"/>
-            <w:r>
-              <w:rPr>
-                <w:rFonts w:ascii="Arial" w:eastAsia="Arial" w:hAnsi="Arial" w:cs="Arial"/>
-                <w:sz w:val="22"/>
-                <w:szCs w:val="22"/>
-              </w:rPr>
-              <w:t>Sumber</w:t>
-            </w:r>
-            <w:proofErr w:type="spellEnd"/>
-            <w:r>
-              <w:rPr>
-                <w:rFonts w:ascii="Arial" w:eastAsia="Arial" w:hAnsi="Arial" w:cs="Arial"/>
-                <w:sz w:val="22"/>
-                <w:szCs w:val="22"/>
-              </w:rPr>
-              <w:t xml:space="preserve"> dana yang </w:t>
-            </w:r>
-            <w:proofErr w:type="spellStart"/>
-            <w:r>
-              <w:rPr>
-                <w:rFonts w:ascii="Arial" w:eastAsia="Arial" w:hAnsi="Arial" w:cs="Arial"/>
-                <w:sz w:val="22"/>
-                <w:szCs w:val="22"/>
-              </w:rPr>
-              <w:t>digunakan</w:t>
-            </w:r>
-            <w:proofErr w:type="spellEnd"/>
-            <w:r>
-              <w:rPr>
-                <w:rFonts w:ascii="Arial" w:eastAsia="Arial" w:hAnsi="Arial" w:cs="Arial"/>
-                <w:sz w:val="22"/>
-                <w:szCs w:val="22"/>
-              </w:rPr>
-              <w:t xml:space="preserve"> </w:t>
-            </w:r>
-            <w:proofErr w:type="spellStart"/>
-            <w:r>
-              <w:rPr>
-                <w:rFonts w:ascii="Arial" w:eastAsia="Arial" w:hAnsi="Arial" w:cs="Arial"/>
-                <w:sz w:val="22"/>
-                <w:szCs w:val="22"/>
-              </w:rPr>
-              <w:t>untuk</w:t>
-            </w:r>
-            <w:proofErr w:type="spellEnd"/>
-            <w:r>
-              <w:rPr>
-                <w:rFonts w:ascii="Arial" w:eastAsia="Arial" w:hAnsi="Arial" w:cs="Arial"/>
-                <w:sz w:val="22"/>
-                <w:szCs w:val="22"/>
-              </w:rPr>
-              <w:t xml:space="preserve"> </w:t>
-            </w:r>
-            <w:proofErr w:type="spellStart"/>
-            <w:r>
-              <w:rPr>
-                <w:rFonts w:ascii="Arial" w:eastAsia="Arial" w:hAnsi="Arial" w:cs="Arial"/>
-                <w:sz w:val="22"/>
-                <w:szCs w:val="22"/>
-              </w:rPr>
-              <w:t>membiayai</w:t>
-            </w:r>
-            <w:proofErr w:type="spellEnd"/>
-            <w:r>
-              <w:rPr>
-                <w:rFonts w:ascii="Arial" w:eastAsia="Arial" w:hAnsi="Arial" w:cs="Arial"/>
-                <w:sz w:val="22"/>
-                <w:szCs w:val="22"/>
-              </w:rPr>
-              <w:t xml:space="preserve"> </w:t>
-            </w:r>
-            <w:proofErr w:type="spellStart"/>
-            <w:proofErr w:type="gramStart"/>
-            <w:r>
-              <w:rPr>
-                <w:rFonts w:ascii="Arial" w:eastAsia="Arial" w:hAnsi="Arial" w:cs="Arial"/>
-                <w:sz w:val="22"/>
-                <w:szCs w:val="22"/>
-              </w:rPr>
-              <w:t>Kegiatan</w:t>
-            </w:r>
-            <w:proofErr w:type="spellEnd"/>
-            <w:r>
-              <w:rPr>
-                <w:rFonts w:ascii="Arial" w:eastAsia="Arial" w:hAnsi="Arial" w:cs="Arial"/>
-                <w:sz w:val="22"/>
-                <w:szCs w:val="22"/>
-              </w:rPr>
-              <w:t xml:space="preserve">  </w:t>
-            </w:r>
-            <w:proofErr w:type="spellStart"/>
-            <w:r>
-              <w:rPr>
-                <w:rFonts w:ascii="Arial" w:eastAsia="Arial" w:hAnsi="Arial" w:cs="Arial"/>
-                <w:sz w:val="22"/>
-                <w:szCs w:val="22"/>
-              </w:rPr>
-              <w:t>Pengadaan</w:t>
-            </w:r>
-            <w:proofErr w:type="spellEnd"/>
-            <w:proofErr w:type="gramEnd"/>
-            <w:r>
-              <w:rPr>
-                <w:rFonts w:ascii="Arial" w:eastAsia="Arial" w:hAnsi="Arial" w:cs="Arial"/>
-                <w:sz w:val="22"/>
-                <w:szCs w:val="22"/>
-              </w:rPr>
-              <w:t xml:space="preserve"> Transport </w:t>
+            <w:r>
+              <w:rPr>
+                <w:rFonts w:ascii="Arial" w:eastAsia="Arial" w:hAnsi="Arial" w:cs="Arial"/>
+                <w:sz w:val="22"/>
+                <w:szCs w:val="22"/>
+              </w:rPr>
+              <w:t xml:space="preserve">Sumber dana yang digunakan untuk membiayai Kegiatan  Pengadaan Transport </w:t>
             </w:r>
             <w:r>
               <w:rPr>
@@ -2442,177 +860,13 @@
               </w:rPr>
               <w:t xml:space="preserve">${kak2_maksud} </w:t>
             </w:r>
-            <w:proofErr w:type="gramStart"/>
-            <w:r>
-              <w:rPr>
-                <w:rFonts w:ascii="Arial" w:eastAsia="Arial" w:hAnsi="Arial" w:cs="Arial"/>
-                <w:sz w:val="22"/>
-                <w:szCs w:val="22"/>
-              </w:rPr>
-              <w:t>di  BPS</w:t>
-            </w:r>
-            <w:proofErr w:type="gramEnd"/>
-            <w:r>
-              <w:rPr>
-                <w:rFonts w:ascii="Arial" w:eastAsia="Arial" w:hAnsi="Arial" w:cs="Arial"/>
-                <w:sz w:val="22"/>
-                <w:szCs w:val="22"/>
-              </w:rPr>
-              <w:t xml:space="preserve"> </w:t>
-            </w:r>
-            <w:proofErr w:type="spellStart"/>
-            <w:r>
-              <w:rPr>
-                <w:rFonts w:ascii="Arial" w:eastAsia="Arial" w:hAnsi="Arial" w:cs="Arial"/>
-                <w:sz w:val="22"/>
-                <w:szCs w:val="22"/>
-              </w:rPr>
-              <w:t>Kabupaten</w:t>
-            </w:r>
-            <w:proofErr w:type="spellEnd"/>
-            <w:r>
-              <w:rPr>
-                <w:rFonts w:ascii="Arial" w:eastAsia="Arial" w:hAnsi="Arial" w:cs="Arial"/>
-                <w:sz w:val="22"/>
-                <w:szCs w:val="22"/>
-              </w:rPr>
-              <w:t xml:space="preserve"> Simeulue </w:t>
-            </w:r>
-            <w:proofErr w:type="spellStart"/>
-            <w:r>
-              <w:rPr>
-                <w:rFonts w:ascii="Arial" w:eastAsia="Arial" w:hAnsi="Arial" w:cs="Arial"/>
-                <w:sz w:val="22"/>
-                <w:szCs w:val="22"/>
-              </w:rPr>
-              <w:t>Tahun</w:t>
-            </w:r>
-            <w:proofErr w:type="spellEnd"/>
-            <w:r>
-              <w:rPr>
-                <w:rFonts w:ascii="Arial" w:eastAsia="Arial" w:hAnsi="Arial" w:cs="Arial"/>
-                <w:sz w:val="22"/>
-                <w:szCs w:val="22"/>
-              </w:rPr>
-              <w:t xml:space="preserve"> </w:t>
-            </w:r>
-            <w:proofErr w:type="spellStart"/>
-            <w:r>
-              <w:rPr>
-                <w:rFonts w:ascii="Arial" w:eastAsia="Arial" w:hAnsi="Arial" w:cs="Arial"/>
-                <w:sz w:val="22"/>
-                <w:szCs w:val="22"/>
-              </w:rPr>
-              <w:t>Anggaran</w:t>
-            </w:r>
-            <w:proofErr w:type="spellEnd"/>
-            <w:r>
-              <w:rPr>
-                <w:rFonts w:ascii="Arial" w:eastAsia="Arial" w:hAnsi="Arial" w:cs="Arial"/>
-                <w:sz w:val="22"/>
-                <w:szCs w:val="22"/>
-              </w:rPr>
-              <w:t xml:space="preserve"> 2026 </w:t>
-            </w:r>
-            <w:proofErr w:type="spellStart"/>
-            <w:r>
-              <w:rPr>
-                <w:rFonts w:ascii="Arial" w:eastAsia="Arial" w:hAnsi="Arial" w:cs="Arial"/>
-                <w:sz w:val="22"/>
-                <w:szCs w:val="22"/>
-              </w:rPr>
-              <w:t>adalah</w:t>
-            </w:r>
-            <w:proofErr w:type="spellEnd"/>
-            <w:r>
-              <w:rPr>
-                <w:rFonts w:ascii="Arial" w:eastAsia="Arial" w:hAnsi="Arial" w:cs="Arial"/>
-                <w:sz w:val="22"/>
-                <w:szCs w:val="22"/>
-              </w:rPr>
-              <w:t xml:space="preserve"> APBN </w:t>
-            </w:r>
-            <w:proofErr w:type="spellStart"/>
-            <w:r>
-              <w:rPr>
-                <w:rFonts w:ascii="Arial" w:eastAsia="Arial" w:hAnsi="Arial" w:cs="Arial"/>
-                <w:sz w:val="22"/>
-                <w:szCs w:val="22"/>
-              </w:rPr>
-              <w:t>dengan</w:t>
-            </w:r>
-            <w:proofErr w:type="spellEnd"/>
-            <w:r>
-              <w:rPr>
-                <w:rFonts w:ascii="Arial" w:eastAsia="Arial" w:hAnsi="Arial" w:cs="Arial"/>
-                <w:sz w:val="22"/>
-                <w:szCs w:val="22"/>
-              </w:rPr>
-              <w:t xml:space="preserve"> DIPA </w:t>
-            </w:r>
-            <w:proofErr w:type="spellStart"/>
-            <w:proofErr w:type="gramStart"/>
-            <w:r>
-              <w:rPr>
-                <w:rFonts w:ascii="Arial" w:eastAsia="Arial" w:hAnsi="Arial" w:cs="Arial"/>
-                <w:sz w:val="22"/>
-                <w:szCs w:val="22"/>
-              </w:rPr>
-              <w:t>Nomor</w:t>
-            </w:r>
-            <w:proofErr w:type="spellEnd"/>
-            <w:r>
-              <w:rPr>
-                <w:rFonts w:ascii="Arial" w:eastAsia="Arial" w:hAnsi="Arial" w:cs="Arial"/>
-                <w:sz w:val="22"/>
-                <w:szCs w:val="22"/>
-              </w:rPr>
-              <w:t xml:space="preserve"> :</w:t>
-            </w:r>
-            <w:proofErr w:type="gramEnd"/>
-            <w:r>
-              <w:rPr>
-                <w:rFonts w:ascii="Arial" w:eastAsia="Arial" w:hAnsi="Arial" w:cs="Arial"/>
-                <w:sz w:val="22"/>
-                <w:szCs w:val="22"/>
-              </w:rPr>
-              <w:t xml:space="preserve">  SP DIPA-054.01.2.636921/2026, </w:t>
-            </w:r>
-            <w:proofErr w:type="spellStart"/>
-            <w:r>
-              <w:rPr>
-                <w:rFonts w:ascii="Arial" w:eastAsia="Arial" w:hAnsi="Arial" w:cs="Arial"/>
-                <w:sz w:val="22"/>
-                <w:szCs w:val="22"/>
-              </w:rPr>
-              <w:t>tanggal</w:t>
-            </w:r>
-            <w:proofErr w:type="spellEnd"/>
-            <w:r>
-              <w:rPr>
-                <w:rFonts w:ascii="Arial" w:eastAsia="Arial" w:hAnsi="Arial" w:cs="Arial"/>
-                <w:sz w:val="22"/>
-                <w:szCs w:val="22"/>
-              </w:rPr>
-              <w:t xml:space="preserve"> 01 </w:t>
-            </w:r>
-            <w:proofErr w:type="spellStart"/>
-            <w:r>
-              <w:rPr>
-                <w:rFonts w:ascii="Arial" w:eastAsia="Arial" w:hAnsi="Arial" w:cs="Arial"/>
-                <w:sz w:val="22"/>
-                <w:szCs w:val="22"/>
-              </w:rPr>
-              <w:t>Desember</w:t>
-            </w:r>
-            <w:proofErr w:type="spellEnd"/>
-            <w:r>
-              <w:rPr>
-                <w:rFonts w:ascii="Arial" w:eastAsia="Arial" w:hAnsi="Arial" w:cs="Arial"/>
-                <w:sz w:val="22"/>
-                <w:szCs w:val="22"/>
-              </w:rPr>
-              <w:t xml:space="preserve"> 2025. </w:t>
+            <w:r>
+              <w:rPr>
+                <w:rFonts w:ascii="Arial" w:eastAsia="Arial" w:hAnsi="Arial" w:cs="Arial"/>
+                <w:sz w:val="22"/>
+                <w:szCs w:val="22"/>
+              </w:rPr>
+              <w:t xml:space="preserve">di  BPS Kabupaten Simeulue Tahun Anggaran 2026 adalah APBN dengan DIPA Nomor :  SP DIPA-054.01.2.636921/2026, tanggal 01 Desember 2025. </w:t>
             </w:r>
           </w:p>
           <w:tbl>
@@ -2755,79 +1009,7 @@
                       <w:sz w:val="22"/>
                       <w:szCs w:val="22"/>
                     </w:rPr>
-                    <w:t xml:space="preserve">Program </w:t>
-                  </w:r>
-                  <w:proofErr w:type="spellStart"/>
-                  <w:r>
-                    <w:rPr>
-                      <w:rFonts w:ascii="Arial" w:eastAsia="Arial" w:hAnsi="Arial" w:cs="Arial"/>
-                      <w:sz w:val="22"/>
-                      <w:szCs w:val="22"/>
-                    </w:rPr>
-                    <w:t>Penyedia</w:t>
-                  </w:r>
-                  <w:proofErr w:type="spellEnd"/>
-                  <w:r>
-                    <w:rPr>
-                      <w:rFonts w:ascii="Arial" w:eastAsia="Arial" w:hAnsi="Arial" w:cs="Arial"/>
-                      <w:sz w:val="22"/>
-                      <w:szCs w:val="22"/>
-                    </w:rPr>
-                    <w:t xml:space="preserve"> dan </w:t>
-                  </w:r>
-                  <w:proofErr w:type="spellStart"/>
-                  <w:r>
-                    <w:rPr>
-                      <w:rFonts w:ascii="Arial" w:eastAsia="Arial" w:hAnsi="Arial" w:cs="Arial"/>
-                      <w:sz w:val="22"/>
-                      <w:szCs w:val="22"/>
-                    </w:rPr>
-                    <w:t>Pelayanan</w:t>
-                  </w:r>
-                  <w:proofErr w:type="spellEnd"/>
-                  <w:r>
-                    <w:rPr>
-                      <w:rFonts w:ascii="Arial" w:eastAsia="Arial" w:hAnsi="Arial" w:cs="Arial"/>
-                      <w:sz w:val="22"/>
-                      <w:szCs w:val="22"/>
-                    </w:rPr>
-                    <w:t xml:space="preserve"> </w:t>
-                  </w:r>
-                  <w:proofErr w:type="spellStart"/>
-                  <w:r>
-                    <w:rPr>
-                      <w:rFonts w:ascii="Arial" w:eastAsia="Arial" w:hAnsi="Arial" w:cs="Arial"/>
-                      <w:sz w:val="22"/>
-                      <w:szCs w:val="22"/>
-                    </w:rPr>
-                    <w:t>Informasi</w:t>
-                  </w:r>
-                  <w:proofErr w:type="spellEnd"/>
-                  <w:r>
-                    <w:rPr>
-                      <w:rFonts w:ascii="Arial" w:eastAsia="Arial" w:hAnsi="Arial" w:cs="Arial"/>
-                      <w:sz w:val="22"/>
-                      <w:szCs w:val="22"/>
-                    </w:rPr>
-                    <w:t xml:space="preserve"> </w:t>
-                  </w:r>
-                  <w:proofErr w:type="spellStart"/>
-                  <w:r>
-                    <w:rPr>
-                      <w:rFonts w:ascii="Arial" w:eastAsia="Arial" w:hAnsi="Arial" w:cs="Arial"/>
-                      <w:sz w:val="22"/>
-                      <w:szCs w:val="22"/>
-                    </w:rPr>
-                    <w:t>Statistik</w:t>
-                  </w:r>
-                  <w:proofErr w:type="spellEnd"/>
-                  <w:r>
-                    <w:rPr>
-                      <w:rFonts w:ascii="Arial" w:eastAsia="Arial" w:hAnsi="Arial" w:cs="Arial"/>
-                      <w:sz w:val="22"/>
-                      <w:szCs w:val="22"/>
-                    </w:rPr>
-                    <w:t xml:space="preserve"> (054.01.GG)</w:t>
+                    <w:t>Program Penyedia dan Pelayanan Informasi Statistik (054.01.GG)</w:t>
                   </w:r>
                 </w:p>
               </w:tc>
@@ -2859,7 +1041,6 @@
                       <w:szCs w:val="22"/>
                     </w:rPr>
                   </w:pPr>
-                  <w:proofErr w:type="spellStart"/>
                   <w:r>
                     <w:rPr>
                       <w:rFonts w:ascii="Arial" w:eastAsia="Arial" w:hAnsi="Arial" w:cs="Arial"/>
@@ -2868,7 +1049,6 @@
                     </w:rPr>
                     <w:t>Aktivitas</w:t>
                   </w:r>
-                  <w:proofErr w:type="spellEnd"/>
                 </w:p>
               </w:tc>
               <w:tc>
@@ -2927,27 +1107,7 @@
                       <w:sz w:val="22"/>
                       <w:szCs w:val="22"/>
                     </w:rPr>
-                    <w:t>${</w:t>
-                  </w:r>
-                  <w:proofErr w:type="spellStart"/>
-                  <w:r>
-                    <w:rPr>
-                      <w:rFonts w:ascii="Arial" w:hAnsi="Arial" w:cs="Arial"/>
-                      <w:bCs/>
-                      <w:sz w:val="22"/>
-                      <w:szCs w:val="22"/>
-                    </w:rPr>
-                    <w:t>aktivitas</w:t>
-                  </w:r>
-                  <w:proofErr w:type="spellEnd"/>
-                  <w:r>
-                    <w:rPr>
-                      <w:rFonts w:ascii="Arial" w:hAnsi="Arial" w:cs="Arial"/>
-                      <w:bCs/>
-                      <w:sz w:val="22"/>
-                      <w:szCs w:val="22"/>
-                    </w:rPr>
-                    <w:t>}</w:t>
+                    <w:t>${aktivitas}</w:t>
                   </w:r>
                 </w:p>
               </w:tc>
@@ -2967,70 +1127,14 @@
                       <w:szCs w:val="22"/>
                     </w:rPr>
                   </w:pPr>
-                  <w:proofErr w:type="spellStart"/>
                   <w:r>
                     <w:rPr>
                       <w:rFonts w:ascii="Arial" w:eastAsia="Arial" w:hAnsi="Arial" w:cs="Arial"/>
                       <w:sz w:val="22"/>
                       <w:szCs w:val="22"/>
                     </w:rPr>
-                    <w:t>Penyediaan</w:t>
+                    <w:t>Penyediaan dan Pengembangan Statistik Kesejahteraan</w:t>
                   </w:r>
-                  <w:proofErr w:type="spellEnd"/>
-                  <w:r>
-                    <w:rPr>
-                      <w:rFonts w:ascii="Arial" w:eastAsia="Arial" w:hAnsi="Arial" w:cs="Arial"/>
-                      <w:sz w:val="22"/>
-                      <w:szCs w:val="22"/>
-                    </w:rPr>
-                    <w:t xml:space="preserve"> dan </w:t>
-                  </w:r>
-                  <w:proofErr w:type="spellStart"/>
-                  <w:r>
-                    <w:rPr>
-                      <w:rFonts w:ascii="Arial" w:eastAsia="Arial" w:hAnsi="Arial" w:cs="Arial"/>
-                      <w:sz w:val="22"/>
-                      <w:szCs w:val="22"/>
-                    </w:rPr>
-                    <w:t>Pengembangan</w:t>
-                  </w:r>
-                  <w:proofErr w:type="spellEnd"/>
-                  <w:r>
-                    <w:rPr>
-                      <w:rFonts w:ascii="Arial" w:eastAsia="Arial" w:hAnsi="Arial" w:cs="Arial"/>
-                      <w:sz w:val="22"/>
-                      <w:szCs w:val="22"/>
-                    </w:rPr>
-                    <w:t xml:space="preserve"> </w:t>
-                  </w:r>
-                  <w:proofErr w:type="spellStart"/>
-                  <w:r>
-                    <w:rPr>
-                      <w:rFonts w:ascii="Arial" w:eastAsia="Arial" w:hAnsi="Arial" w:cs="Arial"/>
-                      <w:sz w:val="22"/>
-                      <w:szCs w:val="22"/>
-                    </w:rPr>
-                    <w:t>Statistik</w:t>
-                  </w:r>
-                  <w:proofErr w:type="spellEnd"/>
-                  <w:r>
-                    <w:rPr>
-                      <w:rFonts w:ascii="Arial" w:eastAsia="Arial" w:hAnsi="Arial" w:cs="Arial"/>
-                      <w:sz w:val="22"/>
-                      <w:szCs w:val="22"/>
-                    </w:rPr>
-                    <w:t xml:space="preserve"> </w:t>
-                  </w:r>
-                  <w:proofErr w:type="spellStart"/>
-                  <w:r>
-                    <w:rPr>
-                      <w:rFonts w:ascii="Arial" w:eastAsia="Arial" w:hAnsi="Arial" w:cs="Arial"/>
-                      <w:sz w:val="22"/>
-                      <w:szCs w:val="22"/>
-                    </w:rPr>
-                    <w:t>Kesejahteraan</w:t>
-                  </w:r>
-                  <w:proofErr w:type="spellEnd"/>
                 </w:p>
                 <w:p>
                   <w:pPr>
@@ -3082,41 +1186,13 @@
                       <w:szCs w:val="22"/>
                     </w:rPr>
                   </w:pPr>
-                  <w:proofErr w:type="spellStart"/>
                   <w:r>
                     <w:rPr>
                       <w:rFonts w:ascii="Arial" w:eastAsia="Arial" w:hAnsi="Arial" w:cs="Arial"/>
                       <w:sz w:val="22"/>
                       <w:szCs w:val="22"/>
                     </w:rPr>
-                    <w:t>Klasifikasi</w:t>
-                  </w:r>
-                  <w:proofErr w:type="spellEnd"/>
-                  <w:r>
-                    <w:rPr>
-                      <w:rFonts w:ascii="Arial" w:eastAsia="Arial" w:hAnsi="Arial" w:cs="Arial"/>
-                      <w:sz w:val="22"/>
-                      <w:szCs w:val="22"/>
-                    </w:rPr>
-                    <w:t xml:space="preserve"> </w:t>
-                  </w:r>
-                  <w:proofErr w:type="spellStart"/>
-                  <w:r>
-                    <w:rPr>
-                      <w:rFonts w:ascii="Arial" w:eastAsia="Arial" w:hAnsi="Arial" w:cs="Arial"/>
-                      <w:sz w:val="22"/>
-                      <w:szCs w:val="22"/>
-                    </w:rPr>
-                    <w:t>Rincian</w:t>
-                  </w:r>
-                  <w:proofErr w:type="spellEnd"/>
-                  <w:r>
-                    <w:rPr>
-                      <w:rFonts w:ascii="Arial" w:eastAsia="Arial" w:hAnsi="Arial" w:cs="Arial"/>
-                      <w:sz w:val="22"/>
-                      <w:szCs w:val="22"/>
-                    </w:rPr>
-                    <w:t xml:space="preserve"> Output</w:t>
+                    <w:t>Klasifikasi Rincian Output</w:t>
                   </w:r>
                 </w:p>
               </w:tc>
@@ -3176,27 +1252,7 @@
                       <w:sz w:val="22"/>
                       <w:szCs w:val="22"/>
                     </w:rPr>
-                    <w:t>${</w:t>
-                  </w:r>
-                  <w:proofErr w:type="spellStart"/>
-                  <w:r>
-                    <w:rPr>
-                      <w:rFonts w:ascii="Arial" w:hAnsi="Arial" w:cs="Arial"/>
-                      <w:bCs/>
-                      <w:sz w:val="22"/>
-                      <w:szCs w:val="22"/>
-                    </w:rPr>
-                    <w:t>kro</w:t>
-                  </w:r>
-                  <w:proofErr w:type="spellEnd"/>
-                  <w:r>
-                    <w:rPr>
-                      <w:rFonts w:ascii="Arial" w:hAnsi="Arial" w:cs="Arial"/>
-                      <w:bCs/>
-                      <w:sz w:val="22"/>
-                      <w:szCs w:val="22"/>
-                    </w:rPr>
-                    <w:t>}</w:t>
+                    <w:t>${kro}</w:t>
                   </w:r>
                 </w:p>
               </w:tc>
@@ -3222,25 +1278,7 @@
                       <w:sz w:val="22"/>
                       <w:szCs w:val="22"/>
                     </w:rPr>
-                    <w:t xml:space="preserve">Data dan </w:t>
-                  </w:r>
-                  <w:proofErr w:type="spellStart"/>
-                  <w:r>
-                    <w:rPr>
-                      <w:rFonts w:ascii="Arial" w:eastAsia="Arial" w:hAnsi="Arial" w:cs="Arial"/>
-                      <w:sz w:val="22"/>
-                      <w:szCs w:val="22"/>
-                    </w:rPr>
-                    <w:t>Informasi</w:t>
-                  </w:r>
-                  <w:proofErr w:type="spellEnd"/>
-                  <w:r>
-                    <w:rPr>
-                      <w:rFonts w:ascii="Arial" w:eastAsia="Arial" w:hAnsi="Arial" w:cs="Arial"/>
-                      <w:sz w:val="22"/>
-                      <w:szCs w:val="22"/>
-                    </w:rPr>
-                    <w:t xml:space="preserve"> Publik (BMA)</w:t>
+                    <w:t>Data dan Informasi Publik (BMA)</w:t>
                   </w:r>
                 </w:p>
               </w:tc>
@@ -3272,23 +1310,13 @@
                       <w:szCs w:val="22"/>
                     </w:rPr>
                   </w:pPr>
-                  <w:proofErr w:type="spellStart"/>
                   <w:r>
                     <w:rPr>
                       <w:rFonts w:ascii="Arial" w:eastAsia="Arial" w:hAnsi="Arial" w:cs="Arial"/>
                       <w:sz w:val="22"/>
                       <w:szCs w:val="22"/>
                     </w:rPr>
-                    <w:t>Rincian</w:t>
-                  </w:r>
-                  <w:proofErr w:type="spellEnd"/>
-                  <w:r>
-                    <w:rPr>
-                      <w:rFonts w:ascii="Arial" w:eastAsia="Arial" w:hAnsi="Arial" w:cs="Arial"/>
-                      <w:sz w:val="22"/>
-                      <w:szCs w:val="22"/>
-                    </w:rPr>
-                    <w:t xml:space="preserve"> Output</w:t>
+                    <w:t>Rincian Output</w:t>
                   </w:r>
                 </w:p>
               </w:tc>
@@ -3348,27 +1376,7 @@
                       <w:sz w:val="22"/>
                       <w:szCs w:val="22"/>
                     </w:rPr>
-                    <w:t>${</w:t>
-                  </w:r>
-                  <w:proofErr w:type="spellStart"/>
-                  <w:r>
-                    <w:rPr>
-                      <w:rFonts w:ascii="Arial" w:hAnsi="Arial" w:cs="Arial"/>
-                      <w:bCs/>
-                      <w:sz w:val="22"/>
-                      <w:szCs w:val="22"/>
-                    </w:rPr>
-                    <w:t>ro</w:t>
-                  </w:r>
-                  <w:proofErr w:type="spellEnd"/>
-                  <w:r>
-                    <w:rPr>
-                      <w:rFonts w:ascii="Arial" w:hAnsi="Arial" w:cs="Arial"/>
-                      <w:bCs/>
-                      <w:sz w:val="22"/>
-                      <w:szCs w:val="22"/>
-                    </w:rPr>
-                    <w:t>}</w:t>
+                    <w:t>${ro}</w:t>
                   </w:r>
                 </w:p>
               </w:tc>
@@ -3447,7 +1455,6 @@
                       <w:szCs w:val="22"/>
                     </w:rPr>
                   </w:pPr>
-                  <w:proofErr w:type="spellStart"/>
                   <w:r>
                     <w:rPr>
                       <w:rFonts w:ascii="Arial" w:eastAsia="Arial" w:hAnsi="Arial" w:cs="Arial"/>
@@ -3456,7 +1463,6 @@
                     </w:rPr>
                     <w:t>Komponen</w:t>
                   </w:r>
-                  <w:proofErr w:type="spellEnd"/>
                 </w:p>
               </w:tc>
               <w:tc>
@@ -3515,27 +1521,7 @@
                       <w:sz w:val="22"/>
                       <w:szCs w:val="22"/>
                     </w:rPr>
-                    <w:t>${</w:t>
-                  </w:r>
-                  <w:proofErr w:type="spellStart"/>
-                  <w:r>
-                    <w:rPr>
-                      <w:rFonts w:ascii="Arial" w:hAnsi="Arial" w:cs="Arial"/>
-                      <w:bCs/>
-                      <w:sz w:val="22"/>
-                      <w:szCs w:val="22"/>
-                    </w:rPr>
-                    <w:t>komponen</w:t>
-                  </w:r>
-                  <w:proofErr w:type="spellEnd"/>
-                  <w:r>
-                    <w:rPr>
-                      <w:rFonts w:ascii="Arial" w:hAnsi="Arial" w:cs="Arial"/>
-                      <w:bCs/>
-                      <w:sz w:val="22"/>
-                      <w:szCs w:val="22"/>
-                    </w:rPr>
-                    <w:t>}</w:t>
+                    <w:t>${komponen}</w:t>
                   </w:r>
                 </w:p>
               </w:tc>
@@ -3555,23 +1541,13 @@
                       <w:szCs w:val="22"/>
                     </w:rPr>
                   </w:pPr>
-                  <w:proofErr w:type="spellStart"/>
                   <w:r>
                     <w:rPr>
                       <w:rFonts w:ascii="Arial" w:eastAsia="Arial" w:hAnsi="Arial" w:cs="Arial"/>
                       <w:sz w:val="22"/>
                       <w:szCs w:val="22"/>
                     </w:rPr>
-                    <w:t>Pengumpulan</w:t>
-                  </w:r>
-                  <w:proofErr w:type="spellEnd"/>
-                  <w:r>
-                    <w:rPr>
-                      <w:rFonts w:ascii="Arial" w:eastAsia="Arial" w:hAnsi="Arial" w:cs="Arial"/>
-                      <w:sz w:val="22"/>
-                      <w:szCs w:val="22"/>
-                    </w:rPr>
-                    <w:t xml:space="preserve"> Data (052)</w:t>
+                    <w:t>Pengumpulan Data (052)</w:t>
                   </w:r>
                 </w:p>
               </w:tc>
@@ -3609,18 +1585,8 @@
                       <w:sz w:val="22"/>
                       <w:szCs w:val="22"/>
                     </w:rPr>
-                    <w:t xml:space="preserve">Sub </w:t>
+                    <w:t>Sub Komponen</w:t>
                   </w:r>
-                  <w:proofErr w:type="spellStart"/>
-                  <w:r>
-                    <w:rPr>
-                      <w:rFonts w:ascii="Arial" w:eastAsia="Arial" w:hAnsi="Arial" w:cs="Arial"/>
-                      <w:sz w:val="22"/>
-                      <w:szCs w:val="22"/>
-                    </w:rPr>
-                    <w:t>Komponen</w:t>
-                  </w:r>
-                  <w:proofErr w:type="spellEnd"/>
                 </w:p>
               </w:tc>
               <w:tc>
@@ -3679,27 +1645,7 @@
                       <w:sz w:val="22"/>
                       <w:szCs w:val="22"/>
                     </w:rPr>
-                    <w:t>${</w:t>
-                  </w:r>
-                  <w:proofErr w:type="spellStart"/>
-                  <w:r>
-                    <w:rPr>
-                      <w:rFonts w:ascii="Arial" w:hAnsi="Arial" w:cs="Arial"/>
-                      <w:bCs/>
-                      <w:sz w:val="22"/>
-                      <w:szCs w:val="22"/>
-                    </w:rPr>
-                    <w:t>sub_komponen</w:t>
-                  </w:r>
-                  <w:proofErr w:type="spellEnd"/>
-                  <w:r>
-                    <w:rPr>
-                      <w:rFonts w:ascii="Arial" w:hAnsi="Arial" w:cs="Arial"/>
-                      <w:bCs/>
-                      <w:sz w:val="22"/>
-                      <w:szCs w:val="22"/>
-                    </w:rPr>
-                    <w:t>}</w:t>
+                    <w:t>${sub_komponen}</w:t>
                   </w:r>
                 </w:p>
               </w:tc>
@@ -3719,41 +1665,13 @@
                       <w:szCs w:val="22"/>
                     </w:rPr>
                   </w:pPr>
-                  <w:proofErr w:type="spellStart"/>
                   <w:r>
                     <w:rPr>
                       <w:rFonts w:ascii="Arial" w:eastAsia="Arial" w:hAnsi="Arial" w:cs="Arial"/>
                       <w:sz w:val="22"/>
                       <w:szCs w:val="22"/>
                     </w:rPr>
-                    <w:t>Tanpa</w:t>
-                  </w:r>
-                  <w:proofErr w:type="spellEnd"/>
-                  <w:r>
-                    <w:rPr>
-                      <w:rFonts w:ascii="Arial" w:eastAsia="Arial" w:hAnsi="Arial" w:cs="Arial"/>
-                      <w:sz w:val="22"/>
-                      <w:szCs w:val="22"/>
-                    </w:rPr>
-                    <w:t xml:space="preserve"> Sub </w:t>
-                  </w:r>
-                  <w:proofErr w:type="spellStart"/>
-                  <w:r>
-                    <w:rPr>
-                      <w:rFonts w:ascii="Arial" w:eastAsia="Arial" w:hAnsi="Arial" w:cs="Arial"/>
-                      <w:sz w:val="22"/>
-                      <w:szCs w:val="22"/>
-                    </w:rPr>
-                    <w:t>Komponen</w:t>
-                  </w:r>
-                  <w:proofErr w:type="spellEnd"/>
-                  <w:r>
-                    <w:rPr>
-                      <w:rFonts w:ascii="Arial" w:eastAsia="Arial" w:hAnsi="Arial" w:cs="Arial"/>
-                      <w:sz w:val="22"/>
-                      <w:szCs w:val="22"/>
-                    </w:rPr>
-                    <w:t xml:space="preserve"> (A)</w:t>
+                    <w:t>Tanpa Sub Komponen (A)</w:t>
                   </w:r>
                 </w:p>
               </w:tc>
@@ -3964,7 +1882,6 @@
                       <w:szCs w:val="22"/>
                     </w:rPr>
                   </w:pPr>
-                  <w:proofErr w:type="spellStart"/>
                   <w:r>
                     <w:rPr>
                       <w:rFonts w:ascii="Arial" w:eastAsia="Arial" w:hAnsi="Arial" w:cs="Arial"/>
@@ -3975,7 +1892,6 @@
                     </w:rPr>
                     <w:t>Rincian</w:t>
                   </w:r>
-                  <w:proofErr w:type="spellEnd"/>
                 </w:p>
               </w:tc>
               <w:tc>
@@ -4037,7 +1953,6 @@
                       <w:szCs w:val="22"/>
                     </w:rPr>
                   </w:pPr>
-                  <w:proofErr w:type="spellStart"/>
                   <w:r>
                     <w:rPr>
                       <w:rFonts w:ascii="Arial" w:eastAsia="Arial" w:hAnsi="Arial" w:cs="Arial"/>
@@ -4048,7 +1963,6 @@
                     </w:rPr>
                     <w:t>Satuan</w:t>
                   </w:r>
-                  <w:proofErr w:type="spellEnd"/>
                 </w:p>
               </w:tc>
               <w:tc>
@@ -4082,20 +1996,8 @@
                       <w:sz w:val="22"/>
                       <w:szCs w:val="22"/>
                     </w:rPr>
-                    <w:t xml:space="preserve">Harga </w:t>
+                    <w:t>Harga Satuan</w:t>
                   </w:r>
-                  <w:proofErr w:type="spellStart"/>
-                  <w:r>
-                    <w:rPr>
-                      <w:rFonts w:ascii="Arial" w:eastAsia="Arial" w:hAnsi="Arial" w:cs="Arial"/>
-                      <w:b/>
-                      <w:bCs/>
-                      <w:sz w:val="22"/>
-                      <w:szCs w:val="22"/>
-                    </w:rPr>
-                    <w:t>Satuan</w:t>
-                  </w:r>
-                  <w:proofErr w:type="spellEnd"/>
                 </w:p>
               </w:tc>
               <w:tc>
@@ -4122,7 +2024,6 @@
                       <w:szCs w:val="22"/>
                     </w:rPr>
                   </w:pPr>
-                  <w:proofErr w:type="spellStart"/>
                   <w:r>
                     <w:rPr>
                       <w:rFonts w:ascii="Arial" w:eastAsia="Arial" w:hAnsi="Arial" w:cs="Arial"/>
@@ -4133,7 +2034,6 @@
                     </w:rPr>
                     <w:t>Jumlah</w:t>
                   </w:r>
-                  <w:proofErr w:type="spellEnd"/>
                 </w:p>
               </w:tc>
             </w:tr>
@@ -4170,25 +2070,7 @@
                       <w:szCs w:val="22"/>
                     </w:rPr>
                     <w:lastRenderedPageBreak/>
-                    <w:t>${</w:t>
-                  </w:r>
-                  <w:proofErr w:type="spellStart"/>
-                  <w:r>
-                    <w:rPr>
-                      <w:rFonts w:ascii="Arial" w:eastAsia="Arial" w:hAnsi="Arial" w:cs="Arial"/>
-                      <w:sz w:val="22"/>
-                      <w:szCs w:val="22"/>
-                    </w:rPr>
-                    <w:t>akun</w:t>
-                  </w:r>
-                  <w:proofErr w:type="spellEnd"/>
-                  <w:r>
-                    <w:rPr>
-                      <w:rFonts w:ascii="Arial" w:eastAsia="Arial" w:hAnsi="Arial" w:cs="Arial"/>
-                      <w:sz w:val="22"/>
-                      <w:szCs w:val="22"/>
-                    </w:rPr>
-                    <w:t>}</w:t>
+                    <w:t>${akun}</w:t>
                   </w:r>
                 </w:p>
               </w:tc>
@@ -4221,27 +2103,7 @@
                       <w:szCs w:val="22"/>
                       <w:lang w:val="en-ID"/>
                     </w:rPr>
-                    <w:t>${</w:t>
-                  </w:r>
-                  <w:proofErr w:type="spellStart"/>
-                  <w:r>
-                    <w:rPr>
-                      <w:rFonts w:ascii="Arial" w:eastAsia="Arial" w:hAnsi="Arial" w:cs="Arial"/>
-                      <w:sz w:val="22"/>
-                      <w:szCs w:val="22"/>
-                      <w:lang w:val="en-ID"/>
-                    </w:rPr>
-                    <w:t>rincian_akun</w:t>
-                  </w:r>
-                  <w:proofErr w:type="spellEnd"/>
-                  <w:r>
-                    <w:rPr>
-                      <w:rFonts w:ascii="Arial" w:eastAsia="Arial" w:hAnsi="Arial" w:cs="Arial"/>
-                      <w:sz w:val="22"/>
-                      <w:szCs w:val="22"/>
-                      <w:lang w:val="en-ID"/>
-                    </w:rPr>
-                    <w:t>}</w:t>
+                    <w:t>${rincian_akun}</w:t>
                   </w:r>
                 </w:p>
               </w:tc>
@@ -4306,27 +2168,7 @@
                       <w:szCs w:val="22"/>
                       <w:lang w:val="en-ID"/>
                     </w:rPr>
-                    <w:t>${</w:t>
-                  </w:r>
-                  <w:proofErr w:type="spellStart"/>
-                  <w:r>
-                    <w:rPr>
-                      <w:rFonts w:ascii="Arial" w:eastAsia="Arial" w:hAnsi="Arial" w:cs="Arial"/>
-                      <w:sz w:val="22"/>
-                      <w:szCs w:val="22"/>
-                      <w:lang w:val="en-ID"/>
-                    </w:rPr>
-                    <w:t>satuan</w:t>
-                  </w:r>
-                  <w:proofErr w:type="spellEnd"/>
-                  <w:r>
-                    <w:rPr>
-                      <w:rFonts w:ascii="Arial" w:eastAsia="Arial" w:hAnsi="Arial" w:cs="Arial"/>
-                      <w:sz w:val="22"/>
-                      <w:szCs w:val="22"/>
-                      <w:lang w:val="en-ID"/>
-                    </w:rPr>
-                    <w:t>}</w:t>
+                    <w:t>${satuan}</w:t>
                   </w:r>
                 </w:p>
               </w:tc>
@@ -4358,27 +2200,7 @@
                       <w:szCs w:val="22"/>
                       <w:lang w:val="en-ID"/>
                     </w:rPr>
-                    <w:t>${</w:t>
-                  </w:r>
-                  <w:proofErr w:type="spellStart"/>
-                  <w:r>
-                    <w:rPr>
-                      <w:rFonts w:ascii="Arial" w:eastAsia="Arial" w:hAnsi="Arial" w:cs="Arial"/>
-                      <w:sz w:val="22"/>
-                      <w:szCs w:val="22"/>
-                      <w:lang w:val="en-ID"/>
-                    </w:rPr>
-                    <w:t>harga</w:t>
-                  </w:r>
-                  <w:proofErr w:type="spellEnd"/>
-                  <w:r>
-                    <w:rPr>
-                      <w:rFonts w:ascii="Arial" w:eastAsia="Arial" w:hAnsi="Arial" w:cs="Arial"/>
-                      <w:sz w:val="22"/>
-                      <w:szCs w:val="22"/>
-                      <w:lang w:val="en-ID"/>
-                    </w:rPr>
-                    <w:t>}</w:t>
+                    <w:t>${harga}</w:t>
                   </w:r>
                 </w:p>
               </w:tc>
@@ -4411,27 +2233,7 @@
                       <w:szCs w:val="22"/>
                       <w:lang w:val="en-ID"/>
                     </w:rPr>
-                    <w:t>${</w:t>
-                  </w:r>
-                  <w:proofErr w:type="spellStart"/>
-                  <w:r>
-                    <w:rPr>
-                      <w:rFonts w:ascii="Arial" w:eastAsia="Arial" w:hAnsi="Arial" w:cs="Arial"/>
-                      <w:sz w:val="22"/>
-                      <w:szCs w:val="22"/>
-                      <w:lang w:val="en-ID"/>
-                    </w:rPr>
-                    <w:t>jml</w:t>
-                  </w:r>
-                  <w:proofErr w:type="spellEnd"/>
-                  <w:r>
-                    <w:rPr>
-                      <w:rFonts w:ascii="Arial" w:eastAsia="Arial" w:hAnsi="Arial" w:cs="Arial"/>
-                      <w:sz w:val="22"/>
-                      <w:szCs w:val="22"/>
-                      <w:lang w:val="en-ID"/>
-                    </w:rPr>
-                    <w:t>}</w:t>
+                    <w:t>${jml}</w:t>
                   </w:r>
                 </w:p>
               </w:tc>
@@ -4477,61 +2279,7 @@
                 <w:sz w:val="22"/>
                 <w:szCs w:val="22"/>
               </w:rPr>
-              <w:t xml:space="preserve">Total </w:t>
-            </w:r>
-            <w:proofErr w:type="spellStart"/>
-            <w:r>
-              <w:rPr>
-                <w:rFonts w:ascii="Arial" w:eastAsia="Arial" w:hAnsi="Arial" w:cs="Arial"/>
-                <w:sz w:val="22"/>
-                <w:szCs w:val="22"/>
-              </w:rPr>
-              <w:t>perkiraan</w:t>
-            </w:r>
-            <w:proofErr w:type="spellEnd"/>
-            <w:r>
-              <w:rPr>
-                <w:rFonts w:ascii="Arial" w:eastAsia="Arial" w:hAnsi="Arial" w:cs="Arial"/>
-                <w:sz w:val="22"/>
-                <w:szCs w:val="22"/>
-              </w:rPr>
-              <w:t xml:space="preserve"> </w:t>
-            </w:r>
-            <w:proofErr w:type="spellStart"/>
-            <w:r>
-              <w:rPr>
-                <w:rFonts w:ascii="Arial" w:eastAsia="Arial" w:hAnsi="Arial" w:cs="Arial"/>
-                <w:sz w:val="22"/>
-                <w:szCs w:val="22"/>
-              </w:rPr>
-              <w:t>biaya</w:t>
-            </w:r>
-            <w:proofErr w:type="spellEnd"/>
-            <w:r>
-              <w:rPr>
-                <w:rFonts w:ascii="Arial" w:eastAsia="Arial" w:hAnsi="Arial" w:cs="Arial"/>
-                <w:sz w:val="22"/>
-                <w:szCs w:val="22"/>
-              </w:rPr>
-              <w:t xml:space="preserve"> transport </w:t>
-            </w:r>
-            <w:proofErr w:type="spellStart"/>
-            <w:r>
-              <w:rPr>
-                <w:rFonts w:ascii="Arial" w:eastAsia="Arial" w:hAnsi="Arial" w:cs="Arial"/>
-                <w:sz w:val="22"/>
-                <w:szCs w:val="22"/>
-              </w:rPr>
-              <w:t>lokal</w:t>
-            </w:r>
-            <w:proofErr w:type="spellEnd"/>
-            <w:r>
-              <w:rPr>
-                <w:rFonts w:ascii="Arial" w:eastAsia="Arial" w:hAnsi="Arial" w:cs="Arial"/>
-                <w:sz w:val="22"/>
-                <w:szCs w:val="22"/>
-              </w:rPr>
-              <w:t xml:space="preserve"> </w:t>
+              <w:t xml:space="preserve">Total perkiraan biaya transport lokal </w:t>
             </w:r>
             <w:r>
               <w:rPr>
@@ -4547,25 +2295,7 @@
                 <w:sz w:val="22"/>
                 <w:szCs w:val="22"/>
               </w:rPr>
-              <w:t xml:space="preserve"> yang </w:t>
-            </w:r>
-            <w:proofErr w:type="spellStart"/>
-            <w:r>
-              <w:rPr>
-                <w:rFonts w:ascii="Arial" w:eastAsia="Arial" w:hAnsi="Arial" w:cs="Arial"/>
-                <w:sz w:val="22"/>
-                <w:szCs w:val="22"/>
-              </w:rPr>
-              <w:t>diperlukan</w:t>
-            </w:r>
-            <w:proofErr w:type="spellEnd"/>
-            <w:r>
-              <w:rPr>
-                <w:rFonts w:ascii="Arial" w:eastAsia="Arial" w:hAnsi="Arial" w:cs="Arial"/>
-                <w:sz w:val="22"/>
-                <w:szCs w:val="22"/>
-              </w:rPr>
-              <w:t xml:space="preserve"> </w:t>
+              <w:t xml:space="preserve"> yang diperlukan </w:t>
             </w:r>
             <w:r>
               <w:rPr>
@@ -4708,253 +2438,7 @@
                 <w:sz w:val="22"/>
                 <w:szCs w:val="22"/>
               </w:rPr>
-              <w:t xml:space="preserve">Ruang </w:t>
-            </w:r>
-            <w:proofErr w:type="spellStart"/>
-            <w:r>
-              <w:rPr>
-                <w:rFonts w:ascii="Arial" w:eastAsia="Arial" w:hAnsi="Arial" w:cs="Arial"/>
-                <w:sz w:val="22"/>
-                <w:szCs w:val="22"/>
-              </w:rPr>
-              <w:t>lingkup</w:t>
-            </w:r>
-            <w:proofErr w:type="spellEnd"/>
-            <w:r>
-              <w:rPr>
-                <w:rFonts w:ascii="Arial" w:eastAsia="Arial" w:hAnsi="Arial" w:cs="Arial"/>
-                <w:sz w:val="22"/>
-                <w:szCs w:val="22"/>
-              </w:rPr>
-              <w:t xml:space="preserve"> </w:t>
-            </w:r>
-            <w:proofErr w:type="spellStart"/>
-            <w:r>
-              <w:rPr>
-                <w:rFonts w:ascii="Arial" w:eastAsia="Arial" w:hAnsi="Arial" w:cs="Arial"/>
-                <w:sz w:val="22"/>
-                <w:szCs w:val="22"/>
-              </w:rPr>
-              <w:t>pekerjaan</w:t>
-            </w:r>
-            <w:proofErr w:type="spellEnd"/>
-            <w:r>
-              <w:rPr>
-                <w:rFonts w:ascii="Arial" w:eastAsia="Arial" w:hAnsi="Arial" w:cs="Arial"/>
-                <w:sz w:val="22"/>
-                <w:szCs w:val="22"/>
-              </w:rPr>
-              <w:t xml:space="preserve"> </w:t>
-            </w:r>
-            <w:proofErr w:type="spellStart"/>
-            <w:proofErr w:type="gramStart"/>
-            <w:r>
-              <w:rPr>
-                <w:rFonts w:ascii="Arial" w:eastAsia="Arial" w:hAnsi="Arial" w:cs="Arial"/>
-                <w:sz w:val="22"/>
-                <w:szCs w:val="22"/>
-              </w:rPr>
-              <w:t>pengadaan</w:t>
-            </w:r>
-            <w:proofErr w:type="spellEnd"/>
-            <w:r>
-              <w:rPr>
-                <w:rFonts w:ascii="Arial" w:eastAsia="Arial" w:hAnsi="Arial" w:cs="Arial"/>
-                <w:sz w:val="22"/>
-                <w:szCs w:val="22"/>
-              </w:rPr>
-              <w:t xml:space="preserve">  </w:t>
-            </w:r>
-            <w:proofErr w:type="spellStart"/>
-            <w:r>
-              <w:rPr>
-                <w:rFonts w:ascii="Arial" w:eastAsia="Arial" w:hAnsi="Arial" w:cs="Arial"/>
-                <w:sz w:val="22"/>
-                <w:szCs w:val="22"/>
-              </w:rPr>
-              <w:t>ini</w:t>
-            </w:r>
-            <w:proofErr w:type="spellEnd"/>
-            <w:proofErr w:type="gramEnd"/>
-            <w:r>
-              <w:rPr>
-                <w:rFonts w:ascii="Arial" w:eastAsia="Arial" w:hAnsi="Arial" w:cs="Arial"/>
-                <w:sz w:val="22"/>
-                <w:szCs w:val="22"/>
-              </w:rPr>
-              <w:t xml:space="preserve"> di BPS </w:t>
-            </w:r>
-            <w:proofErr w:type="spellStart"/>
-            <w:r>
-              <w:rPr>
-                <w:rFonts w:ascii="Arial" w:eastAsia="Arial" w:hAnsi="Arial" w:cs="Arial"/>
-                <w:sz w:val="22"/>
-                <w:szCs w:val="22"/>
-              </w:rPr>
-              <w:t>Kabupaten</w:t>
-            </w:r>
-            <w:proofErr w:type="spellEnd"/>
-            <w:r>
-              <w:rPr>
-                <w:rFonts w:ascii="Arial" w:eastAsia="Arial" w:hAnsi="Arial" w:cs="Arial"/>
-                <w:sz w:val="22"/>
-                <w:szCs w:val="22"/>
-              </w:rPr>
-              <w:t xml:space="preserve"> </w:t>
-            </w:r>
-            <w:proofErr w:type="gramStart"/>
-            <w:r>
-              <w:rPr>
-                <w:rFonts w:ascii="Arial" w:eastAsia="Arial" w:hAnsi="Arial" w:cs="Arial"/>
-                <w:sz w:val="22"/>
-                <w:szCs w:val="22"/>
-              </w:rPr>
-              <w:t xml:space="preserve">Simeulue  </w:t>
-            </w:r>
-            <w:proofErr w:type="spellStart"/>
-            <w:r>
-              <w:rPr>
-                <w:rFonts w:ascii="Arial" w:eastAsia="Arial" w:hAnsi="Arial" w:cs="Arial"/>
-                <w:sz w:val="22"/>
-                <w:szCs w:val="22"/>
-              </w:rPr>
-              <w:t>meliputi</w:t>
-            </w:r>
-            <w:proofErr w:type="spellEnd"/>
-            <w:proofErr w:type="gramEnd"/>
-            <w:r>
-              <w:rPr>
-                <w:rFonts w:ascii="Arial" w:eastAsia="Arial" w:hAnsi="Arial" w:cs="Arial"/>
-                <w:sz w:val="22"/>
-                <w:szCs w:val="22"/>
-              </w:rPr>
-              <w:t xml:space="preserve"> </w:t>
-            </w:r>
-            <w:proofErr w:type="spellStart"/>
-            <w:r>
-              <w:rPr>
-                <w:rFonts w:ascii="Arial" w:eastAsia="Arial" w:hAnsi="Arial" w:cs="Arial"/>
-                <w:sz w:val="22"/>
-                <w:szCs w:val="22"/>
-              </w:rPr>
-              <w:t>pengelola</w:t>
-            </w:r>
-            <w:proofErr w:type="spellEnd"/>
-            <w:r>
-              <w:rPr>
-                <w:rFonts w:ascii="Arial" w:eastAsia="Arial" w:hAnsi="Arial" w:cs="Arial"/>
-                <w:sz w:val="22"/>
-                <w:szCs w:val="22"/>
-              </w:rPr>
-              <w:t xml:space="preserve"> </w:t>
-            </w:r>
-            <w:proofErr w:type="spellStart"/>
-            <w:r>
-              <w:rPr>
-                <w:rFonts w:ascii="Arial" w:eastAsia="Arial" w:hAnsi="Arial" w:cs="Arial"/>
-                <w:sz w:val="22"/>
-                <w:szCs w:val="22"/>
-              </w:rPr>
-              <w:t>anggaran</w:t>
-            </w:r>
-            <w:proofErr w:type="spellEnd"/>
-            <w:r>
-              <w:rPr>
-                <w:rFonts w:ascii="Arial" w:eastAsia="Arial" w:hAnsi="Arial" w:cs="Arial"/>
-                <w:sz w:val="22"/>
-                <w:szCs w:val="22"/>
-              </w:rPr>
-              <w:t xml:space="preserve"> yang </w:t>
-            </w:r>
-            <w:proofErr w:type="spellStart"/>
-            <w:r>
-              <w:rPr>
-                <w:rFonts w:ascii="Arial" w:eastAsia="Arial" w:hAnsi="Arial" w:cs="Arial"/>
-                <w:sz w:val="22"/>
-                <w:szCs w:val="22"/>
-              </w:rPr>
-              <w:t>ada</w:t>
-            </w:r>
-            <w:proofErr w:type="spellEnd"/>
-            <w:r>
-              <w:rPr>
-                <w:rFonts w:ascii="Arial" w:eastAsia="Arial" w:hAnsi="Arial" w:cs="Arial"/>
-                <w:sz w:val="22"/>
-                <w:szCs w:val="22"/>
-              </w:rPr>
-              <w:t xml:space="preserve"> di BPS </w:t>
-            </w:r>
-            <w:proofErr w:type="spellStart"/>
-            <w:r>
-              <w:rPr>
-                <w:rFonts w:ascii="Arial" w:eastAsia="Arial" w:hAnsi="Arial" w:cs="Arial"/>
-                <w:sz w:val="22"/>
-                <w:szCs w:val="22"/>
-              </w:rPr>
-              <w:t>Kabuapten</w:t>
-            </w:r>
-            <w:proofErr w:type="spellEnd"/>
-            <w:r>
-              <w:rPr>
-                <w:rFonts w:ascii="Arial" w:eastAsia="Arial" w:hAnsi="Arial" w:cs="Arial"/>
-                <w:sz w:val="22"/>
-                <w:szCs w:val="22"/>
-              </w:rPr>
-              <w:t xml:space="preserve"> Simeulue </w:t>
-            </w:r>
-            <w:proofErr w:type="spellStart"/>
-            <w:r>
-              <w:rPr>
-                <w:rFonts w:ascii="Arial" w:eastAsia="Arial" w:hAnsi="Arial" w:cs="Arial"/>
-                <w:sz w:val="22"/>
-                <w:szCs w:val="22"/>
-              </w:rPr>
-              <w:t>sesuai</w:t>
-            </w:r>
-            <w:proofErr w:type="spellEnd"/>
-            <w:r>
-              <w:rPr>
-                <w:rFonts w:ascii="Arial" w:eastAsia="Arial" w:hAnsi="Arial" w:cs="Arial"/>
-                <w:sz w:val="22"/>
-                <w:szCs w:val="22"/>
-              </w:rPr>
-              <w:t xml:space="preserve"> </w:t>
-            </w:r>
-            <w:proofErr w:type="spellStart"/>
-            <w:r>
-              <w:rPr>
-                <w:rFonts w:ascii="Arial" w:eastAsia="Arial" w:hAnsi="Arial" w:cs="Arial"/>
-                <w:sz w:val="22"/>
-                <w:szCs w:val="22"/>
-              </w:rPr>
-              <w:t>dengan</w:t>
-            </w:r>
-            <w:proofErr w:type="spellEnd"/>
-            <w:r>
-              <w:rPr>
-                <w:rFonts w:ascii="Arial" w:eastAsia="Arial" w:hAnsi="Arial" w:cs="Arial"/>
-                <w:sz w:val="22"/>
-                <w:szCs w:val="22"/>
-              </w:rPr>
-              <w:t xml:space="preserve"> </w:t>
-            </w:r>
-            <w:proofErr w:type="spellStart"/>
-            <w:r>
-              <w:rPr>
-                <w:rFonts w:ascii="Arial" w:eastAsia="Arial" w:hAnsi="Arial" w:cs="Arial"/>
-                <w:sz w:val="22"/>
-                <w:szCs w:val="22"/>
-              </w:rPr>
-              <w:t>peruntukannya</w:t>
-            </w:r>
-            <w:proofErr w:type="spellEnd"/>
-            <w:r>
-              <w:rPr>
-                <w:rFonts w:ascii="Arial" w:eastAsia="Arial" w:hAnsi="Arial" w:cs="Arial"/>
-                <w:sz w:val="22"/>
-                <w:szCs w:val="22"/>
-              </w:rPr>
-              <w:t>.</w:t>
+              <w:t>Ruang lingkup pekerjaan pengadaan  ini di BPS Kabupaten Simeulue  meliputi pengelola anggaran yang ada di BPS Kabuapten Simeulue sesuai dengan peruntukannya.</w:t>
             </w:r>
           </w:p>
           <w:p>
@@ -4985,99 +2469,7 @@
                 <w:sz w:val="22"/>
                 <w:szCs w:val="22"/>
               </w:rPr>
-              <w:t xml:space="preserve">Lokasi </w:t>
-            </w:r>
-            <w:proofErr w:type="spellStart"/>
-            <w:r>
-              <w:rPr>
-                <w:rFonts w:ascii="Arial" w:eastAsia="Arial" w:hAnsi="Arial" w:cs="Arial"/>
-                <w:sz w:val="22"/>
-                <w:szCs w:val="22"/>
-              </w:rPr>
-              <w:t>pekerjaan</w:t>
-            </w:r>
-            <w:proofErr w:type="spellEnd"/>
-            <w:r>
-              <w:rPr>
-                <w:rFonts w:ascii="Arial" w:eastAsia="Arial" w:hAnsi="Arial" w:cs="Arial"/>
-                <w:sz w:val="22"/>
-                <w:szCs w:val="22"/>
-              </w:rPr>
-              <w:t xml:space="preserve"> </w:t>
-            </w:r>
-            <w:proofErr w:type="spellStart"/>
-            <w:proofErr w:type="gramStart"/>
-            <w:r>
-              <w:rPr>
-                <w:rFonts w:ascii="Arial" w:eastAsia="Arial" w:hAnsi="Arial" w:cs="Arial"/>
-                <w:sz w:val="22"/>
-                <w:szCs w:val="22"/>
-              </w:rPr>
-              <w:t>pengadaan</w:t>
-            </w:r>
-            <w:proofErr w:type="spellEnd"/>
-            <w:r>
-              <w:rPr>
-                <w:rFonts w:ascii="Arial" w:eastAsia="Arial" w:hAnsi="Arial" w:cs="Arial"/>
-                <w:sz w:val="22"/>
-                <w:szCs w:val="22"/>
-              </w:rPr>
-              <w:t xml:space="preserve">  </w:t>
-            </w:r>
-            <w:proofErr w:type="spellStart"/>
-            <w:r>
-              <w:rPr>
-                <w:rFonts w:ascii="Arial" w:eastAsia="Arial" w:hAnsi="Arial" w:cs="Arial"/>
-                <w:sz w:val="22"/>
-                <w:szCs w:val="22"/>
-              </w:rPr>
-              <w:t>ini</w:t>
-            </w:r>
-            <w:proofErr w:type="spellEnd"/>
-            <w:proofErr w:type="gramEnd"/>
-            <w:r>
-              <w:rPr>
-                <w:rFonts w:ascii="Arial" w:eastAsia="Arial" w:hAnsi="Arial" w:cs="Arial"/>
-                <w:sz w:val="22"/>
-                <w:szCs w:val="22"/>
-              </w:rPr>
-              <w:t xml:space="preserve"> di BPS </w:t>
-            </w:r>
-            <w:proofErr w:type="spellStart"/>
-            <w:r>
-              <w:rPr>
-                <w:rFonts w:ascii="Arial" w:eastAsia="Arial" w:hAnsi="Arial" w:cs="Arial"/>
-                <w:sz w:val="22"/>
-                <w:szCs w:val="22"/>
-              </w:rPr>
-              <w:t>Kabupaten</w:t>
-            </w:r>
-            <w:proofErr w:type="spellEnd"/>
-            <w:r>
-              <w:rPr>
-                <w:rFonts w:ascii="Arial" w:eastAsia="Arial" w:hAnsi="Arial" w:cs="Arial"/>
-                <w:sz w:val="22"/>
-                <w:szCs w:val="22"/>
-              </w:rPr>
-              <w:t xml:space="preserve"> Simeulue di wilayah Kota </w:t>
-            </w:r>
-            <w:proofErr w:type="spellStart"/>
-            <w:r>
-              <w:rPr>
-                <w:rFonts w:ascii="Arial" w:eastAsia="Arial" w:hAnsi="Arial" w:cs="Arial"/>
-                <w:sz w:val="22"/>
-                <w:szCs w:val="22"/>
-              </w:rPr>
-              <w:t>Sinabang</w:t>
-            </w:r>
-            <w:proofErr w:type="spellEnd"/>
-            <w:r>
-              <w:rPr>
-                <w:rFonts w:ascii="Arial" w:eastAsia="Arial" w:hAnsi="Arial" w:cs="Arial"/>
-                <w:sz w:val="22"/>
-                <w:szCs w:val="22"/>
-              </w:rPr>
-              <w:t>.</w:t>
+              <w:t>Lokasi pekerjaan pengadaan  ini di BPS Kabupaten Simeulue di wilayah Kota Sinabang.</w:t>
             </w:r>
           </w:p>
           <w:p>
@@ -5108,181 +2500,7 @@
                 <w:sz w:val="22"/>
                 <w:szCs w:val="22"/>
               </w:rPr>
-              <w:t xml:space="preserve">Metode </w:t>
-            </w:r>
-            <w:proofErr w:type="spellStart"/>
-            <w:proofErr w:type="gramStart"/>
-            <w:r>
-              <w:rPr>
-                <w:rFonts w:ascii="Arial" w:eastAsia="Arial" w:hAnsi="Arial" w:cs="Arial"/>
-                <w:sz w:val="22"/>
-                <w:szCs w:val="22"/>
-              </w:rPr>
-              <w:t>Pelaksanaan</w:t>
-            </w:r>
-            <w:proofErr w:type="spellEnd"/>
-            <w:r>
-              <w:rPr>
-                <w:rFonts w:ascii="Arial" w:eastAsia="Arial" w:hAnsi="Arial" w:cs="Arial"/>
-                <w:sz w:val="22"/>
-                <w:szCs w:val="22"/>
-              </w:rPr>
-              <w:t xml:space="preserve">  </w:t>
-            </w:r>
-            <w:proofErr w:type="spellStart"/>
-            <w:r>
-              <w:rPr>
-                <w:rFonts w:ascii="Arial" w:eastAsia="Arial" w:hAnsi="Arial" w:cs="Arial"/>
-                <w:sz w:val="22"/>
-                <w:szCs w:val="22"/>
-              </w:rPr>
-              <w:t>pengadaan</w:t>
-            </w:r>
-            <w:proofErr w:type="spellEnd"/>
-            <w:proofErr w:type="gramEnd"/>
-            <w:r>
-              <w:rPr>
-                <w:rFonts w:ascii="Arial" w:eastAsia="Arial" w:hAnsi="Arial" w:cs="Arial"/>
-                <w:sz w:val="22"/>
-                <w:szCs w:val="22"/>
-              </w:rPr>
-              <w:t xml:space="preserve"> </w:t>
-            </w:r>
-            <w:proofErr w:type="spellStart"/>
-            <w:r>
-              <w:rPr>
-                <w:rFonts w:ascii="Arial" w:eastAsia="Arial" w:hAnsi="Arial" w:cs="Arial"/>
-                <w:sz w:val="22"/>
-                <w:szCs w:val="22"/>
-              </w:rPr>
-              <w:t>ini</w:t>
-            </w:r>
-            <w:proofErr w:type="spellEnd"/>
-            <w:r>
-              <w:rPr>
-                <w:rFonts w:ascii="Arial" w:eastAsia="Arial" w:hAnsi="Arial" w:cs="Arial"/>
-                <w:sz w:val="22"/>
-                <w:szCs w:val="22"/>
-              </w:rPr>
-              <w:t xml:space="preserve"> di BPS </w:t>
-            </w:r>
-            <w:proofErr w:type="spellStart"/>
-            <w:r>
-              <w:rPr>
-                <w:rFonts w:ascii="Arial" w:eastAsia="Arial" w:hAnsi="Arial" w:cs="Arial"/>
-                <w:sz w:val="22"/>
-                <w:szCs w:val="22"/>
-              </w:rPr>
-              <w:t>kabupaten</w:t>
-            </w:r>
-            <w:proofErr w:type="spellEnd"/>
-            <w:r>
-              <w:rPr>
-                <w:rFonts w:ascii="Arial" w:eastAsia="Arial" w:hAnsi="Arial" w:cs="Arial"/>
-                <w:sz w:val="22"/>
-                <w:szCs w:val="22"/>
-              </w:rPr>
-              <w:t xml:space="preserve"> Simeulue </w:t>
-            </w:r>
-            <w:proofErr w:type="spellStart"/>
-            <w:r>
-              <w:rPr>
-                <w:rFonts w:ascii="Arial" w:eastAsia="Arial" w:hAnsi="Arial" w:cs="Arial"/>
-                <w:sz w:val="22"/>
-                <w:szCs w:val="22"/>
-              </w:rPr>
-              <w:t>Tahun</w:t>
-            </w:r>
-            <w:proofErr w:type="spellEnd"/>
-            <w:r>
-              <w:rPr>
-                <w:rFonts w:ascii="Arial" w:eastAsia="Arial" w:hAnsi="Arial" w:cs="Arial"/>
-                <w:sz w:val="22"/>
-                <w:szCs w:val="22"/>
-              </w:rPr>
-              <w:t xml:space="preserve"> </w:t>
-            </w:r>
-            <w:proofErr w:type="spellStart"/>
-            <w:r>
-              <w:rPr>
-                <w:rFonts w:ascii="Arial" w:eastAsia="Arial" w:hAnsi="Arial" w:cs="Arial"/>
-                <w:sz w:val="22"/>
-                <w:szCs w:val="22"/>
-              </w:rPr>
-              <w:t>Anggaran</w:t>
-            </w:r>
-            <w:proofErr w:type="spellEnd"/>
-            <w:r>
-              <w:rPr>
-                <w:rFonts w:ascii="Arial" w:eastAsia="Arial" w:hAnsi="Arial" w:cs="Arial"/>
-                <w:sz w:val="22"/>
-                <w:szCs w:val="22"/>
-              </w:rPr>
-              <w:t xml:space="preserve"> 2026 </w:t>
-            </w:r>
-            <w:proofErr w:type="spellStart"/>
-            <w:r>
-              <w:rPr>
-                <w:rFonts w:ascii="Arial" w:eastAsia="Arial" w:hAnsi="Arial" w:cs="Arial"/>
-                <w:sz w:val="22"/>
-                <w:szCs w:val="22"/>
-              </w:rPr>
-              <w:t>melalui</w:t>
-            </w:r>
-            <w:proofErr w:type="spellEnd"/>
-            <w:r>
-              <w:rPr>
-                <w:rFonts w:ascii="Arial" w:eastAsia="Arial" w:hAnsi="Arial" w:cs="Arial"/>
-                <w:sz w:val="22"/>
-                <w:szCs w:val="22"/>
-              </w:rPr>
-              <w:t xml:space="preserve"> </w:t>
-            </w:r>
-            <w:proofErr w:type="gramStart"/>
-            <w:r>
-              <w:rPr>
-                <w:rFonts w:ascii="Arial" w:eastAsia="Arial" w:hAnsi="Arial" w:cs="Arial"/>
-                <w:sz w:val="22"/>
-                <w:szCs w:val="22"/>
-              </w:rPr>
-              <w:t xml:space="preserve">Metode  </w:t>
-            </w:r>
-            <w:proofErr w:type="spellStart"/>
-            <w:r>
-              <w:rPr>
-                <w:rFonts w:ascii="Arial" w:eastAsia="Arial" w:hAnsi="Arial" w:cs="Arial"/>
-                <w:sz w:val="22"/>
-                <w:szCs w:val="22"/>
-              </w:rPr>
-              <w:t>pengadaan</w:t>
-            </w:r>
-            <w:proofErr w:type="spellEnd"/>
-            <w:proofErr w:type="gramEnd"/>
-            <w:r>
-              <w:rPr>
-                <w:rFonts w:ascii="Arial" w:eastAsia="Arial" w:hAnsi="Arial" w:cs="Arial"/>
-                <w:sz w:val="22"/>
-                <w:szCs w:val="22"/>
-              </w:rPr>
-              <w:t xml:space="preserve"> </w:t>
-            </w:r>
-            <w:proofErr w:type="spellStart"/>
-            <w:r>
-              <w:rPr>
-                <w:rFonts w:ascii="Arial" w:eastAsia="Arial" w:hAnsi="Arial" w:cs="Arial"/>
-                <w:sz w:val="22"/>
-                <w:szCs w:val="22"/>
-              </w:rPr>
-              <w:t>langsung</w:t>
-            </w:r>
-            <w:proofErr w:type="spellEnd"/>
-            <w:r>
-              <w:rPr>
-                <w:rFonts w:ascii="Arial" w:eastAsia="Arial" w:hAnsi="Arial" w:cs="Arial"/>
-                <w:sz w:val="22"/>
-                <w:szCs w:val="22"/>
-              </w:rPr>
-              <w:t>.</w:t>
+              <w:t>Metode Pelaksanaan  pengadaan ini di BPS kabupaten Simeulue Tahun Anggaran 2026 melalui Metode  pengadaan langsung.</w:t>
             </w:r>
           </w:p>
           <w:p>
@@ -5307,113 +2525,13 @@
                 <w:szCs w:val="22"/>
               </w:rPr>
             </w:pPr>
-            <w:proofErr w:type="spellStart"/>
-            <w:r>
-              <w:rPr>
-                <w:rFonts w:ascii="Arial" w:eastAsia="Arial" w:hAnsi="Arial" w:cs="Arial"/>
-                <w:sz w:val="22"/>
-                <w:szCs w:val="22"/>
-              </w:rPr>
-              <w:t>Peserta</w:t>
-            </w:r>
-            <w:proofErr w:type="spellEnd"/>
-            <w:r>
-              <w:rPr>
-                <w:rFonts w:ascii="Arial" w:eastAsia="Arial" w:hAnsi="Arial" w:cs="Arial"/>
-                <w:sz w:val="22"/>
-                <w:szCs w:val="22"/>
-              </w:rPr>
-              <w:t xml:space="preserve"> yang </w:t>
-            </w:r>
-            <w:proofErr w:type="spellStart"/>
-            <w:r>
-              <w:rPr>
-                <w:rFonts w:ascii="Arial" w:eastAsia="Arial" w:hAnsi="Arial" w:cs="Arial"/>
-                <w:sz w:val="22"/>
-                <w:szCs w:val="22"/>
-              </w:rPr>
-              <w:t>melakukan</w:t>
-            </w:r>
-            <w:proofErr w:type="spellEnd"/>
-            <w:r>
-              <w:rPr>
-                <w:rFonts w:ascii="Arial" w:eastAsia="Arial" w:hAnsi="Arial" w:cs="Arial"/>
-                <w:sz w:val="22"/>
-                <w:szCs w:val="22"/>
-              </w:rPr>
-              <w:t xml:space="preserve"> </w:t>
-            </w:r>
-            <w:proofErr w:type="spellStart"/>
-            <w:r>
-              <w:rPr>
-                <w:rFonts w:ascii="Arial" w:eastAsia="Arial" w:hAnsi="Arial" w:cs="Arial"/>
-                <w:sz w:val="22"/>
-                <w:szCs w:val="22"/>
-              </w:rPr>
-              <w:t>translok</w:t>
-            </w:r>
-            <w:proofErr w:type="spellEnd"/>
-            <w:r>
-              <w:rPr>
-                <w:rFonts w:ascii="Arial" w:eastAsia="Arial" w:hAnsi="Arial" w:cs="Arial"/>
-                <w:sz w:val="22"/>
-                <w:szCs w:val="22"/>
-              </w:rPr>
-              <w:t xml:space="preserve"> </w:t>
-            </w:r>
-            <w:proofErr w:type="spellStart"/>
-            <w:r>
-              <w:rPr>
-                <w:rFonts w:ascii="Arial" w:eastAsia="Arial" w:hAnsi="Arial" w:cs="Arial"/>
-                <w:sz w:val="22"/>
-                <w:szCs w:val="22"/>
-              </w:rPr>
-              <w:t>dapat</w:t>
-            </w:r>
-            <w:proofErr w:type="spellEnd"/>
-            <w:r>
-              <w:rPr>
-                <w:rFonts w:ascii="Arial" w:eastAsia="Arial" w:hAnsi="Arial" w:cs="Arial"/>
-                <w:sz w:val="22"/>
-                <w:szCs w:val="22"/>
-              </w:rPr>
-              <w:t xml:space="preserve"> di </w:t>
-            </w:r>
-            <w:proofErr w:type="spellStart"/>
-            <w:r>
-              <w:rPr>
-                <w:rFonts w:ascii="Arial" w:eastAsia="Arial" w:hAnsi="Arial" w:cs="Arial"/>
-                <w:sz w:val="22"/>
-                <w:szCs w:val="22"/>
-              </w:rPr>
-              <w:t>lihat</w:t>
-            </w:r>
-            <w:proofErr w:type="spellEnd"/>
-            <w:r>
-              <w:rPr>
-                <w:rFonts w:ascii="Arial" w:eastAsia="Arial" w:hAnsi="Arial" w:cs="Arial"/>
-                <w:sz w:val="22"/>
-                <w:szCs w:val="22"/>
-              </w:rPr>
-              <w:t xml:space="preserve"> pada </w:t>
-            </w:r>
-            <w:proofErr w:type="spellStart"/>
-            <w:r>
-              <w:rPr>
-                <w:rFonts w:ascii="Arial" w:eastAsia="Arial" w:hAnsi="Arial" w:cs="Arial"/>
-                <w:sz w:val="22"/>
-                <w:szCs w:val="22"/>
-              </w:rPr>
-              <w:t>lampiran</w:t>
-            </w:r>
-            <w:proofErr w:type="spellEnd"/>
-            <w:r>
-              <w:rPr>
-                <w:rFonts w:ascii="Arial" w:eastAsia="Arial" w:hAnsi="Arial" w:cs="Arial"/>
-                <w:sz w:val="22"/>
-                <w:szCs w:val="22"/>
-              </w:rPr>
-              <w:t xml:space="preserve"> 1.</w:t>
+            <w:r>
+              <w:rPr>
+                <w:rFonts w:ascii="Arial" w:eastAsia="Arial" w:hAnsi="Arial" w:cs="Arial"/>
+                <w:sz w:val="22"/>
+                <w:szCs w:val="22"/>
+              </w:rPr>
+              <w:t>Peserta yang melakukan translok dapat di lihat pada lampiran 1.</w:t>
             </w:r>
           </w:p>
         </w:tc>
@@ -5485,23 +2603,13 @@
                 <w:szCs w:val="22"/>
               </w:rPr>
             </w:pPr>
-            <w:proofErr w:type="spellStart"/>
-            <w:r>
-              <w:rPr>
-                <w:rFonts w:ascii="Arial" w:eastAsia="Arial" w:hAnsi="Arial" w:cs="Arial"/>
-                <w:sz w:val="22"/>
-                <w:szCs w:val="22"/>
-              </w:rPr>
-              <w:t>Menyetujui</w:t>
-            </w:r>
-            <w:proofErr w:type="spellEnd"/>
-            <w:r>
-              <w:rPr>
-                <w:rFonts w:ascii="Arial" w:eastAsia="Arial" w:hAnsi="Arial" w:cs="Arial"/>
-                <w:sz w:val="22"/>
-                <w:szCs w:val="22"/>
-              </w:rPr>
-              <w:t>,</w:t>
+            <w:r>
+              <w:rPr>
+                <w:rFonts w:ascii="Arial" w:eastAsia="Arial" w:hAnsi="Arial" w:cs="Arial"/>
+                <w:sz w:val="22"/>
+                <w:szCs w:val="22"/>
+              </w:rPr>
+              <w:t>Menyetujui,</w:t>
             </w:r>
           </w:p>
           <w:p>
@@ -5515,52 +2623,14 @@
                 <w:szCs w:val="22"/>
               </w:rPr>
             </w:pPr>
-            <w:proofErr w:type="spellStart"/>
-            <w:r>
-              <w:rPr>
-                <w:rFonts w:ascii="Arial" w:eastAsia="Arial" w:hAnsi="Arial" w:cs="Arial"/>
-                <w:sz w:val="22"/>
-                <w:szCs w:val="22"/>
-              </w:rPr>
-              <w:t>a.n</w:t>
-            </w:r>
-            <w:proofErr w:type="spellEnd"/>
-            <w:r>
-              <w:rPr>
-                <w:rFonts w:ascii="Arial" w:eastAsia="Arial" w:hAnsi="Arial" w:cs="Arial"/>
-                <w:sz w:val="22"/>
-                <w:szCs w:val="22"/>
-              </w:rPr>
-              <w:t xml:space="preserve">. Kuasa </w:t>
-            </w:r>
-            <w:proofErr w:type="spellStart"/>
-            <w:r>
-              <w:rPr>
-                <w:rFonts w:ascii="Arial" w:eastAsia="Arial" w:hAnsi="Arial" w:cs="Arial"/>
-                <w:sz w:val="22"/>
-                <w:szCs w:val="22"/>
-              </w:rPr>
-              <w:t>Pengguna</w:t>
-            </w:r>
-            <w:proofErr w:type="spellEnd"/>
-            <w:r>
-              <w:rPr>
-                <w:rFonts w:ascii="Arial" w:eastAsia="Arial" w:hAnsi="Arial" w:cs="Arial"/>
-                <w:sz w:val="22"/>
-                <w:szCs w:val="22"/>
-              </w:rPr>
-              <w:t xml:space="preserve"> </w:t>
-            </w:r>
-            <w:proofErr w:type="spellStart"/>
-            <w:r>
-              <w:rPr>
-                <w:rFonts w:ascii="Arial" w:eastAsia="Arial" w:hAnsi="Arial" w:cs="Arial"/>
-                <w:sz w:val="22"/>
-                <w:szCs w:val="22"/>
-              </w:rPr>
-              <w:t>Anggaran</w:t>
-            </w:r>
-            <w:proofErr w:type="spellEnd"/>
+            <w:r>
+              <w:rPr>
+                <w:rFonts w:ascii="Arial" w:eastAsia="Arial" w:hAnsi="Arial" w:cs="Arial"/>
+                <w:sz w:val="22"/>
+                <w:szCs w:val="22"/>
+              </w:rPr>
+              <w:t>a.n. Kuasa Pengguna Anggaran</w:t>
+            </w:r>
           </w:p>
           <w:p>
             <w:pPr>
@@ -5573,52 +2643,14 @@
                 <w:szCs w:val="22"/>
               </w:rPr>
             </w:pPr>
-            <w:proofErr w:type="spellStart"/>
-            <w:r>
-              <w:rPr>
-                <w:rFonts w:ascii="Arial" w:eastAsia="Arial" w:hAnsi="Arial" w:cs="Arial"/>
-                <w:sz w:val="22"/>
-                <w:szCs w:val="22"/>
-              </w:rPr>
-              <w:t>Pejabat</w:t>
-            </w:r>
-            <w:proofErr w:type="spellEnd"/>
-            <w:r>
-              <w:rPr>
-                <w:rFonts w:ascii="Arial" w:eastAsia="Arial" w:hAnsi="Arial" w:cs="Arial"/>
-                <w:sz w:val="22"/>
-                <w:szCs w:val="22"/>
-              </w:rPr>
-              <w:t xml:space="preserve"> </w:t>
-            </w:r>
-            <w:proofErr w:type="spellStart"/>
-            <w:r>
-              <w:rPr>
-                <w:rFonts w:ascii="Arial" w:eastAsia="Arial" w:hAnsi="Arial" w:cs="Arial"/>
-                <w:sz w:val="22"/>
-                <w:szCs w:val="22"/>
-              </w:rPr>
-              <w:t>Pembuat</w:t>
-            </w:r>
-            <w:proofErr w:type="spellEnd"/>
-            <w:r>
-              <w:rPr>
-                <w:rFonts w:ascii="Arial" w:eastAsia="Arial" w:hAnsi="Arial" w:cs="Arial"/>
-                <w:sz w:val="22"/>
-                <w:szCs w:val="22"/>
-              </w:rPr>
-              <w:t xml:space="preserve"> </w:t>
-            </w:r>
-            <w:proofErr w:type="spellStart"/>
-            <w:r>
-              <w:rPr>
-                <w:rFonts w:ascii="Arial" w:eastAsia="Arial" w:hAnsi="Arial" w:cs="Arial"/>
-                <w:sz w:val="22"/>
-                <w:szCs w:val="22"/>
-              </w:rPr>
-              <w:t>Komitmen</w:t>
-            </w:r>
-            <w:proofErr w:type="spellEnd"/>
+            <w:r>
+              <w:rPr>
+                <w:rFonts w:ascii="Arial" w:eastAsia="Arial" w:hAnsi="Arial" w:cs="Arial"/>
+                <w:sz w:val="22"/>
+                <w:szCs w:val="22"/>
+              </w:rPr>
+              <w:t>Pejabat Pembuat Komitmen</w:t>
+            </w:r>
           </w:p>
           <w:p>
             <w:pPr>
@@ -5637,25 +2669,7 @@
                 <w:sz w:val="22"/>
                 <w:szCs w:val="22"/>
               </w:rPr>
-              <w:t xml:space="preserve">BPS </w:t>
-            </w:r>
-            <w:proofErr w:type="spellStart"/>
-            <w:r>
-              <w:rPr>
-                <w:rFonts w:ascii="Arial" w:eastAsia="Arial" w:hAnsi="Arial" w:cs="Arial"/>
-                <w:sz w:val="22"/>
-                <w:szCs w:val="22"/>
-              </w:rPr>
-              <w:t>Kabupaten</w:t>
-            </w:r>
-            <w:proofErr w:type="spellEnd"/>
-            <w:r>
-              <w:rPr>
-                <w:rFonts w:ascii="Arial" w:eastAsia="Arial" w:hAnsi="Arial" w:cs="Arial"/>
-                <w:sz w:val="22"/>
-                <w:szCs w:val="22"/>
-              </w:rPr>
-              <w:t xml:space="preserve"> Simeulue</w:t>
+              <w:t>BPS Kabupaten Simeulue</w:t>
             </w:r>
           </w:p>
           <w:p>
@@ -6145,61 +3159,23 @@
           <w:szCs w:val="22"/>
         </w:rPr>
         <w:lastRenderedPageBreak/>
-        <w:t xml:space="preserve">Lampiran 1. </w:t>
+        <w:t>Lampiran 1. Peserta yang akan melakukan transport lo</w:t>
       </w:r>
-      <w:proofErr w:type="spellStart"/>
       <w:r>
         <w:rPr>
           <w:rFonts w:ascii="Arial" w:eastAsia="Arial" w:hAnsi="Arial" w:cs="Arial"/>
           <w:sz w:val="22"/>
           <w:szCs w:val="22"/>
         </w:rPr>
-        <w:t>Peserta</w:t>
+        <w:t>k</w:t>
       </w:r>
-      <w:proofErr w:type="spellEnd"/>
       <w:r>
         <w:rPr>
           <w:rFonts w:ascii="Arial" w:eastAsia="Arial" w:hAnsi="Arial" w:cs="Arial"/>
           <w:sz w:val="22"/>
           <w:szCs w:val="22"/>
         </w:rPr>
-        <w:t xml:space="preserve"> yang </w:t>
-      </w:r>
-      <w:proofErr w:type="spellStart"/>
-      <w:r>
-        <w:rPr>
-          <w:rFonts w:ascii="Arial" w:eastAsia="Arial" w:hAnsi="Arial" w:cs="Arial"/>
-          <w:sz w:val="22"/>
-          <w:szCs w:val="22"/>
-        </w:rPr>
-        <w:t>akan</w:t>
-      </w:r>
-      <w:proofErr w:type="spellEnd"/>
-      <w:r>
-        <w:rPr>
-          <w:rFonts w:ascii="Arial" w:eastAsia="Arial" w:hAnsi="Arial" w:cs="Arial"/>
-          <w:sz w:val="22"/>
-          <w:szCs w:val="22"/>
-        </w:rPr>
-        <w:t xml:space="preserve"> </w:t>
-      </w:r>
-      <w:proofErr w:type="spellStart"/>
-      <w:r>
-        <w:rPr>
-          <w:rFonts w:ascii="Arial" w:eastAsia="Arial" w:hAnsi="Arial" w:cs="Arial"/>
-          <w:sz w:val="22"/>
-          <w:szCs w:val="22"/>
-        </w:rPr>
-        <w:t>melakukan</w:t>
-      </w:r>
-      <w:proofErr w:type="spellEnd"/>
-      <w:r>
-        <w:rPr>
-          <w:rFonts w:ascii="Arial" w:eastAsia="Arial" w:hAnsi="Arial" w:cs="Arial"/>
-          <w:sz w:val="22"/>
-          <w:szCs w:val="22"/>
-        </w:rPr>
-        <w:t xml:space="preserve"> transport local </w:t>
+        <w:t xml:space="preserve">al </w:t>
       </w:r>
       <w:r>
         <w:rPr>
@@ -6223,25 +3199,7 @@
           <w:sz w:val="22"/>
           <w:szCs w:val="22"/>
         </w:rPr>
-        <w:t>${</w:t>
-      </w:r>
-      <w:proofErr w:type="spellStart"/>
-      <w:r>
-        <w:rPr>
-          <w:rFonts w:ascii="Arial" w:eastAsia="Arial" w:hAnsi="Arial" w:cs="Arial"/>
-          <w:sz w:val="22"/>
-          <w:szCs w:val="22"/>
-        </w:rPr>
-        <w:t>singkatan_resmi</w:t>
-      </w:r>
-      <w:proofErr w:type="spellEnd"/>
-      <w:r>
-        <w:rPr>
-          <w:rFonts w:ascii="Arial" w:eastAsia="Arial" w:hAnsi="Arial" w:cs="Arial"/>
-          <w:sz w:val="22"/>
-          <w:szCs w:val="22"/>
-        </w:rPr>
-        <w:t>}</w:t>
+        <w:t>${singkatan_resmi}</w:t>
       </w:r>
     </w:p>
     <w:tbl>
@@ -6380,7 +3338,6 @@
                 <w:szCs w:val="22"/>
               </w:rPr>
             </w:pPr>
-            <w:proofErr w:type="spellStart"/>
             <w:r>
               <w:rPr>
                 <w:rFonts w:ascii="Arial" w:eastAsia="Arial" w:hAnsi="Arial" w:cs="Arial"/>
@@ -6389,18 +3346,7 @@
                 <w:sz w:val="22"/>
                 <w:szCs w:val="22"/>
               </w:rPr>
-              <w:t>Kecamatan</w:t>
-            </w:r>
-            <w:proofErr w:type="spellEnd"/>
-            <w:r>
-              <w:rPr>
-                <w:rFonts w:ascii="Arial" w:eastAsia="Arial" w:hAnsi="Arial" w:cs="Arial"/>
-                <w:b/>
-                <w:bCs/>
-                <w:sz w:val="22"/>
-                <w:szCs w:val="22"/>
-              </w:rPr>
-              <w:t xml:space="preserve"> Tujuan</w:t>
+              <w:t>Kecamatan Tujuan</w:t>
             </w:r>
           </w:p>
         </w:tc>
@@ -6422,7 +3368,6 @@
                 <w:szCs w:val="22"/>
               </w:rPr>
             </w:pPr>
-            <w:proofErr w:type="spellStart"/>
             <w:r>
               <w:rPr>
                 <w:rFonts w:ascii="Arial" w:eastAsia="Arial" w:hAnsi="Arial" w:cs="Arial"/>
@@ -6431,31 +3376,8 @@
                 <w:sz w:val="22"/>
                 <w:szCs w:val="22"/>
               </w:rPr>
-              <w:t>Tanggal</w:t>
-            </w:r>
-            <w:proofErr w:type="spellEnd"/>
-            <w:r>
-              <w:rPr>
-                <w:rFonts w:ascii="Arial" w:eastAsia="Arial" w:hAnsi="Arial" w:cs="Arial"/>
-                <w:b/>
-                <w:bCs/>
-                <w:sz w:val="22"/>
-                <w:szCs w:val="22"/>
-              </w:rPr>
-              <w:t xml:space="preserve"> </w:t>
-            </w:r>
-            <w:proofErr w:type="spellStart"/>
-            <w:r>
-              <w:rPr>
-                <w:rFonts w:ascii="Arial" w:eastAsia="Arial" w:hAnsi="Arial" w:cs="Arial"/>
-                <w:b/>
-                <w:bCs/>
-                <w:sz w:val="22"/>
-                <w:szCs w:val="22"/>
-              </w:rPr>
-              <w:t>dilaksanakan</w:t>
-            </w:r>
-            <w:proofErr w:type="spellEnd"/>
+              <w:t>Tanggal dilaksanakan</w:t>
+            </w:r>
           </w:p>
         </w:tc>
         <w:tc>
@@ -6484,20 +3406,8 @@
                 <w:sz w:val="22"/>
                 <w:szCs w:val="22"/>
               </w:rPr>
-              <w:t xml:space="preserve">Nama PCL yang </w:t>
-            </w:r>
-            <w:proofErr w:type="spellStart"/>
-            <w:r>
-              <w:rPr>
-                <w:rFonts w:ascii="Arial" w:eastAsia="Arial" w:hAnsi="Arial" w:cs="Arial"/>
-                <w:b/>
-                <w:bCs/>
-                <w:sz w:val="22"/>
-                <w:szCs w:val="22"/>
-              </w:rPr>
-              <w:t>diawasi</w:t>
-            </w:r>
-            <w:proofErr w:type="spellEnd"/>
+              <w:t>Nama PCL yang diawasi</w:t>
+            </w:r>
           </w:p>
         </w:tc>
         <w:tc>
@@ -6518,7 +3428,6 @@
                 <w:szCs w:val="22"/>
               </w:rPr>
             </w:pPr>
-            <w:proofErr w:type="spellStart"/>
             <w:r>
               <w:rPr>
                 <w:rFonts w:ascii="Arial" w:eastAsia="Arial" w:hAnsi="Arial" w:cs="Arial"/>
@@ -6527,40 +3436,7 @@
                 <w:sz w:val="22"/>
                 <w:szCs w:val="22"/>
               </w:rPr>
-              <w:t>Jumlah</w:t>
-            </w:r>
-            <w:proofErr w:type="spellEnd"/>
-            <w:r>
-              <w:rPr>
-                <w:rFonts w:ascii="Arial" w:eastAsia="Arial" w:hAnsi="Arial" w:cs="Arial"/>
-                <w:b/>
-                <w:bCs/>
-                <w:sz w:val="22"/>
-                <w:szCs w:val="22"/>
-              </w:rPr>
-              <w:t xml:space="preserve"> </w:t>
-            </w:r>
-            <w:proofErr w:type="spellStart"/>
-            <w:r>
-              <w:rPr>
-                <w:rFonts w:ascii="Arial" w:eastAsia="Arial" w:hAnsi="Arial" w:cs="Arial"/>
-                <w:b/>
-                <w:bCs/>
-                <w:sz w:val="22"/>
-                <w:szCs w:val="22"/>
-              </w:rPr>
-              <w:t>sampel</w:t>
-            </w:r>
-            <w:proofErr w:type="spellEnd"/>
-            <w:r>
-              <w:rPr>
-                <w:rFonts w:ascii="Arial" w:eastAsia="Arial" w:hAnsi="Arial" w:cs="Arial"/>
-                <w:b/>
-                <w:bCs/>
-                <w:sz w:val="22"/>
-                <w:szCs w:val="22"/>
-              </w:rPr>
-              <w:t xml:space="preserve"> PCL</w:t>
+              <w:t>Jumlah sampel PCL</w:t>
             </w:r>
           </w:p>
         </w:tc>
@@ -6582,7 +3458,6 @@
                 <w:szCs w:val="22"/>
               </w:rPr>
             </w:pPr>
-            <w:proofErr w:type="spellStart"/>
             <w:r>
               <w:rPr>
                 <w:rFonts w:ascii="Arial" w:eastAsia="Arial" w:hAnsi="Arial" w:cs="Arial"/>
@@ -6591,53 +3466,8 @@
                 <w:sz w:val="22"/>
                 <w:szCs w:val="22"/>
               </w:rPr>
-              <w:t>Jumlah</w:t>
-            </w:r>
-            <w:proofErr w:type="spellEnd"/>
-            <w:r>
-              <w:rPr>
-                <w:rFonts w:ascii="Arial" w:eastAsia="Arial" w:hAnsi="Arial" w:cs="Arial"/>
-                <w:b/>
-                <w:bCs/>
-                <w:sz w:val="22"/>
-                <w:szCs w:val="22"/>
-              </w:rPr>
-              <w:t xml:space="preserve"> </w:t>
-            </w:r>
-            <w:proofErr w:type="spellStart"/>
-            <w:r>
-              <w:rPr>
-                <w:rFonts w:ascii="Arial" w:eastAsia="Arial" w:hAnsi="Arial" w:cs="Arial"/>
-                <w:b/>
-                <w:bCs/>
-                <w:sz w:val="22"/>
-                <w:szCs w:val="22"/>
-              </w:rPr>
-              <w:t>sampel</w:t>
-            </w:r>
-            <w:proofErr w:type="spellEnd"/>
-            <w:r>
-              <w:rPr>
-                <w:rFonts w:ascii="Arial" w:eastAsia="Arial" w:hAnsi="Arial" w:cs="Arial"/>
-                <w:b/>
-                <w:bCs/>
-                <w:sz w:val="22"/>
-                <w:szCs w:val="22"/>
-              </w:rPr>
-              <w:t xml:space="preserve"> yang </w:t>
-            </w:r>
-            <w:proofErr w:type="spellStart"/>
-            <w:r>
-              <w:rPr>
-                <w:rFonts w:ascii="Arial" w:eastAsia="Arial" w:hAnsi="Arial" w:cs="Arial"/>
-                <w:b/>
-                <w:bCs/>
-                <w:sz w:val="22"/>
-                <w:szCs w:val="22"/>
-              </w:rPr>
-              <w:t>diawasi</w:t>
-            </w:r>
-            <w:proofErr w:type="spellEnd"/>
+              <w:t>Jumlah sampel yang diawasi</w:t>
+            </w:r>
           </w:p>
         </w:tc>
         <w:tc>
@@ -6658,7 +3488,6 @@
                 <w:szCs w:val="22"/>
               </w:rPr>
             </w:pPr>
-            <w:proofErr w:type="spellStart"/>
             <w:r>
               <w:rPr>
                 <w:rFonts w:ascii="Arial" w:eastAsia="Arial" w:hAnsi="Arial" w:cs="Arial"/>
@@ -6667,18 +3496,7 @@
                 <w:sz w:val="22"/>
                 <w:szCs w:val="22"/>
               </w:rPr>
-              <w:t>Jumlah</w:t>
-            </w:r>
-            <w:proofErr w:type="spellEnd"/>
-            <w:r>
-              <w:rPr>
-                <w:rFonts w:ascii="Arial" w:eastAsia="Arial" w:hAnsi="Arial" w:cs="Arial"/>
-                <w:b/>
-                <w:bCs/>
-                <w:sz w:val="22"/>
-                <w:szCs w:val="22"/>
-              </w:rPr>
-              <w:t xml:space="preserve"> OK</w:t>
+              <w:t>Jumlah OK</w:t>
             </w:r>
           </w:p>
         </w:tc>
@@ -6700,7 +3518,6 @@
                 <w:szCs w:val="22"/>
               </w:rPr>
             </w:pPr>
-            <w:proofErr w:type="spellStart"/>
             <w:r>
               <w:rPr>
                 <w:rFonts w:ascii="Arial" w:eastAsia="Arial" w:hAnsi="Arial" w:cs="Arial"/>
@@ -6709,53 +3526,8 @@
                 <w:sz w:val="22"/>
                 <w:szCs w:val="22"/>
               </w:rPr>
-              <w:t>Perkiraan</w:t>
-            </w:r>
-            <w:proofErr w:type="spellEnd"/>
-            <w:r>
-              <w:rPr>
-                <w:rFonts w:ascii="Arial" w:eastAsia="Arial" w:hAnsi="Arial" w:cs="Arial"/>
-                <w:b/>
-                <w:bCs/>
-                <w:sz w:val="22"/>
-                <w:szCs w:val="22"/>
-              </w:rPr>
-              <w:t xml:space="preserve"> Transport yang </w:t>
-            </w:r>
-            <w:proofErr w:type="spellStart"/>
-            <w:r>
-              <w:rPr>
-                <w:rFonts w:ascii="Arial" w:eastAsia="Arial" w:hAnsi="Arial" w:cs="Arial"/>
-                <w:b/>
-                <w:bCs/>
-                <w:sz w:val="22"/>
-                <w:szCs w:val="22"/>
-              </w:rPr>
-              <w:t>akan</w:t>
-            </w:r>
-            <w:proofErr w:type="spellEnd"/>
-            <w:r>
-              <w:rPr>
-                <w:rFonts w:ascii="Arial" w:eastAsia="Arial" w:hAnsi="Arial" w:cs="Arial"/>
-                <w:b/>
-                <w:bCs/>
-                <w:sz w:val="22"/>
-                <w:szCs w:val="22"/>
-              </w:rPr>
-              <w:t xml:space="preserve"> di </w:t>
-            </w:r>
-            <w:proofErr w:type="spellStart"/>
-            <w:r>
-              <w:rPr>
-                <w:rFonts w:ascii="Arial" w:eastAsia="Arial" w:hAnsi="Arial" w:cs="Arial"/>
-                <w:b/>
-                <w:bCs/>
-                <w:sz w:val="22"/>
-                <w:szCs w:val="22"/>
-              </w:rPr>
-              <w:t>bayarkan</w:t>
-            </w:r>
-            <w:proofErr w:type="spellEnd"/>
+              <w:t>Perkiraan Transport yang akan di bayarkan</w:t>
+            </w:r>
           </w:p>
           <w:p>
             <w:pPr>
@@ -6814,25 +3586,7 @@
                 <w:sz w:val="22"/>
                 <w:szCs w:val="22"/>
               </w:rPr>
-              <w:t>{</w:t>
-            </w:r>
-            <w:proofErr w:type="spellStart"/>
-            <w:r>
-              <w:rPr>
-                <w:rFonts w:ascii="Arial" w:eastAsia="Arial" w:hAnsi="Arial" w:cs="Arial"/>
-                <w:sz w:val="22"/>
-                <w:szCs w:val="22"/>
-              </w:rPr>
-              <w:t>lamp_no</w:t>
-            </w:r>
-            <w:proofErr w:type="spellEnd"/>
-            <w:r>
-              <w:rPr>
-                <w:rFonts w:ascii="Arial" w:eastAsia="Arial" w:hAnsi="Arial" w:cs="Arial"/>
-                <w:sz w:val="22"/>
-                <w:szCs w:val="22"/>
-              </w:rPr>
-              <w:t>}.</w:t>
+              <w:t>{lamp_no}.</w:t>
             </w:r>
           </w:p>
         </w:tc>
@@ -6857,25 +3611,7 @@
                 <w:sz w:val="22"/>
                 <w:szCs w:val="22"/>
               </w:rPr>
-              <w:t>${</w:t>
-            </w:r>
-            <w:proofErr w:type="spellStart"/>
-            <w:r>
-              <w:rPr>
-                <w:rFonts w:ascii="Arial" w:hAnsi="Arial" w:cs="Arial"/>
-                <w:sz w:val="22"/>
-                <w:szCs w:val="22"/>
-              </w:rPr>
-              <w:t>lamp_nama</w:t>
-            </w:r>
-            <w:proofErr w:type="spellEnd"/>
-            <w:r>
-              <w:rPr>
-                <w:rFonts w:ascii="Arial" w:hAnsi="Arial" w:cs="Arial"/>
-                <w:sz w:val="22"/>
-                <w:szCs w:val="22"/>
-              </w:rPr>
-              <w:t>}</w:t>
+              <w:t>${lamp_nama}</w:t>
             </w:r>
           </w:p>
         </w:tc>
@@ -6900,25 +3636,7 @@
                 <w:sz w:val="22"/>
                 <w:szCs w:val="22"/>
               </w:rPr>
-              <w:t>${</w:t>
-            </w:r>
-            <w:proofErr w:type="spellStart"/>
-            <w:r>
-              <w:rPr>
-                <w:rFonts w:ascii="Arial" w:hAnsi="Arial" w:cs="Arial"/>
-                <w:sz w:val="22"/>
-                <w:szCs w:val="22"/>
-              </w:rPr>
-              <w:t>lamp_nip_nik</w:t>
-            </w:r>
-            <w:proofErr w:type="spellEnd"/>
-            <w:r>
-              <w:rPr>
-                <w:rFonts w:ascii="Arial" w:hAnsi="Arial" w:cs="Arial"/>
-                <w:sz w:val="22"/>
-                <w:szCs w:val="22"/>
-              </w:rPr>
-              <w:t>}</w:t>
+              <w:t>${lamp_nip_nik}</w:t>
             </w:r>
           </w:p>
         </w:tc>
@@ -6943,25 +3661,7 @@
                 <w:sz w:val="22"/>
                 <w:szCs w:val="22"/>
               </w:rPr>
-              <w:t>${</w:t>
-            </w:r>
-            <w:proofErr w:type="spellStart"/>
-            <w:r>
-              <w:rPr>
-                <w:rFonts w:ascii="Arial" w:hAnsi="Arial" w:cs="Arial"/>
-                <w:sz w:val="22"/>
-                <w:szCs w:val="22"/>
-              </w:rPr>
-              <w:t>lamp_tujuan</w:t>
-            </w:r>
-            <w:proofErr w:type="spellEnd"/>
-            <w:r>
-              <w:rPr>
-                <w:rFonts w:ascii="Arial" w:hAnsi="Arial" w:cs="Arial"/>
-                <w:sz w:val="22"/>
-                <w:szCs w:val="22"/>
-              </w:rPr>
-              <w:t>}</w:t>
+              <w:t>${lamp_tujuan}</w:t>
             </w:r>
           </w:p>
         </w:tc>
@@ -6988,7 +3688,6 @@
               </w:rPr>
               <w:t>${</w:t>
             </w:r>
-            <w:proofErr w:type="spellStart"/>
             <w:r>
               <w:rPr>
                 <w:rFonts w:ascii="Arial" w:eastAsia="Arial" w:hAnsi="Arial" w:cs="Arial"/>
@@ -7003,16 +3702,7 @@
                 <w:sz w:val="22"/>
                 <w:szCs w:val="22"/>
               </w:rPr>
-              <w:t>tgl_pelaksanaan</w:t>
-            </w:r>
-            <w:proofErr w:type="spellEnd"/>
-            <w:r>
-              <w:rPr>
-                <w:rFonts w:ascii="Arial" w:eastAsia="Arial" w:hAnsi="Arial" w:cs="Arial"/>
-                <w:sz w:val="22"/>
-                <w:szCs w:val="22"/>
-              </w:rPr>
-              <w:t xml:space="preserve">} </w:t>
+              <w:t xml:space="preserve">tgl_pelaksanaan} </w:t>
             </w:r>
           </w:p>
         </w:tc>
@@ -7037,25 +3727,7 @@
                 <w:sz w:val="22"/>
                 <w:szCs w:val="22"/>
               </w:rPr>
-              <w:t>${</w:t>
-            </w:r>
-            <w:proofErr w:type="spellStart"/>
-            <w:r>
-              <w:rPr>
-                <w:rFonts w:ascii="Arial" w:eastAsia="Arial" w:hAnsi="Arial" w:cs="Arial"/>
-                <w:sz w:val="22"/>
-                <w:szCs w:val="22"/>
-              </w:rPr>
-              <w:t>lamp_pcl</w:t>
-            </w:r>
-            <w:proofErr w:type="spellEnd"/>
-            <w:r>
-              <w:rPr>
-                <w:rFonts w:ascii="Arial" w:eastAsia="Arial" w:hAnsi="Arial" w:cs="Arial"/>
-                <w:sz w:val="22"/>
-                <w:szCs w:val="22"/>
-              </w:rPr>
-              <w:t>}</w:t>
+              <w:t>${lamp_pcl}</w:t>
             </w:r>
           </w:p>
         </w:tc>
@@ -7080,25 +3752,7 @@
                 <w:sz w:val="22"/>
                 <w:szCs w:val="22"/>
               </w:rPr>
-              <w:t>${</w:t>
-            </w:r>
-            <w:proofErr w:type="spellStart"/>
-            <w:r>
-              <w:rPr>
-                <w:rFonts w:ascii="Arial" w:eastAsia="Arial" w:hAnsi="Arial" w:cs="Arial"/>
-                <w:sz w:val="22"/>
-                <w:szCs w:val="22"/>
-              </w:rPr>
-              <w:t>lamp_jml_sampel</w:t>
-            </w:r>
-            <w:proofErr w:type="spellEnd"/>
-            <w:r>
-              <w:rPr>
-                <w:rFonts w:ascii="Arial" w:eastAsia="Arial" w:hAnsi="Arial" w:cs="Arial"/>
-                <w:sz w:val="22"/>
-                <w:szCs w:val="22"/>
-              </w:rPr>
-              <w:t>}</w:t>
+              <w:t>${lamp_jml_sampel}</w:t>
             </w:r>
             <w:r>
               <w:rPr>
@@ -7131,44 +3785,16 @@
                 <w:sz w:val="22"/>
                 <w:szCs w:val="22"/>
               </w:rPr>
-              <w:t>${</w:t>
-            </w:r>
-            <w:proofErr w:type="spellStart"/>
-            <w:r>
-              <w:rPr>
-                <w:rFonts w:ascii="Arial" w:eastAsia="Arial" w:hAnsi="Arial" w:cs="Arial"/>
-                <w:sz w:val="22"/>
-                <w:szCs w:val="22"/>
-              </w:rPr>
-              <w:t>lamp_sampel_diawasi</w:t>
-            </w:r>
-            <w:proofErr w:type="spellEnd"/>
-            <w:r>
-              <w:rPr>
-                <w:rFonts w:ascii="Arial" w:eastAsia="Arial" w:hAnsi="Arial" w:cs="Arial"/>
-                <w:sz w:val="22"/>
-                <w:szCs w:val="22"/>
-              </w:rPr>
-              <w:t>}</w:t>
-            </w:r>
-            <w:r>
-              <w:rPr>
-                <w:rFonts w:ascii="Arial" w:eastAsia="Arial" w:hAnsi="Arial" w:cs="Arial"/>
-                <w:sz w:val="22"/>
-                <w:szCs w:val="22"/>
-              </w:rPr>
-              <w:t xml:space="preserve"> </w:t>
-            </w:r>
-            <w:proofErr w:type="spellStart"/>
-            <w:r>
-              <w:rPr>
-                <w:rFonts w:ascii="Arial" w:eastAsia="Arial" w:hAnsi="Arial" w:cs="Arial"/>
-                <w:sz w:val="22"/>
-                <w:szCs w:val="22"/>
-              </w:rPr>
-              <w:t>sampel</w:t>
-            </w:r>
-            <w:proofErr w:type="spellEnd"/>
+              <w:t>${lamp_sampel_diawasi}</w:t>
+            </w:r>
+            <w:r>
+              <w:rPr>
+                <w:rFonts w:ascii="Arial" w:eastAsia="Arial" w:hAnsi="Arial" w:cs="Arial"/>
+                <w:sz w:val="22"/>
+                <w:szCs w:val="22"/>
+              </w:rPr>
+              <w:t xml:space="preserve"> sampel</w:t>
+            </w:r>
           </w:p>
         </w:tc>
         <w:tc>
@@ -7192,25 +3818,7 @@
                 <w:sz w:val="22"/>
                 <w:szCs w:val="22"/>
               </w:rPr>
-              <w:t>${</w:t>
-            </w:r>
-            <w:proofErr w:type="spellStart"/>
-            <w:r>
-              <w:rPr>
-                <w:rFonts w:ascii="Arial" w:eastAsia="Arial" w:hAnsi="Arial" w:cs="Arial"/>
-                <w:sz w:val="22"/>
-                <w:szCs w:val="22"/>
-              </w:rPr>
-              <w:t>lamp_vol</w:t>
-            </w:r>
-            <w:proofErr w:type="spellEnd"/>
-            <w:r>
-              <w:rPr>
-                <w:rFonts w:ascii="Arial" w:eastAsia="Arial" w:hAnsi="Arial" w:cs="Arial"/>
-                <w:sz w:val="22"/>
-                <w:szCs w:val="22"/>
-              </w:rPr>
-              <w:t>}</w:t>
+              <w:t>${lamp_vol}</w:t>
             </w:r>
             <w:r>
               <w:rPr>
@@ -7243,25 +3851,7 @@
                 <w:sz w:val="22"/>
                 <w:szCs w:val="22"/>
               </w:rPr>
-              <w:t>${</w:t>
-            </w:r>
-            <w:proofErr w:type="spellStart"/>
-            <w:r>
-              <w:rPr>
-                <w:rFonts w:ascii="Arial" w:eastAsia="Arial" w:hAnsi="Arial" w:cs="Arial"/>
-                <w:sz w:val="22"/>
-                <w:szCs w:val="22"/>
-              </w:rPr>
-              <w:t>lamp_transport_bayar</w:t>
-            </w:r>
-            <w:proofErr w:type="spellEnd"/>
-            <w:r>
-              <w:rPr>
-                <w:rFonts w:ascii="Arial" w:eastAsia="Arial" w:hAnsi="Arial" w:cs="Arial"/>
-                <w:sz w:val="22"/>
-                <w:szCs w:val="22"/>
-              </w:rPr>
-              <w:t>}</w:t>
+              <w:t>${lamp_transport_bayar}</w:t>
             </w:r>
           </w:p>
         </w:tc>
@@ -7334,23 +3924,13 @@
                 <w:szCs w:val="22"/>
               </w:rPr>
             </w:pPr>
-            <w:proofErr w:type="spellStart"/>
-            <w:r>
-              <w:rPr>
-                <w:rFonts w:ascii="Arial" w:eastAsia="Arial" w:hAnsi="Arial" w:cs="Arial"/>
-                <w:sz w:val="22"/>
-                <w:szCs w:val="22"/>
-              </w:rPr>
-              <w:t>Menyetujui</w:t>
-            </w:r>
-            <w:proofErr w:type="spellEnd"/>
-            <w:r>
-              <w:rPr>
-                <w:rFonts w:ascii="Arial" w:eastAsia="Arial" w:hAnsi="Arial" w:cs="Arial"/>
-                <w:sz w:val="22"/>
-                <w:szCs w:val="22"/>
-              </w:rPr>
-              <w:t>,</w:t>
+            <w:r>
+              <w:rPr>
+                <w:rFonts w:ascii="Arial" w:eastAsia="Arial" w:hAnsi="Arial" w:cs="Arial"/>
+                <w:sz w:val="22"/>
+                <w:szCs w:val="22"/>
+              </w:rPr>
+              <w:t>Menyetujui,</w:t>
             </w:r>
           </w:p>
           <w:p>
@@ -7364,52 +3944,14 @@
                 <w:szCs w:val="22"/>
               </w:rPr>
             </w:pPr>
-            <w:proofErr w:type="spellStart"/>
-            <w:r>
-              <w:rPr>
-                <w:rFonts w:ascii="Arial" w:eastAsia="Arial" w:hAnsi="Arial" w:cs="Arial"/>
-                <w:sz w:val="22"/>
-                <w:szCs w:val="22"/>
-              </w:rPr>
-              <w:t>a.n</w:t>
-            </w:r>
-            <w:proofErr w:type="spellEnd"/>
-            <w:r>
-              <w:rPr>
-                <w:rFonts w:ascii="Arial" w:eastAsia="Arial" w:hAnsi="Arial" w:cs="Arial"/>
-                <w:sz w:val="22"/>
-                <w:szCs w:val="22"/>
-              </w:rPr>
-              <w:t xml:space="preserve">. Kuasa </w:t>
-            </w:r>
-            <w:proofErr w:type="spellStart"/>
-            <w:r>
-              <w:rPr>
-                <w:rFonts w:ascii="Arial" w:eastAsia="Arial" w:hAnsi="Arial" w:cs="Arial"/>
-                <w:sz w:val="22"/>
-                <w:szCs w:val="22"/>
-              </w:rPr>
-              <w:t>Pengguna</w:t>
-            </w:r>
-            <w:proofErr w:type="spellEnd"/>
-            <w:r>
-              <w:rPr>
-                <w:rFonts w:ascii="Arial" w:eastAsia="Arial" w:hAnsi="Arial" w:cs="Arial"/>
-                <w:sz w:val="22"/>
-                <w:szCs w:val="22"/>
-              </w:rPr>
-              <w:t xml:space="preserve"> </w:t>
-            </w:r>
-            <w:proofErr w:type="spellStart"/>
-            <w:r>
-              <w:rPr>
-                <w:rFonts w:ascii="Arial" w:eastAsia="Arial" w:hAnsi="Arial" w:cs="Arial"/>
-                <w:sz w:val="22"/>
-                <w:szCs w:val="22"/>
-              </w:rPr>
-              <w:t>Anggaran</w:t>
-            </w:r>
-            <w:proofErr w:type="spellEnd"/>
+            <w:r>
+              <w:rPr>
+                <w:rFonts w:ascii="Arial" w:eastAsia="Arial" w:hAnsi="Arial" w:cs="Arial"/>
+                <w:sz w:val="22"/>
+                <w:szCs w:val="22"/>
+              </w:rPr>
+              <w:t>a.n. Kuasa Pengguna Anggaran</w:t>
+            </w:r>
           </w:p>
           <w:p>
             <w:pPr>
@@ -7422,52 +3964,14 @@
                 <w:szCs w:val="22"/>
               </w:rPr>
             </w:pPr>
-            <w:proofErr w:type="spellStart"/>
-            <w:r>
-              <w:rPr>
-                <w:rFonts w:ascii="Arial" w:eastAsia="Arial" w:hAnsi="Arial" w:cs="Arial"/>
-                <w:sz w:val="22"/>
-                <w:szCs w:val="22"/>
-              </w:rPr>
-              <w:t>Pejabat</w:t>
-            </w:r>
-            <w:proofErr w:type="spellEnd"/>
-            <w:r>
-              <w:rPr>
-                <w:rFonts w:ascii="Arial" w:eastAsia="Arial" w:hAnsi="Arial" w:cs="Arial"/>
-                <w:sz w:val="22"/>
-                <w:szCs w:val="22"/>
-              </w:rPr>
-              <w:t xml:space="preserve"> </w:t>
-            </w:r>
-            <w:proofErr w:type="spellStart"/>
-            <w:r>
-              <w:rPr>
-                <w:rFonts w:ascii="Arial" w:eastAsia="Arial" w:hAnsi="Arial" w:cs="Arial"/>
-                <w:sz w:val="22"/>
-                <w:szCs w:val="22"/>
-              </w:rPr>
-              <w:t>Pembuat</w:t>
-            </w:r>
-            <w:proofErr w:type="spellEnd"/>
-            <w:r>
-              <w:rPr>
-                <w:rFonts w:ascii="Arial" w:eastAsia="Arial" w:hAnsi="Arial" w:cs="Arial"/>
-                <w:sz w:val="22"/>
-                <w:szCs w:val="22"/>
-              </w:rPr>
-              <w:t xml:space="preserve"> </w:t>
-            </w:r>
-            <w:proofErr w:type="spellStart"/>
-            <w:r>
-              <w:rPr>
-                <w:rFonts w:ascii="Arial" w:eastAsia="Arial" w:hAnsi="Arial" w:cs="Arial"/>
-                <w:sz w:val="22"/>
-                <w:szCs w:val="22"/>
-              </w:rPr>
-              <w:t>Komitmen</w:t>
-            </w:r>
-            <w:proofErr w:type="spellEnd"/>
+            <w:r>
+              <w:rPr>
+                <w:rFonts w:ascii="Arial" w:eastAsia="Arial" w:hAnsi="Arial" w:cs="Arial"/>
+                <w:sz w:val="22"/>
+                <w:szCs w:val="22"/>
+              </w:rPr>
+              <w:t>Pejabat Pembuat Komitmen</w:t>
+            </w:r>
           </w:p>
           <w:p>
             <w:pPr>
@@ -7486,25 +3990,7 @@
                 <w:sz w:val="22"/>
                 <w:szCs w:val="22"/>
               </w:rPr>
-              <w:t xml:space="preserve">BPS </w:t>
-            </w:r>
-            <w:proofErr w:type="spellStart"/>
-            <w:r>
-              <w:rPr>
-                <w:rFonts w:ascii="Arial" w:eastAsia="Arial" w:hAnsi="Arial" w:cs="Arial"/>
-                <w:sz w:val="22"/>
-                <w:szCs w:val="22"/>
-              </w:rPr>
-              <w:t>Kabupaten</w:t>
-            </w:r>
-            <w:proofErr w:type="spellEnd"/>
-            <w:r>
-              <w:rPr>
-                <w:rFonts w:ascii="Arial" w:eastAsia="Arial" w:hAnsi="Arial" w:cs="Arial"/>
-                <w:sz w:val="22"/>
-                <w:szCs w:val="22"/>
-              </w:rPr>
-              <w:t xml:space="preserve"> Simeulue</w:t>
+              <w:t>BPS Kabupaten Simeulue</w:t>
             </w:r>
           </w:p>
           <w:p>
@@ -7636,7 +4122,6 @@
                 <w:lang w:val="en-US"/>
               </w:rPr>
             </w:pPr>
-            <w:proofErr w:type="spellStart"/>
             <w:r>
               <w:rPr>
                 <w:rFonts w:ascii="Arial" w:eastAsia="Arial" w:hAnsi="Arial" w:cs="Arial"/>
@@ -7645,10 +4130,13 @@
                 <w:szCs w:val="22"/>
                 <w:lang w:val="en-US"/>
               </w:rPr>
-              <w:t>Sinabang</w:t>
-            </w:r>
-            <w:proofErr w:type="spellEnd"/>
-            <w:r>
+              <w:t>Sinabang, ${tgl_kak}</w:t>
+            </w:r>
+          </w:p>
+          <w:p>
+            <w:pPr>
+              <w:spacing w:after="0"/>
+              <w:jc w:val="center"/>
               <w:rPr>
                 <w:rFonts w:ascii="Arial" w:eastAsia="Arial" w:hAnsi="Arial" w:cs="Arial"/>
                 <w:bCs/>
@@ -7656,10 +4144,12 @@
                 <w:szCs w:val="22"/>
                 <w:lang w:val="en-US"/>
               </w:rPr>
-              <w:t>, ${</w:t>
-            </w:r>
-            <w:proofErr w:type="spellStart"/>
-            <w:r>
+            </w:pPr>
+          </w:p>
+          <w:p>
+            <w:pPr>
+              <w:spacing w:after="0"/>
+              <w:jc w:val="center"/>
               <w:rPr>
                 <w:rFonts w:ascii="Arial" w:eastAsia="Arial" w:hAnsi="Arial" w:cs="Arial"/>
                 <w:bCs/>
@@ -7667,9 +4157,7 @@
                 <w:szCs w:val="22"/>
                 <w:lang w:val="en-US"/>
               </w:rPr>
-              <w:t>tgl_kak</w:t>
-            </w:r>
-            <w:proofErr w:type="spellEnd"/>
+            </w:pPr>
             <w:r>
               <w:rPr>
                 <w:rFonts w:ascii="Arial" w:eastAsia="Arial" w:hAnsi="Arial" w:cs="Arial"/>
@@ -7678,46 +4166,8 @@
                 <w:szCs w:val="22"/>
                 <w:lang w:val="en-US"/>
               </w:rPr>
-              <w:t>}</w:t>
-            </w:r>
-          </w:p>
-          <w:p>
-            <w:pPr>
-              <w:spacing w:after="0"/>
-              <w:jc w:val="center"/>
-              <w:rPr>
-                <w:rFonts w:ascii="Arial" w:eastAsia="Arial" w:hAnsi="Arial" w:cs="Arial"/>
-                <w:bCs/>
-                <w:sz w:val="22"/>
-                <w:szCs w:val="22"/>
-                <w:lang w:val="en-US"/>
-              </w:rPr>
-            </w:pPr>
-          </w:p>
-          <w:p>
-            <w:pPr>
-              <w:spacing w:after="0"/>
-              <w:jc w:val="center"/>
-              <w:rPr>
-                <w:rFonts w:ascii="Arial" w:eastAsia="Arial" w:hAnsi="Arial" w:cs="Arial"/>
-                <w:bCs/>
-                <w:sz w:val="22"/>
-                <w:szCs w:val="22"/>
-                <w:lang w:val="en-US"/>
-              </w:rPr>
-            </w:pPr>
-            <w:proofErr w:type="spellStart"/>
-            <w:r>
-              <w:rPr>
-                <w:rFonts w:ascii="Arial" w:eastAsia="Arial" w:hAnsi="Arial" w:cs="Arial"/>
-                <w:bCs/>
-                <w:sz w:val="22"/>
-                <w:szCs w:val="22"/>
-                <w:lang w:val="en-US"/>
-              </w:rPr>
               <w:t>Mengajukan</w:t>
             </w:r>
-            <w:proofErr w:type="spellEnd"/>
           </w:p>
           <w:p>
             <w:pPr>

--- a/public/kak-translok-biasa.docx
+++ b/public/kak-translok-biasa.docx
@@ -2323,7 +2323,7 @@
           <w:sz w:val="22"/>
           <w:szCs w:val="22"/>
         </w:rPr>
-        <w:t xml:space="preserve">omor 001 </w:t>
+        <w:t xml:space="preserve">omor 01 </w:t>
       </w:r>
       <w:r>
         <w:rPr>
@@ -2461,7 +2461,57 @@
           <w:sz w:val="22"/>
           <w:szCs w:val="22"/>
         </w:rPr>
-        <w:t>SK Kepala BPS Kabupaten Simeulue no ${no_sk} tanggal ${tgl_sk}.</w:t>
+        <w:t xml:space="preserve">SK Kepala BPS Kabupaten Simeulue no ${no_sk} </w:t>
+      </w:r>
+      <w:r>
+        <w:rPr>
+          <w:rFonts w:ascii="Times New Roman" w:hAnsi="Times New Roman"/>
+          <w:bCs/>
+          <w:noProof/>
+          <w:sz w:val="22"/>
+          <w:szCs w:val="22"/>
+        </w:rPr>
+        <w:t>T</w:t>
+      </w:r>
+      <w:r>
+        <w:rPr>
+          <w:rFonts w:ascii="Times New Roman" w:hAnsi="Times New Roman"/>
+          <w:bCs/>
+          <w:noProof/>
+          <w:sz w:val="22"/>
+          <w:szCs w:val="22"/>
+        </w:rPr>
+        <w:t xml:space="preserve">ahun ${tahun_sk} </w:t>
+      </w:r>
+      <w:r>
+        <w:rPr>
+          <w:rFonts w:ascii="Times New Roman" w:hAnsi="Times New Roman"/>
+          <w:bCs/>
+          <w:noProof/>
+          <w:sz w:val="22"/>
+          <w:szCs w:val="22"/>
+        </w:rPr>
+        <w:t>tanggal ${tgl_sk}</w:t>
+      </w:r>
+      <w:r>
+        <w:rPr>
+          <w:rFonts w:ascii="Times New Roman" w:hAnsi="Times New Roman"/>
+          <w:bCs/>
+          <w:noProof/>
+          <w:sz w:val="22"/>
+          <w:szCs w:val="22"/>
+        </w:rPr>
+        <w:t xml:space="preserve"> perihal ${perihal_sk}</w:t>
+      </w:r>
+      <w:r>
+        <w:rPr>
+          <w:rFonts w:ascii="Times New Roman" w:hAnsi="Times New Roman"/>
+          <w:bCs/>
+          <w:noProof/>
+          <w:sz w:val="22"/>
+          <w:szCs w:val="22"/>
+        </w:rPr>
+        <w:t>.</w:t>
       </w:r>
     </w:p>
     <w:p>
@@ -2547,6 +2597,7 @@
                 <w:sz w:val="22"/>
                 <w:szCs w:val="22"/>
               </w:rPr>
+              <w:lastRenderedPageBreak/>
               <w:t>No.</w:t>
             </w:r>
           </w:p>
@@ -2669,7 +2720,6 @@
                 <w:sz w:val="22"/>
                 <w:szCs w:val="22"/>
               </w:rPr>
-              <w:lastRenderedPageBreak/>
               <w:t>1.</w:t>
             </w:r>
           </w:p>
@@ -2905,9 +2955,6 @@
               <w:t>lapangan</w:t>
             </w:r>
             <w:proofErr w:type="spellEnd"/>
-            <w:r>
-              <w:t xml:space="preserve"> (&gt;8 jam)</w:t>
-            </w:r>
           </w:p>
         </w:tc>
         <w:tc>
@@ -5431,6 +5478,7 @@
                 <w:sz w:val="22"/>
                 <w:szCs w:val="22"/>
               </w:rPr>
+              <w:lastRenderedPageBreak/>
               <w:t>Menyetujui,</w:t>
             </w:r>
           </w:p>
@@ -5455,7 +5503,6 @@
                 <w:sz w:val="22"/>
                 <w:szCs w:val="22"/>
               </w:rPr>
-              <w:lastRenderedPageBreak/>
               <w:t>a.n. Kuasa Pengguna Anggaran</w:t>
             </w:r>
           </w:p>
@@ -5682,6 +5729,7 @@
                 <w:sz w:val="22"/>
                 <w:szCs w:val="22"/>
               </w:rPr>
+              <w:lastRenderedPageBreak/>
               <w:t xml:space="preserve">${kak8_pengaju} </w:t>
             </w:r>
           </w:p>

--- a/public/kak-translok-biasa.docx
+++ b/public/kak-translok-biasa.docx
@@ -2461,7 +2461,27 @@
           <w:sz w:val="22"/>
           <w:szCs w:val="22"/>
         </w:rPr>
-        <w:t xml:space="preserve">SK Kepala BPS Kabupaten Simeulue no ${no_sk} </w:t>
+        <w:t xml:space="preserve">SK Kepala BPS Kabupaten Simeulue </w:t>
+      </w:r>
+      <w:r>
+        <w:rPr>
+          <w:rFonts w:ascii="Times New Roman" w:hAnsi="Times New Roman"/>
+          <w:bCs/>
+          <w:noProof/>
+          <w:sz w:val="22"/>
+          <w:szCs w:val="22"/>
+        </w:rPr>
+        <w:t>Nomor</w:t>
+      </w:r>
+      <w:r>
+        <w:rPr>
+          <w:rFonts w:ascii="Times New Roman" w:hAnsi="Times New Roman"/>
+          <w:bCs/>
+          <w:noProof/>
+          <w:sz w:val="22"/>
+          <w:szCs w:val="22"/>
+        </w:rPr>
+        <w:t xml:space="preserve"> ${no_sk} </w:t>
       </w:r>
       <w:r>
         <w:rPr>

--- a/public/kak-translok-biasa.docx
+++ b/public/kak-translok-biasa.docx
@@ -1,6 +1,6 @@
 
 <file path=word/document.xml><?xml version="1.0" encoding="utf-8"?>
-<w:document xmlns:wpc="http://schemas.microsoft.com/office/word/2010/wordprocessingCanvas" xmlns:cx="http://schemas.microsoft.com/office/drawing/2014/chartex" xmlns:cx1="http://schemas.microsoft.com/office/drawing/2015/9/8/chartex" xmlns:cx2="http://schemas.microsoft.com/office/drawing/2015/10/21/chartex" xmlns:cx3="http://schemas.microsoft.com/office/drawing/2016/5/9/chartex" xmlns:cx4="http://schemas.microsoft.com/office/drawing/2016/5/10/chartex" xmlns:cx5="http://schemas.microsoft.com/office/drawing/2016/5/11/chartex" xmlns:cx6="http://schemas.microsoft.com/office/drawing/2016/5/12/chartex" xmlns:cx7="http://schemas.microsoft.com/office/drawing/2016/5/13/chartex" xmlns:cx8="http://schemas.microsoft.com/office/drawing/2016/5/14/chartex" xmlns:mc="http://schemas.openxmlformats.org/markup-compatibility/2006" xmlns:aink="http://schemas.microsoft.com/office/drawing/2016/ink" xmlns:am3d="http://schemas.microsoft.com/office/drawing/2017/model3d" xmlns:o="urn:schemas-microsoft-com:office:office" xmlns:oel="http://schemas.microsoft.com/office/2019/extlst" xmlns:r="http://schemas.openxmlformats.org/officeDocument/2006/relationships" xmlns:m="http://schemas.openxmlformats.org/officeDocument/2006/math" xmlns:v="urn:schemas-microsoft-com:vml" xmlns:wp14="http://schemas.microsoft.com/office/word/2010/wordprocessingDrawing" xmlns:wp="http://schemas.openxmlformats.org/drawingml/2006/wordprocessingDrawing" xmlns:w10="urn:schemas-microsoft-com:office:word" xmlns:w="http://schemas.openxmlformats.org/wordprocessingml/2006/main" xmlns:w14="http://schemas.microsoft.com/office/word/2010/wordml" xmlns:w15="http://schemas.microsoft.com/office/word/2012/wordml" xmlns:w16cex="http://schemas.microsoft.com/office/word/2018/wordml/cex" xmlns:w16cid="http://schemas.microsoft.com/office/word/2016/wordml/cid" xmlns:w16="http://schemas.microsoft.com/office/word/2018/wordml" xmlns:w16du="http://schemas.microsoft.com/office/word/2023/wordml/word16du" xmlns:w16sdtdh="http://schemas.microsoft.com/office/word/2020/wordml/sdtdatahash" xmlns:w16sdtfl="http://schemas.microsoft.com/office/word/2024/wordml/sdtformatlock" xmlns:w16se="http://schemas.microsoft.com/office/word/2015/wordml/symex" xmlns:wpg="http://schemas.microsoft.com/office/word/2010/wordprocessingGroup" xmlns:wpi="http://schemas.microsoft.com/office/word/2010/wordprocessingInk" xmlns:wne="http://schemas.microsoft.com/office/word/2006/wordml" xmlns:wps="http://schemas.microsoft.com/office/word/2010/wordprocessingShape" mc:Ignorable="w14 w15 w16se w16cid w16 w16cex w16sdtdh w16sdtfl w16du wp14">
+<w:document xmlns:wpc="http://schemas.microsoft.com/office/word/2010/wordprocessingCanvas" xmlns:cx="http://schemas.microsoft.com/office/drawing/2014/chartex" xmlns:cx1="http://schemas.microsoft.com/office/drawing/2015/9/8/chartex" xmlns:cx2="http://schemas.microsoft.com/office/drawing/2015/10/21/chartex" xmlns:cx3="http://schemas.microsoft.com/office/drawing/2016/5/9/chartex" xmlns:cx4="http://schemas.microsoft.com/office/drawing/2016/5/10/chartex" xmlns:cx5="http://schemas.microsoft.com/office/drawing/2016/5/11/chartex" xmlns:cx6="http://schemas.microsoft.com/office/drawing/2016/5/12/chartex" xmlns:cx7="http://schemas.microsoft.com/office/drawing/2016/5/13/chartex" xmlns:cx8="http://schemas.microsoft.com/office/drawing/2016/5/14/chartex" xmlns:mc="http://schemas.openxmlformats.org/markup-compatibility/2006" xmlns:aink="http://schemas.microsoft.com/office/drawing/2016/ink" xmlns:am3d="http://schemas.microsoft.com/office/drawing/2017/model3d" xmlns:o="urn:schemas-microsoft-com:office:office" xmlns:oel="http://schemas.microsoft.com/office/2019/extlst" xmlns:r="http://schemas.openxmlformats.org/officeDocument/2006/relationships" xmlns:m="http://schemas.openxmlformats.org/officeDocument/2006/math" xmlns:v="urn:schemas-microsoft-com:vml" xmlns:wp14="http://schemas.microsoft.com/office/word/2010/wordprocessingDrawing" xmlns:wp="http://schemas.openxmlformats.org/drawingml/2006/wordprocessingDrawing" xmlns:w10="urn:schemas-microsoft-com:office:word" xmlns:w="http://schemas.openxmlformats.org/wordprocessingml/2006/main" xmlns:w14="http://schemas.microsoft.com/office/word/2010/wordml" xmlns:w15="http://schemas.microsoft.com/office/word/2012/wordml" xmlns:w16cei="http://schemas.microsoft.com/office/word/2026/wordml/cei" xmlns:w16cex="http://schemas.microsoft.com/office/word/2018/wordml/cex" xmlns:w16cid="http://schemas.microsoft.com/office/word/2016/wordml/cid" xmlns:w16="http://schemas.microsoft.com/office/word/2018/wordml" xmlns:w16du="http://schemas.microsoft.com/office/word/2023/wordml/word16du" xmlns:w16sdtdh="http://schemas.microsoft.com/office/word/2020/wordml/sdtdatahash" xmlns:w16sdtfl="http://schemas.microsoft.com/office/word/2024/wordml/sdtformatlock" xmlns:w16se="http://schemas.microsoft.com/office/word/2015/wordml/symex" xmlns:wpg="http://schemas.microsoft.com/office/word/2010/wordprocessingGroup" xmlns:wpi="http://schemas.microsoft.com/office/word/2010/wordprocessingInk" xmlns:wne="http://schemas.microsoft.com/office/word/2006/wordml" xmlns:wps="http://schemas.microsoft.com/office/word/2010/wordprocessingShape" mc:Ignorable="w14 w15 w16se w16cid w16 w16cex w16sdtdh w16sdtfl w16du wp14">
   <w:body>
     <w:p>
       <w:pPr>
@@ -1398,7 +1398,7 @@
           <w:sz w:val="22"/>
           <w:szCs w:val="22"/>
         </w:rPr>
-        <w:t>ubinan</w:t>
+        <w:t>${singkatan_resmi}</w:t>
       </w:r>
     </w:p>
     <w:p>
@@ -4112,25 +4112,14 @@
                 <w:szCs w:val="22"/>
               </w:rPr>
             </w:pPr>
-            <w:proofErr w:type="spellStart"/>
-            <w:r>
-              <w:rPr>
-                <w:rFonts w:ascii="Times New Roman" w:hAnsi="Times New Roman"/>
-                <w:bCs/>
-                <w:sz w:val="22"/>
-                <w:szCs w:val="22"/>
-              </w:rPr>
-              <w:t>Klasifikasi</w:t>
-            </w:r>
-            <w:proofErr w:type="spellEnd"/>
-            <w:r>
-              <w:rPr>
-                <w:rFonts w:ascii="Times New Roman" w:hAnsi="Times New Roman"/>
-                <w:bCs/>
-                <w:sz w:val="22"/>
-                <w:szCs w:val="22"/>
-              </w:rPr>
-              <w:t xml:space="preserve"> </w:t>
+            <w:r>
+              <w:rPr>
+                <w:rFonts w:ascii="Times New Roman" w:hAnsi="Times New Roman"/>
+                <w:bCs/>
+                <w:sz w:val="22"/>
+                <w:szCs w:val="22"/>
+              </w:rPr>
+              <w:t xml:space="preserve">Klasifikasi </w:t>
             </w:r>
             <w:proofErr w:type="spellStart"/>
             <w:r>
@@ -7792,7 +7781,7 @@
 </file>
 
 <file path=word/endnotes.xml><?xml version="1.0" encoding="utf-8"?>
-<w:endnotes xmlns:wpc="http://schemas.microsoft.com/office/word/2010/wordprocessingCanvas" xmlns:cx="http://schemas.microsoft.com/office/drawing/2014/chartex" xmlns:cx1="http://schemas.microsoft.com/office/drawing/2015/9/8/chartex" xmlns:cx2="http://schemas.microsoft.com/office/drawing/2015/10/21/chartex" xmlns:cx3="http://schemas.microsoft.com/office/drawing/2016/5/9/chartex" xmlns:cx4="http://schemas.microsoft.com/office/drawing/2016/5/10/chartex" xmlns:cx5="http://schemas.microsoft.com/office/drawing/2016/5/11/chartex" xmlns:cx6="http://schemas.microsoft.com/office/drawing/2016/5/12/chartex" xmlns:cx7="http://schemas.microsoft.com/office/drawing/2016/5/13/chartex" xmlns:cx8="http://schemas.microsoft.com/office/drawing/2016/5/14/chartex" xmlns:mc="http://schemas.openxmlformats.org/markup-compatibility/2006" xmlns:aink="http://schemas.microsoft.com/office/drawing/2016/ink" xmlns:am3d="http://schemas.microsoft.com/office/drawing/2017/model3d" xmlns:o="urn:schemas-microsoft-com:office:office" xmlns:oel="http://schemas.microsoft.com/office/2019/extlst" xmlns:r="http://schemas.openxmlformats.org/officeDocument/2006/relationships" xmlns:m="http://schemas.openxmlformats.org/officeDocument/2006/math" xmlns:v="urn:schemas-microsoft-com:vml" xmlns:wp14="http://schemas.microsoft.com/office/word/2010/wordprocessingDrawing" xmlns:wp="http://schemas.openxmlformats.org/drawingml/2006/wordprocessingDrawing" xmlns:w10="urn:schemas-microsoft-com:office:word" xmlns:w="http://schemas.openxmlformats.org/wordprocessingml/2006/main" xmlns:w14="http://schemas.microsoft.com/office/word/2010/wordml" xmlns:w15="http://schemas.microsoft.com/office/word/2012/wordml" xmlns:w16cex="http://schemas.microsoft.com/office/word/2018/wordml/cex" xmlns:w16cid="http://schemas.microsoft.com/office/word/2016/wordml/cid" xmlns:w16="http://schemas.microsoft.com/office/word/2018/wordml" xmlns:w16du="http://schemas.microsoft.com/office/word/2023/wordml/word16du" xmlns:w16sdtdh="http://schemas.microsoft.com/office/word/2020/wordml/sdtdatahash" xmlns:w16sdtfl="http://schemas.microsoft.com/office/word/2024/wordml/sdtformatlock" xmlns:w16se="http://schemas.microsoft.com/office/word/2015/wordml/symex" xmlns:wpg="http://schemas.microsoft.com/office/word/2010/wordprocessingGroup" xmlns:wpi="http://schemas.microsoft.com/office/word/2010/wordprocessingInk" xmlns:wne="http://schemas.microsoft.com/office/word/2006/wordml" xmlns:wps="http://schemas.microsoft.com/office/word/2010/wordprocessingShape" mc:Ignorable="w14 w15 w16se w16cid w16 w16cex w16sdtdh w16sdtfl w16du wp14">
+<w:endnotes xmlns:wpc="http://schemas.microsoft.com/office/word/2010/wordprocessingCanvas" xmlns:cx="http://schemas.microsoft.com/office/drawing/2014/chartex" xmlns:cx1="http://schemas.microsoft.com/office/drawing/2015/9/8/chartex" xmlns:cx2="http://schemas.microsoft.com/office/drawing/2015/10/21/chartex" xmlns:cx3="http://schemas.microsoft.com/office/drawing/2016/5/9/chartex" xmlns:cx4="http://schemas.microsoft.com/office/drawing/2016/5/10/chartex" xmlns:cx5="http://schemas.microsoft.com/office/drawing/2016/5/11/chartex" xmlns:cx6="http://schemas.microsoft.com/office/drawing/2016/5/12/chartex" xmlns:cx7="http://schemas.microsoft.com/office/drawing/2016/5/13/chartex" xmlns:cx8="http://schemas.microsoft.com/office/drawing/2016/5/14/chartex" xmlns:mc="http://schemas.openxmlformats.org/markup-compatibility/2006" xmlns:aink="http://schemas.microsoft.com/office/drawing/2016/ink" xmlns:am3d="http://schemas.microsoft.com/office/drawing/2017/model3d" xmlns:o="urn:schemas-microsoft-com:office:office" xmlns:oel="http://schemas.microsoft.com/office/2019/extlst" xmlns:r="http://schemas.openxmlformats.org/officeDocument/2006/relationships" xmlns:m="http://schemas.openxmlformats.org/officeDocument/2006/math" xmlns:v="urn:schemas-microsoft-com:vml" xmlns:wp14="http://schemas.microsoft.com/office/word/2010/wordprocessingDrawing" xmlns:wp="http://schemas.openxmlformats.org/drawingml/2006/wordprocessingDrawing" xmlns:w10="urn:schemas-microsoft-com:office:word" xmlns:w="http://schemas.openxmlformats.org/wordprocessingml/2006/main" xmlns:w14="http://schemas.microsoft.com/office/word/2010/wordml" xmlns:w15="http://schemas.microsoft.com/office/word/2012/wordml" xmlns:w16cei="http://schemas.microsoft.com/office/word/2026/wordml/cei" xmlns:w16cex="http://schemas.microsoft.com/office/word/2018/wordml/cex" xmlns:w16cid="http://schemas.microsoft.com/office/word/2016/wordml/cid" xmlns:w16="http://schemas.microsoft.com/office/word/2018/wordml" xmlns:w16du="http://schemas.microsoft.com/office/word/2023/wordml/word16du" xmlns:w16sdtdh="http://schemas.microsoft.com/office/word/2020/wordml/sdtdatahash" xmlns:w16sdtfl="http://schemas.microsoft.com/office/word/2024/wordml/sdtformatlock" xmlns:w16se="http://schemas.microsoft.com/office/word/2015/wordml/symex" xmlns:wpg="http://schemas.microsoft.com/office/word/2010/wordprocessingGroup" xmlns:wpi="http://schemas.microsoft.com/office/word/2010/wordprocessingInk" xmlns:wne="http://schemas.microsoft.com/office/word/2006/wordml" xmlns:wps="http://schemas.microsoft.com/office/word/2010/wordprocessingShape" mc:Ignorable="w14 w15 w16se w16cid w16 w16cex w16sdtdh w16sdtfl w16du wp14">
   <w:endnote w:type="separator" w:id="-1">
     <w:p>
       <w:pPr>
@@ -7817,7 +7806,7 @@
 </file>
 
 <file path=word/footnotes.xml><?xml version="1.0" encoding="utf-8"?>
-<w:footnotes xmlns:wpc="http://schemas.microsoft.com/office/word/2010/wordprocessingCanvas" xmlns:cx="http://schemas.microsoft.com/office/drawing/2014/chartex" xmlns:cx1="http://schemas.microsoft.com/office/drawing/2015/9/8/chartex" xmlns:cx2="http://schemas.microsoft.com/office/drawing/2015/10/21/chartex" xmlns:cx3="http://schemas.microsoft.com/office/drawing/2016/5/9/chartex" xmlns:cx4="http://schemas.microsoft.com/office/drawing/2016/5/10/chartex" xmlns:cx5="http://schemas.microsoft.com/office/drawing/2016/5/11/chartex" xmlns:cx6="http://schemas.microsoft.com/office/drawing/2016/5/12/chartex" xmlns:cx7="http://schemas.microsoft.com/office/drawing/2016/5/13/chartex" xmlns:cx8="http://schemas.microsoft.com/office/drawing/2016/5/14/chartex" xmlns:mc="http://schemas.openxmlformats.org/markup-compatibility/2006" xmlns:aink="http://schemas.microsoft.com/office/drawing/2016/ink" xmlns:am3d="http://schemas.microsoft.com/office/drawing/2017/model3d" xmlns:o="urn:schemas-microsoft-com:office:office" xmlns:oel="http://schemas.microsoft.com/office/2019/extlst" xmlns:r="http://schemas.openxmlformats.org/officeDocument/2006/relationships" xmlns:m="http://schemas.openxmlformats.org/officeDocument/2006/math" xmlns:v="urn:schemas-microsoft-com:vml" xmlns:wp14="http://schemas.microsoft.com/office/word/2010/wordprocessingDrawing" xmlns:wp="http://schemas.openxmlformats.org/drawingml/2006/wordprocessingDrawing" xmlns:w10="urn:schemas-microsoft-com:office:word" xmlns:w="http://schemas.openxmlformats.org/wordprocessingml/2006/main" xmlns:w14="http://schemas.microsoft.com/office/word/2010/wordml" xmlns:w15="http://schemas.microsoft.com/office/word/2012/wordml" xmlns:w16cex="http://schemas.microsoft.com/office/word/2018/wordml/cex" xmlns:w16cid="http://schemas.microsoft.com/office/word/2016/wordml/cid" xmlns:w16="http://schemas.microsoft.com/office/word/2018/wordml" xmlns:w16du="http://schemas.microsoft.com/office/word/2023/wordml/word16du" xmlns:w16sdtdh="http://schemas.microsoft.com/office/word/2020/wordml/sdtdatahash" xmlns:w16sdtfl="http://schemas.microsoft.com/office/word/2024/wordml/sdtformatlock" xmlns:w16se="http://schemas.microsoft.com/office/word/2015/wordml/symex" xmlns:wpg="http://schemas.microsoft.com/office/word/2010/wordprocessingGroup" xmlns:wpi="http://schemas.microsoft.com/office/word/2010/wordprocessingInk" xmlns:wne="http://schemas.microsoft.com/office/word/2006/wordml" xmlns:wps="http://schemas.microsoft.com/office/word/2010/wordprocessingShape" mc:Ignorable="w14 w15 w16se w16cid w16 w16cex w16sdtdh w16sdtfl w16du wp14">
+<w:footnotes xmlns:wpc="http://schemas.microsoft.com/office/word/2010/wordprocessingCanvas" xmlns:cx="http://schemas.microsoft.com/office/drawing/2014/chartex" xmlns:cx1="http://schemas.microsoft.com/office/drawing/2015/9/8/chartex" xmlns:cx2="http://schemas.microsoft.com/office/drawing/2015/10/21/chartex" xmlns:cx3="http://schemas.microsoft.com/office/drawing/2016/5/9/chartex" xmlns:cx4="http://schemas.microsoft.com/office/drawing/2016/5/10/chartex" xmlns:cx5="http://schemas.microsoft.com/office/drawing/2016/5/11/chartex" xmlns:cx6="http://schemas.microsoft.com/office/drawing/2016/5/12/chartex" xmlns:cx7="http://schemas.microsoft.com/office/drawing/2016/5/13/chartex" xmlns:cx8="http://schemas.microsoft.com/office/drawing/2016/5/14/chartex" xmlns:mc="http://schemas.openxmlformats.org/markup-compatibility/2006" xmlns:aink="http://schemas.microsoft.com/office/drawing/2016/ink" xmlns:am3d="http://schemas.microsoft.com/office/drawing/2017/model3d" xmlns:o="urn:schemas-microsoft-com:office:office" xmlns:oel="http://schemas.microsoft.com/office/2019/extlst" xmlns:r="http://schemas.openxmlformats.org/officeDocument/2006/relationships" xmlns:m="http://schemas.openxmlformats.org/officeDocument/2006/math" xmlns:v="urn:schemas-microsoft-com:vml" xmlns:wp14="http://schemas.microsoft.com/office/word/2010/wordprocessingDrawing" xmlns:wp="http://schemas.openxmlformats.org/drawingml/2006/wordprocessingDrawing" xmlns:w10="urn:schemas-microsoft-com:office:word" xmlns:w="http://schemas.openxmlformats.org/wordprocessingml/2006/main" xmlns:w14="http://schemas.microsoft.com/office/word/2010/wordml" xmlns:w15="http://schemas.microsoft.com/office/word/2012/wordml" xmlns:w16cei="http://schemas.microsoft.com/office/word/2026/wordml/cei" xmlns:w16cex="http://schemas.microsoft.com/office/word/2018/wordml/cex" xmlns:w16cid="http://schemas.microsoft.com/office/word/2016/wordml/cid" xmlns:w16="http://schemas.microsoft.com/office/word/2018/wordml" xmlns:w16du="http://schemas.microsoft.com/office/word/2023/wordml/word16du" xmlns:w16sdtdh="http://schemas.microsoft.com/office/word/2020/wordml/sdtdatahash" xmlns:w16sdtfl="http://schemas.microsoft.com/office/word/2024/wordml/sdtformatlock" xmlns:w16se="http://schemas.microsoft.com/office/word/2015/wordml/symex" xmlns:wpg="http://schemas.microsoft.com/office/word/2010/wordprocessingGroup" xmlns:wpi="http://schemas.microsoft.com/office/word/2010/wordprocessingInk" xmlns:wne="http://schemas.microsoft.com/office/word/2006/wordml" xmlns:wps="http://schemas.microsoft.com/office/word/2010/wordprocessingShape" mc:Ignorable="w14 w15 w16se w16cid w16 w16cex w16sdtdh w16sdtfl w16du wp14">
   <w:footnote w:type="separator" w:id="-1">
     <w:p>
       <w:pPr>
@@ -7842,7 +7831,7 @@
 </file>
 
 <file path=word/numbering.xml><?xml version="1.0" encoding="utf-8"?>
-<w:numbering xmlns:wpc="http://schemas.microsoft.com/office/word/2010/wordprocessingCanvas" xmlns:cx="http://schemas.microsoft.com/office/drawing/2014/chartex" xmlns:cx1="http://schemas.microsoft.com/office/drawing/2015/9/8/chartex" xmlns:cx2="http://schemas.microsoft.com/office/drawing/2015/10/21/chartex" xmlns:cx3="http://schemas.microsoft.com/office/drawing/2016/5/9/chartex" xmlns:cx4="http://schemas.microsoft.com/office/drawing/2016/5/10/chartex" xmlns:cx5="http://schemas.microsoft.com/office/drawing/2016/5/11/chartex" xmlns:cx6="http://schemas.microsoft.com/office/drawing/2016/5/12/chartex" xmlns:cx7="http://schemas.microsoft.com/office/drawing/2016/5/13/chartex" xmlns:cx8="http://schemas.microsoft.com/office/drawing/2016/5/14/chartex" xmlns:mc="http://schemas.openxmlformats.org/markup-compatibility/2006" xmlns:aink="http://schemas.microsoft.com/office/drawing/2016/ink" xmlns:am3d="http://schemas.microsoft.com/office/drawing/2017/model3d" xmlns:o="urn:schemas-microsoft-com:office:office" xmlns:oel="http://schemas.microsoft.com/office/2019/extlst" xmlns:r="http://schemas.openxmlformats.org/officeDocument/2006/relationships" xmlns:m="http://schemas.openxmlformats.org/officeDocument/2006/math" xmlns:v="urn:schemas-microsoft-com:vml" xmlns:wp14="http://schemas.microsoft.com/office/word/2010/wordprocessingDrawing" xmlns:wp="http://schemas.openxmlformats.org/drawingml/2006/wordprocessingDrawing" xmlns:w10="urn:schemas-microsoft-com:office:word" xmlns:w="http://schemas.openxmlformats.org/wordprocessingml/2006/main" xmlns:w14="http://schemas.microsoft.com/office/word/2010/wordml" xmlns:w15="http://schemas.microsoft.com/office/word/2012/wordml" xmlns:w16cex="http://schemas.microsoft.com/office/word/2018/wordml/cex" xmlns:w16cid="http://schemas.microsoft.com/office/word/2016/wordml/cid" xmlns:w16="http://schemas.microsoft.com/office/word/2018/wordml" xmlns:w16du="http://schemas.microsoft.com/office/word/2023/wordml/word16du" xmlns:w16sdtdh="http://schemas.microsoft.com/office/word/2020/wordml/sdtdatahash" xmlns:w16sdtfl="http://schemas.microsoft.com/office/word/2024/wordml/sdtformatlock" xmlns:w16se="http://schemas.microsoft.com/office/word/2015/wordml/symex" xmlns:wpg="http://schemas.microsoft.com/office/word/2010/wordprocessingGroup" xmlns:wpi="http://schemas.microsoft.com/office/word/2010/wordprocessingInk" xmlns:wne="http://schemas.microsoft.com/office/word/2006/wordml" xmlns:wps="http://schemas.microsoft.com/office/word/2010/wordprocessingShape" mc:Ignorable="w14 w15 w16se w16cid w16 w16cex w16sdtdh w16sdtfl w16du wp14">
+<w:numbering xmlns:wpc="http://schemas.microsoft.com/office/word/2010/wordprocessingCanvas" xmlns:cx="http://schemas.microsoft.com/office/drawing/2014/chartex" xmlns:cx1="http://schemas.microsoft.com/office/drawing/2015/9/8/chartex" xmlns:cx2="http://schemas.microsoft.com/office/drawing/2015/10/21/chartex" xmlns:cx3="http://schemas.microsoft.com/office/drawing/2016/5/9/chartex" xmlns:cx4="http://schemas.microsoft.com/office/drawing/2016/5/10/chartex" xmlns:cx5="http://schemas.microsoft.com/office/drawing/2016/5/11/chartex" xmlns:cx6="http://schemas.microsoft.com/office/drawing/2016/5/12/chartex" xmlns:cx7="http://schemas.microsoft.com/office/drawing/2016/5/13/chartex" xmlns:cx8="http://schemas.microsoft.com/office/drawing/2016/5/14/chartex" xmlns:mc="http://schemas.openxmlformats.org/markup-compatibility/2006" xmlns:aink="http://schemas.microsoft.com/office/drawing/2016/ink" xmlns:am3d="http://schemas.microsoft.com/office/drawing/2017/model3d" xmlns:o="urn:schemas-microsoft-com:office:office" xmlns:oel="http://schemas.microsoft.com/office/2019/extlst" xmlns:r="http://schemas.openxmlformats.org/officeDocument/2006/relationships" xmlns:m="http://schemas.openxmlformats.org/officeDocument/2006/math" xmlns:v="urn:schemas-microsoft-com:vml" xmlns:wp14="http://schemas.microsoft.com/office/word/2010/wordprocessingDrawing" xmlns:wp="http://schemas.openxmlformats.org/drawingml/2006/wordprocessingDrawing" xmlns:w10="urn:schemas-microsoft-com:office:word" xmlns:w="http://schemas.openxmlformats.org/wordprocessingml/2006/main" xmlns:w14="http://schemas.microsoft.com/office/word/2010/wordml" xmlns:w15="http://schemas.microsoft.com/office/word/2012/wordml" xmlns:w16cei="http://schemas.microsoft.com/office/word/2026/wordml/cei" xmlns:w16cex="http://schemas.microsoft.com/office/word/2018/wordml/cex" xmlns:w16cid="http://schemas.microsoft.com/office/word/2016/wordml/cid" xmlns:w16="http://schemas.microsoft.com/office/word/2018/wordml" xmlns:w16du="http://schemas.microsoft.com/office/word/2023/wordml/word16du" xmlns:w16sdtdh="http://schemas.microsoft.com/office/word/2020/wordml/sdtdatahash" xmlns:w16sdtfl="http://schemas.microsoft.com/office/word/2024/wordml/sdtformatlock" xmlns:w16se="http://schemas.microsoft.com/office/word/2015/wordml/symex" xmlns:wpg="http://schemas.microsoft.com/office/word/2010/wordprocessingGroup" xmlns:wpi="http://schemas.microsoft.com/office/word/2010/wordprocessingInk" xmlns:wne="http://schemas.microsoft.com/office/word/2006/wordml" xmlns:wps="http://schemas.microsoft.com/office/word/2010/wordprocessingShape" mc:Ignorable="w14 w15 w16se w16cid w16 w16cex w16sdtdh w16sdtfl w16du wp14">
   <w:abstractNum w:abstractNumId="0" w15:restartNumberingAfterBreak="0">
     <w:nsid w:val="00000002"/>
     <w:multiLevelType w:val="multilevel"/>

--- a/public/kak-translok-biasa.docx
+++ b/public/kak-translok-biasa.docx
@@ -1388,7 +1388,7 @@
           <w:sz w:val="22"/>
           <w:szCs w:val="22"/>
         </w:rPr>
-        <w:t xml:space="preserve">Pengawasan langsung di lapangan terhadap proses pendataan survei </w:t>
+        <w:t xml:space="preserve">Pengawasan langsung di lapangan terhadap proses pendataan </w:t>
       </w:r>
       <w:r>
         <w:rPr>

--- a/public/kak-translok-biasa.docx
+++ b/public/kak-translok-biasa.docx
@@ -1,6 +1,6 @@
 
 <file path=word/document.xml><?xml version="1.0" encoding="utf-8"?>
-<w:document xmlns:wpc="http://schemas.microsoft.com/office/word/2010/wordprocessingCanvas" xmlns:cx="http://schemas.microsoft.com/office/drawing/2014/chartex" xmlns:cx1="http://schemas.microsoft.com/office/drawing/2015/9/8/chartex" xmlns:cx2="http://schemas.microsoft.com/office/drawing/2015/10/21/chartex" xmlns:cx3="http://schemas.microsoft.com/office/drawing/2016/5/9/chartex" xmlns:cx4="http://schemas.microsoft.com/office/drawing/2016/5/10/chartex" xmlns:cx5="http://schemas.microsoft.com/office/drawing/2016/5/11/chartex" xmlns:cx6="http://schemas.microsoft.com/office/drawing/2016/5/12/chartex" xmlns:cx7="http://schemas.microsoft.com/office/drawing/2016/5/13/chartex" xmlns:cx8="http://schemas.microsoft.com/office/drawing/2016/5/14/chartex" xmlns:mc="http://schemas.openxmlformats.org/markup-compatibility/2006" xmlns:aink="http://schemas.microsoft.com/office/drawing/2016/ink" xmlns:am3d="http://schemas.microsoft.com/office/drawing/2017/model3d" xmlns:o="urn:schemas-microsoft-com:office:office" xmlns:oel="http://schemas.microsoft.com/office/2019/extlst" xmlns:r="http://schemas.openxmlformats.org/officeDocument/2006/relationships" xmlns:m="http://schemas.openxmlformats.org/officeDocument/2006/math" xmlns:v="urn:schemas-microsoft-com:vml" xmlns:wp14="http://schemas.microsoft.com/office/word/2010/wordprocessingDrawing" xmlns:wp="http://schemas.openxmlformats.org/drawingml/2006/wordprocessingDrawing" xmlns:w10="urn:schemas-microsoft-com:office:word" xmlns:w="http://schemas.openxmlformats.org/wordprocessingml/2006/main" xmlns:w14="http://schemas.microsoft.com/office/word/2010/wordml" xmlns:w15="http://schemas.microsoft.com/office/word/2012/wordml" xmlns:w16cei="http://schemas.microsoft.com/office/word/2026/wordml/cei" xmlns:w16cex="http://schemas.microsoft.com/office/word/2018/wordml/cex" xmlns:w16cid="http://schemas.microsoft.com/office/word/2016/wordml/cid" xmlns:w16="http://schemas.microsoft.com/office/word/2018/wordml" xmlns:w16du="http://schemas.microsoft.com/office/word/2023/wordml/word16du" xmlns:w16sdtdh="http://schemas.microsoft.com/office/word/2020/wordml/sdtdatahash" xmlns:w16sdtfl="http://schemas.microsoft.com/office/word/2024/wordml/sdtformatlock" xmlns:w16se="http://schemas.microsoft.com/office/word/2015/wordml/symex" xmlns:wpg="http://schemas.microsoft.com/office/word/2010/wordprocessingGroup" xmlns:wpi="http://schemas.microsoft.com/office/word/2010/wordprocessingInk" xmlns:wne="http://schemas.microsoft.com/office/word/2006/wordml" xmlns:wps="http://schemas.microsoft.com/office/word/2010/wordprocessingShape" mc:Ignorable="w14 w15 w16se w16cid w16 w16cex w16sdtdh w16sdtfl w16du wp14">
+<w:document xmlns:wpc="http://schemas.microsoft.com/office/word/2010/wordprocessingCanvas" xmlns:cx="http://schemas.microsoft.com/office/drawing/2014/chartex" xmlns:cx1="http://schemas.microsoft.com/office/drawing/2015/9/8/chartex" xmlns:cx2="http://schemas.microsoft.com/office/drawing/2015/10/21/chartex" xmlns:cx3="http://schemas.microsoft.com/office/drawing/2016/5/9/chartex" xmlns:cx4="http://schemas.microsoft.com/office/drawing/2016/5/10/chartex" xmlns:cx5="http://schemas.microsoft.com/office/drawing/2016/5/11/chartex" xmlns:cx6="http://schemas.microsoft.com/office/drawing/2016/5/12/chartex" xmlns:cx7="http://schemas.microsoft.com/office/drawing/2016/5/13/chartex" xmlns:cx8="http://schemas.microsoft.com/office/drawing/2016/5/14/chartex" xmlns:mc="http://schemas.openxmlformats.org/markup-compatibility/2006" xmlns:aink="http://schemas.microsoft.com/office/drawing/2016/ink" xmlns:am3d="http://schemas.microsoft.com/office/drawing/2017/model3d" xmlns:o="urn:schemas-microsoft-com:office:office" xmlns:oel="http://schemas.microsoft.com/office/2019/extlst" xmlns:r="http://schemas.openxmlformats.org/officeDocument/2006/relationships" xmlns:m="http://schemas.openxmlformats.org/officeDocument/2006/math" xmlns:v="urn:schemas-microsoft-com:vml" xmlns:wp14="http://schemas.microsoft.com/office/word/2010/wordprocessingDrawing" xmlns:wp="http://schemas.openxmlformats.org/drawingml/2006/wordprocessingDrawing" xmlns:w10="urn:schemas-microsoft-com:office:word" xmlns:w="http://schemas.openxmlformats.org/wordprocessingml/2006/main" xmlns:w14="http://schemas.microsoft.com/office/word/2010/wordml" xmlns:w15="http://schemas.microsoft.com/office/word/2012/wordml" xmlns:w16cex="http://schemas.microsoft.com/office/word/2018/wordml/cex" xmlns:w16cid="http://schemas.microsoft.com/office/word/2016/wordml/cid" xmlns:w16="http://schemas.microsoft.com/office/word/2018/wordml" xmlns:w16du="http://schemas.microsoft.com/office/word/2023/wordml/word16du" xmlns:w16sdtdh="http://schemas.microsoft.com/office/word/2020/wordml/sdtdatahash" xmlns:w16sdtfl="http://schemas.microsoft.com/office/word/2024/wordml/sdtformatlock" xmlns:w16se="http://schemas.microsoft.com/office/word/2015/wordml/symex" xmlns:wpg="http://schemas.microsoft.com/office/word/2010/wordprocessingGroup" xmlns:wpi="http://schemas.microsoft.com/office/word/2010/wordprocessingInk" xmlns:wne="http://schemas.microsoft.com/office/word/2006/wordml" xmlns:wps="http://schemas.microsoft.com/office/word/2010/wordprocessingShape" mc:Ignorable="w14 w15 w16se w16cid w16 w16cex w16sdtdh w16sdtfl w16du wp14">
   <w:body>
     <w:p>
       <w:pPr>
@@ -3063,13 +3063,8 @@
             </w:r>
             <w:proofErr w:type="spellEnd"/>
             <w:r>
-              <w:t xml:space="preserve"> </w:t>
-            </w:r>
-            <w:proofErr w:type="spellStart"/>
-            <w:r>
-              <w:t>Lapangan</w:t>
-            </w:r>
-            <w:proofErr w:type="spellEnd"/>
+              <w:t xml:space="preserve"> Lapangan</w:t>
+            </w:r>
           </w:p>
         </w:tc>
         <w:tc>
@@ -4112,14 +4107,25 @@
                 <w:szCs w:val="22"/>
               </w:rPr>
             </w:pPr>
-            <w:r>
-              <w:rPr>
-                <w:rFonts w:ascii="Times New Roman" w:hAnsi="Times New Roman"/>
-                <w:bCs/>
-                <w:sz w:val="22"/>
-                <w:szCs w:val="22"/>
-              </w:rPr>
-              <w:t xml:space="preserve">Klasifikasi </w:t>
+            <w:proofErr w:type="spellStart"/>
+            <w:r>
+              <w:rPr>
+                <w:rFonts w:ascii="Times New Roman" w:hAnsi="Times New Roman"/>
+                <w:bCs/>
+                <w:sz w:val="22"/>
+                <w:szCs w:val="22"/>
+              </w:rPr>
+              <w:t>Klasifikasi</w:t>
+            </w:r>
+            <w:proofErr w:type="spellEnd"/>
+            <w:r>
+              <w:rPr>
+                <w:rFonts w:ascii="Times New Roman" w:hAnsi="Times New Roman"/>
+                <w:bCs/>
+                <w:sz w:val="22"/>
+                <w:szCs w:val="22"/>
+              </w:rPr>
+              <w:t xml:space="preserve"> </w:t>
             </w:r>
             <w:proofErr w:type="spellStart"/>
             <w:r>
@@ -5639,7 +5645,7 @@
                 <w:sz w:val="22"/>
                 <w:szCs w:val="22"/>
               </w:rPr>
-              <w:t>Widya Khairani, SST</w:t>
+              <w:t>${nama_ppk}</w:t>
             </w:r>
           </w:p>
           <w:p>
@@ -5663,7 +5669,17 @@
                 <w:sz w:val="22"/>
                 <w:szCs w:val="22"/>
               </w:rPr>
-              <w:t>NIP.199507282018022001</w:t>
+              <w:t>NIP.</w:t>
+            </w:r>
+            <w:r>
+              <w:rPr>
+                <w:rFonts w:ascii="Times New Roman" w:hAnsi="Times New Roman"/>
+                <w:bCs/>
+                <w:noProof/>
+                <w:sz w:val="22"/>
+                <w:szCs w:val="22"/>
+              </w:rPr>
+              <w:t>${nip_ppk}</w:t>
             </w:r>
           </w:p>
         </w:tc>
@@ -7187,7 +7203,14 @@
               <w:rPr>
                 <w:rFonts w:ascii="Times New Roman" w:hAnsi="Times New Roman"/>
               </w:rPr>
-              <w:t>lamp_sampel_diawasi</w:t>
+              <w:t>lamp_sampel_</w:t>
+            </w:r>
+            <w:proofErr w:type="gramStart"/>
+            <w:r>
+              <w:rPr>
+                <w:rFonts w:ascii="Times New Roman" w:hAnsi="Times New Roman"/>
+              </w:rPr>
+              <w:t>diawasi</w:t>
             </w:r>
             <w:proofErr w:type="spellEnd"/>
             <w:r>
@@ -7204,6 +7227,7 @@
               <w:t>sampel</w:t>
             </w:r>
             <w:proofErr w:type="spellEnd"/>
+            <w:proofErr w:type="gramEnd"/>
           </w:p>
         </w:tc>
         <w:tc>
@@ -7515,7 +7539,7 @@
                 <w:sz w:val="22"/>
                 <w:szCs w:val="22"/>
               </w:rPr>
-              <w:t>Widya Khairani, SST</w:t>
+              <w:t>${nama_ppk}</w:t>
             </w:r>
           </w:p>
           <w:p>
@@ -7539,7 +7563,17 @@
                 <w:sz w:val="22"/>
                 <w:szCs w:val="22"/>
               </w:rPr>
-              <w:t>NIP.199507282018022001</w:t>
+              <w:t>NIP.</w:t>
+            </w:r>
+            <w:r>
+              <w:rPr>
+                <w:rFonts w:ascii="Times New Roman" w:hAnsi="Times New Roman"/>
+                <w:bCs/>
+                <w:noProof/>
+                <w:sz w:val="22"/>
+                <w:szCs w:val="22"/>
+              </w:rPr>
+              <w:t>${nip_ppk}</w:t>
             </w:r>
           </w:p>
         </w:tc>
@@ -7781,7 +7815,7 @@
 </file>
 
 <file path=word/endnotes.xml><?xml version="1.0" encoding="utf-8"?>
-<w:endnotes xmlns:wpc="http://schemas.microsoft.com/office/word/2010/wordprocessingCanvas" xmlns:cx="http://schemas.microsoft.com/office/drawing/2014/chartex" xmlns:cx1="http://schemas.microsoft.com/office/drawing/2015/9/8/chartex" xmlns:cx2="http://schemas.microsoft.com/office/drawing/2015/10/21/chartex" xmlns:cx3="http://schemas.microsoft.com/office/drawing/2016/5/9/chartex" xmlns:cx4="http://schemas.microsoft.com/office/drawing/2016/5/10/chartex" xmlns:cx5="http://schemas.microsoft.com/office/drawing/2016/5/11/chartex" xmlns:cx6="http://schemas.microsoft.com/office/drawing/2016/5/12/chartex" xmlns:cx7="http://schemas.microsoft.com/office/drawing/2016/5/13/chartex" xmlns:cx8="http://schemas.microsoft.com/office/drawing/2016/5/14/chartex" xmlns:mc="http://schemas.openxmlformats.org/markup-compatibility/2006" xmlns:aink="http://schemas.microsoft.com/office/drawing/2016/ink" xmlns:am3d="http://schemas.microsoft.com/office/drawing/2017/model3d" xmlns:o="urn:schemas-microsoft-com:office:office" xmlns:oel="http://schemas.microsoft.com/office/2019/extlst" xmlns:r="http://schemas.openxmlformats.org/officeDocument/2006/relationships" xmlns:m="http://schemas.openxmlformats.org/officeDocument/2006/math" xmlns:v="urn:schemas-microsoft-com:vml" xmlns:wp14="http://schemas.microsoft.com/office/word/2010/wordprocessingDrawing" xmlns:wp="http://schemas.openxmlformats.org/drawingml/2006/wordprocessingDrawing" xmlns:w10="urn:schemas-microsoft-com:office:word" xmlns:w="http://schemas.openxmlformats.org/wordprocessingml/2006/main" xmlns:w14="http://schemas.microsoft.com/office/word/2010/wordml" xmlns:w15="http://schemas.microsoft.com/office/word/2012/wordml" xmlns:w16cei="http://schemas.microsoft.com/office/word/2026/wordml/cei" xmlns:w16cex="http://schemas.microsoft.com/office/word/2018/wordml/cex" xmlns:w16cid="http://schemas.microsoft.com/office/word/2016/wordml/cid" xmlns:w16="http://schemas.microsoft.com/office/word/2018/wordml" xmlns:w16du="http://schemas.microsoft.com/office/word/2023/wordml/word16du" xmlns:w16sdtdh="http://schemas.microsoft.com/office/word/2020/wordml/sdtdatahash" xmlns:w16sdtfl="http://schemas.microsoft.com/office/word/2024/wordml/sdtformatlock" xmlns:w16se="http://schemas.microsoft.com/office/word/2015/wordml/symex" xmlns:wpg="http://schemas.microsoft.com/office/word/2010/wordprocessingGroup" xmlns:wpi="http://schemas.microsoft.com/office/word/2010/wordprocessingInk" xmlns:wne="http://schemas.microsoft.com/office/word/2006/wordml" xmlns:wps="http://schemas.microsoft.com/office/word/2010/wordprocessingShape" mc:Ignorable="w14 w15 w16se w16cid w16 w16cex w16sdtdh w16sdtfl w16du wp14">
+<w:endnotes xmlns:wpc="http://schemas.microsoft.com/office/word/2010/wordprocessingCanvas" xmlns:cx="http://schemas.microsoft.com/office/drawing/2014/chartex" xmlns:cx1="http://schemas.microsoft.com/office/drawing/2015/9/8/chartex" xmlns:cx2="http://schemas.microsoft.com/office/drawing/2015/10/21/chartex" xmlns:cx3="http://schemas.microsoft.com/office/drawing/2016/5/9/chartex" xmlns:cx4="http://schemas.microsoft.com/office/drawing/2016/5/10/chartex" xmlns:cx5="http://schemas.microsoft.com/office/drawing/2016/5/11/chartex" xmlns:cx6="http://schemas.microsoft.com/office/drawing/2016/5/12/chartex" xmlns:cx7="http://schemas.microsoft.com/office/drawing/2016/5/13/chartex" xmlns:cx8="http://schemas.microsoft.com/office/drawing/2016/5/14/chartex" xmlns:mc="http://schemas.openxmlformats.org/markup-compatibility/2006" xmlns:aink="http://schemas.microsoft.com/office/drawing/2016/ink" xmlns:am3d="http://schemas.microsoft.com/office/drawing/2017/model3d" xmlns:o="urn:schemas-microsoft-com:office:office" xmlns:oel="http://schemas.microsoft.com/office/2019/extlst" xmlns:r="http://schemas.openxmlformats.org/officeDocument/2006/relationships" xmlns:m="http://schemas.openxmlformats.org/officeDocument/2006/math" xmlns:v="urn:schemas-microsoft-com:vml" xmlns:wp14="http://schemas.microsoft.com/office/word/2010/wordprocessingDrawing" xmlns:wp="http://schemas.openxmlformats.org/drawingml/2006/wordprocessingDrawing" xmlns:w10="urn:schemas-microsoft-com:office:word" xmlns:w="http://schemas.openxmlformats.org/wordprocessingml/2006/main" xmlns:w14="http://schemas.microsoft.com/office/word/2010/wordml" xmlns:w15="http://schemas.microsoft.com/office/word/2012/wordml" xmlns:w16cex="http://schemas.microsoft.com/office/word/2018/wordml/cex" xmlns:w16cid="http://schemas.microsoft.com/office/word/2016/wordml/cid" xmlns:w16="http://schemas.microsoft.com/office/word/2018/wordml" xmlns:w16du="http://schemas.microsoft.com/office/word/2023/wordml/word16du" xmlns:w16sdtdh="http://schemas.microsoft.com/office/word/2020/wordml/sdtdatahash" xmlns:w16sdtfl="http://schemas.microsoft.com/office/word/2024/wordml/sdtformatlock" xmlns:w16se="http://schemas.microsoft.com/office/word/2015/wordml/symex" xmlns:wpg="http://schemas.microsoft.com/office/word/2010/wordprocessingGroup" xmlns:wpi="http://schemas.microsoft.com/office/word/2010/wordprocessingInk" xmlns:wne="http://schemas.microsoft.com/office/word/2006/wordml" xmlns:wps="http://schemas.microsoft.com/office/word/2010/wordprocessingShape" mc:Ignorable="w14 w15 w16se w16cid w16 w16cex w16sdtdh w16sdtfl w16du wp14">
   <w:endnote w:type="separator" w:id="-1">
     <w:p>
       <w:pPr>
@@ -7806,7 +7840,7 @@
 </file>
 
 <file path=word/footnotes.xml><?xml version="1.0" encoding="utf-8"?>
-<w:footnotes xmlns:wpc="http://schemas.microsoft.com/office/word/2010/wordprocessingCanvas" xmlns:cx="http://schemas.microsoft.com/office/drawing/2014/chartex" xmlns:cx1="http://schemas.microsoft.com/office/drawing/2015/9/8/chartex" xmlns:cx2="http://schemas.microsoft.com/office/drawing/2015/10/21/chartex" xmlns:cx3="http://schemas.microsoft.com/office/drawing/2016/5/9/chartex" xmlns:cx4="http://schemas.microsoft.com/office/drawing/2016/5/10/chartex" xmlns:cx5="http://schemas.microsoft.com/office/drawing/2016/5/11/chartex" xmlns:cx6="http://schemas.microsoft.com/office/drawing/2016/5/12/chartex" xmlns:cx7="http://schemas.microsoft.com/office/drawing/2016/5/13/chartex" xmlns:cx8="http://schemas.microsoft.com/office/drawing/2016/5/14/chartex" xmlns:mc="http://schemas.openxmlformats.org/markup-compatibility/2006" xmlns:aink="http://schemas.microsoft.com/office/drawing/2016/ink" xmlns:am3d="http://schemas.microsoft.com/office/drawing/2017/model3d" xmlns:o="urn:schemas-microsoft-com:office:office" xmlns:oel="http://schemas.microsoft.com/office/2019/extlst" xmlns:r="http://schemas.openxmlformats.org/officeDocument/2006/relationships" xmlns:m="http://schemas.openxmlformats.org/officeDocument/2006/math" xmlns:v="urn:schemas-microsoft-com:vml" xmlns:wp14="http://schemas.microsoft.com/office/word/2010/wordprocessingDrawing" xmlns:wp="http://schemas.openxmlformats.org/drawingml/2006/wordprocessingDrawing" xmlns:w10="urn:schemas-microsoft-com:office:word" xmlns:w="http://schemas.openxmlformats.org/wordprocessingml/2006/main" xmlns:w14="http://schemas.microsoft.com/office/word/2010/wordml" xmlns:w15="http://schemas.microsoft.com/office/word/2012/wordml" xmlns:w16cei="http://schemas.microsoft.com/office/word/2026/wordml/cei" xmlns:w16cex="http://schemas.microsoft.com/office/word/2018/wordml/cex" xmlns:w16cid="http://schemas.microsoft.com/office/word/2016/wordml/cid" xmlns:w16="http://schemas.microsoft.com/office/word/2018/wordml" xmlns:w16du="http://schemas.microsoft.com/office/word/2023/wordml/word16du" xmlns:w16sdtdh="http://schemas.microsoft.com/office/word/2020/wordml/sdtdatahash" xmlns:w16sdtfl="http://schemas.microsoft.com/office/word/2024/wordml/sdtformatlock" xmlns:w16se="http://schemas.microsoft.com/office/word/2015/wordml/symex" xmlns:wpg="http://schemas.microsoft.com/office/word/2010/wordprocessingGroup" xmlns:wpi="http://schemas.microsoft.com/office/word/2010/wordprocessingInk" xmlns:wne="http://schemas.microsoft.com/office/word/2006/wordml" xmlns:wps="http://schemas.microsoft.com/office/word/2010/wordprocessingShape" mc:Ignorable="w14 w15 w16se w16cid w16 w16cex w16sdtdh w16sdtfl w16du wp14">
+<w:footnotes xmlns:wpc="http://schemas.microsoft.com/office/word/2010/wordprocessingCanvas" xmlns:cx="http://schemas.microsoft.com/office/drawing/2014/chartex" xmlns:cx1="http://schemas.microsoft.com/office/drawing/2015/9/8/chartex" xmlns:cx2="http://schemas.microsoft.com/office/drawing/2015/10/21/chartex" xmlns:cx3="http://schemas.microsoft.com/office/drawing/2016/5/9/chartex" xmlns:cx4="http://schemas.microsoft.com/office/drawing/2016/5/10/chartex" xmlns:cx5="http://schemas.microsoft.com/office/drawing/2016/5/11/chartex" xmlns:cx6="http://schemas.microsoft.com/office/drawing/2016/5/12/chartex" xmlns:cx7="http://schemas.microsoft.com/office/drawing/2016/5/13/chartex" xmlns:cx8="http://schemas.microsoft.com/office/drawing/2016/5/14/chartex" xmlns:mc="http://schemas.openxmlformats.org/markup-compatibility/2006" xmlns:aink="http://schemas.microsoft.com/office/drawing/2016/ink" xmlns:am3d="http://schemas.microsoft.com/office/drawing/2017/model3d" xmlns:o="urn:schemas-microsoft-com:office:office" xmlns:oel="http://schemas.microsoft.com/office/2019/extlst" xmlns:r="http://schemas.openxmlformats.org/officeDocument/2006/relationships" xmlns:m="http://schemas.openxmlformats.org/officeDocument/2006/math" xmlns:v="urn:schemas-microsoft-com:vml" xmlns:wp14="http://schemas.microsoft.com/office/word/2010/wordprocessingDrawing" xmlns:wp="http://schemas.openxmlformats.org/drawingml/2006/wordprocessingDrawing" xmlns:w10="urn:schemas-microsoft-com:office:word" xmlns:w="http://schemas.openxmlformats.org/wordprocessingml/2006/main" xmlns:w14="http://schemas.microsoft.com/office/word/2010/wordml" xmlns:w15="http://schemas.microsoft.com/office/word/2012/wordml" xmlns:w16cex="http://schemas.microsoft.com/office/word/2018/wordml/cex" xmlns:w16cid="http://schemas.microsoft.com/office/word/2016/wordml/cid" xmlns:w16="http://schemas.microsoft.com/office/word/2018/wordml" xmlns:w16du="http://schemas.microsoft.com/office/word/2023/wordml/word16du" xmlns:w16sdtdh="http://schemas.microsoft.com/office/word/2020/wordml/sdtdatahash" xmlns:w16sdtfl="http://schemas.microsoft.com/office/word/2024/wordml/sdtformatlock" xmlns:w16se="http://schemas.microsoft.com/office/word/2015/wordml/symex" xmlns:wpg="http://schemas.microsoft.com/office/word/2010/wordprocessingGroup" xmlns:wpi="http://schemas.microsoft.com/office/word/2010/wordprocessingInk" xmlns:wne="http://schemas.microsoft.com/office/word/2006/wordml" xmlns:wps="http://schemas.microsoft.com/office/word/2010/wordprocessingShape" mc:Ignorable="w14 w15 w16se w16cid w16 w16cex w16sdtdh w16sdtfl w16du wp14">
   <w:footnote w:type="separator" w:id="-1">
     <w:p>
       <w:pPr>
@@ -7831,7 +7865,7 @@
 </file>
 
 <file path=word/numbering.xml><?xml version="1.0" encoding="utf-8"?>
-<w:numbering xmlns:wpc="http://schemas.microsoft.com/office/word/2010/wordprocessingCanvas" xmlns:cx="http://schemas.microsoft.com/office/drawing/2014/chartex" xmlns:cx1="http://schemas.microsoft.com/office/drawing/2015/9/8/chartex" xmlns:cx2="http://schemas.microsoft.com/office/drawing/2015/10/21/chartex" xmlns:cx3="http://schemas.microsoft.com/office/drawing/2016/5/9/chartex" xmlns:cx4="http://schemas.microsoft.com/office/drawing/2016/5/10/chartex" xmlns:cx5="http://schemas.microsoft.com/office/drawing/2016/5/11/chartex" xmlns:cx6="http://schemas.microsoft.com/office/drawing/2016/5/12/chartex" xmlns:cx7="http://schemas.microsoft.com/office/drawing/2016/5/13/chartex" xmlns:cx8="http://schemas.microsoft.com/office/drawing/2016/5/14/chartex" xmlns:mc="http://schemas.openxmlformats.org/markup-compatibility/2006" xmlns:aink="http://schemas.microsoft.com/office/drawing/2016/ink" xmlns:am3d="http://schemas.microsoft.com/office/drawing/2017/model3d" xmlns:o="urn:schemas-microsoft-com:office:office" xmlns:oel="http://schemas.microsoft.com/office/2019/extlst" xmlns:r="http://schemas.openxmlformats.org/officeDocument/2006/relationships" xmlns:m="http://schemas.openxmlformats.org/officeDocument/2006/math" xmlns:v="urn:schemas-microsoft-com:vml" xmlns:wp14="http://schemas.microsoft.com/office/word/2010/wordprocessingDrawing" xmlns:wp="http://schemas.openxmlformats.org/drawingml/2006/wordprocessingDrawing" xmlns:w10="urn:schemas-microsoft-com:office:word" xmlns:w="http://schemas.openxmlformats.org/wordprocessingml/2006/main" xmlns:w14="http://schemas.microsoft.com/office/word/2010/wordml" xmlns:w15="http://schemas.microsoft.com/office/word/2012/wordml" xmlns:w16cei="http://schemas.microsoft.com/office/word/2026/wordml/cei" xmlns:w16cex="http://schemas.microsoft.com/office/word/2018/wordml/cex" xmlns:w16cid="http://schemas.microsoft.com/office/word/2016/wordml/cid" xmlns:w16="http://schemas.microsoft.com/office/word/2018/wordml" xmlns:w16du="http://schemas.microsoft.com/office/word/2023/wordml/word16du" xmlns:w16sdtdh="http://schemas.microsoft.com/office/word/2020/wordml/sdtdatahash" xmlns:w16sdtfl="http://schemas.microsoft.com/office/word/2024/wordml/sdtformatlock" xmlns:w16se="http://schemas.microsoft.com/office/word/2015/wordml/symex" xmlns:wpg="http://schemas.microsoft.com/office/word/2010/wordprocessingGroup" xmlns:wpi="http://schemas.microsoft.com/office/word/2010/wordprocessingInk" xmlns:wne="http://schemas.microsoft.com/office/word/2006/wordml" xmlns:wps="http://schemas.microsoft.com/office/word/2010/wordprocessingShape" mc:Ignorable="w14 w15 w16se w16cid w16 w16cex w16sdtdh w16sdtfl w16du wp14">
+<w:numbering xmlns:wpc="http://schemas.microsoft.com/office/word/2010/wordprocessingCanvas" xmlns:cx="http://schemas.microsoft.com/office/drawing/2014/chartex" xmlns:cx1="http://schemas.microsoft.com/office/drawing/2015/9/8/chartex" xmlns:cx2="http://schemas.microsoft.com/office/drawing/2015/10/21/chartex" xmlns:cx3="http://schemas.microsoft.com/office/drawing/2016/5/9/chartex" xmlns:cx4="http://schemas.microsoft.com/office/drawing/2016/5/10/chartex" xmlns:cx5="http://schemas.microsoft.com/office/drawing/2016/5/11/chartex" xmlns:cx6="http://schemas.microsoft.com/office/drawing/2016/5/12/chartex" xmlns:cx7="http://schemas.microsoft.com/office/drawing/2016/5/13/chartex" xmlns:cx8="http://schemas.microsoft.com/office/drawing/2016/5/14/chartex" xmlns:mc="http://schemas.openxmlformats.org/markup-compatibility/2006" xmlns:aink="http://schemas.microsoft.com/office/drawing/2016/ink" xmlns:am3d="http://schemas.microsoft.com/office/drawing/2017/model3d" xmlns:o="urn:schemas-microsoft-com:office:office" xmlns:oel="http://schemas.microsoft.com/office/2019/extlst" xmlns:r="http://schemas.openxmlformats.org/officeDocument/2006/relationships" xmlns:m="http://schemas.openxmlformats.org/officeDocument/2006/math" xmlns:v="urn:schemas-microsoft-com:vml" xmlns:wp14="http://schemas.microsoft.com/office/word/2010/wordprocessingDrawing" xmlns:wp="http://schemas.openxmlformats.org/drawingml/2006/wordprocessingDrawing" xmlns:w10="urn:schemas-microsoft-com:office:word" xmlns:w="http://schemas.openxmlformats.org/wordprocessingml/2006/main" xmlns:w14="http://schemas.microsoft.com/office/word/2010/wordml" xmlns:w15="http://schemas.microsoft.com/office/word/2012/wordml" xmlns:w16cex="http://schemas.microsoft.com/office/word/2018/wordml/cex" xmlns:w16cid="http://schemas.microsoft.com/office/word/2016/wordml/cid" xmlns:w16="http://schemas.microsoft.com/office/word/2018/wordml" xmlns:w16du="http://schemas.microsoft.com/office/word/2023/wordml/word16du" xmlns:w16sdtdh="http://schemas.microsoft.com/office/word/2020/wordml/sdtdatahash" xmlns:w16sdtfl="http://schemas.microsoft.com/office/word/2024/wordml/sdtformatlock" xmlns:w16se="http://schemas.microsoft.com/office/word/2015/wordml/symex" xmlns:wpg="http://schemas.microsoft.com/office/word/2010/wordprocessingGroup" xmlns:wpi="http://schemas.microsoft.com/office/word/2010/wordprocessingInk" xmlns:wne="http://schemas.microsoft.com/office/word/2006/wordml" xmlns:wps="http://schemas.microsoft.com/office/word/2010/wordprocessingShape" mc:Ignorable="w14 w15 w16se w16cid w16 w16cex w16sdtdh w16sdtfl w16du wp14">
   <w:abstractNum w:abstractNumId="0" w15:restartNumberingAfterBreak="0">
     <w:nsid w:val="00000002"/>
     <w:multiLevelType w:val="multilevel"/>
